--- a/Project.docx
+++ b/Project.docx
@@ -1,21 +1,21 @@
 
 <file path=word/document.xml><?xml version="1.0" encoding="utf-8"?>
-<w:document xmlns:wpc="http://schemas.microsoft.com/office/word/2010/wordprocessingCanvas" xmlns:cx="http://schemas.microsoft.com/office/drawing/2014/chartex" xmlns:cx1="http://schemas.microsoft.com/office/drawing/2015/9/8/chartex" xmlns:cx2="http://schemas.microsoft.com/office/drawing/2015/10/21/chartex" xmlns:cx3="http://schemas.microsoft.com/office/drawing/2016/5/9/chartex" xmlns:cx4="http://schemas.microsoft.com/office/drawing/2016/5/10/chartex" xmlns:cx5="http://schemas.microsoft.com/office/drawing/2016/5/11/chartex" xmlns:cx6="http://schemas.microsoft.com/office/drawing/2016/5/12/chartex" xmlns:cx7="http://schemas.microsoft.com/office/drawing/2016/5/13/chartex" xmlns:cx8="http://schemas.microsoft.com/office/drawing/2016/5/14/chartex" xmlns:mc="http://schemas.openxmlformats.org/markup-compatibility/2006" xmlns:aink="http://schemas.microsoft.com/office/drawing/2016/ink" xmlns:am3d="http://schemas.microsoft.com/office/drawing/2017/model3d" xmlns:o="urn:schemas-microsoft-com:office:office" xmlns:oel="http://schemas.microsoft.com/office/2019/extlst" xmlns:r="http://schemas.openxmlformats.org/officeDocument/2006/relationships" xmlns:m="http://schemas.openxmlformats.org/officeDocument/2006/math" xmlns:v="urn:schemas-microsoft-com:vml" xmlns:wp14="http://schemas.microsoft.com/office/word/2010/wordprocessingDrawing" xmlns:wp="http://schemas.openxmlformats.org/drawingml/2006/wordprocessingDrawing" xmlns:w10="urn:schemas-microsoft-com:office:word" xmlns:w="http://schemas.openxmlformats.org/wordprocessingml/2006/main" xmlns:w14="http://schemas.microsoft.com/office/word/2010/wordml" xmlns:w15="http://schemas.microsoft.com/office/word/2012/wordml" xmlns:w16cex="http://schemas.microsoft.com/office/word/2018/wordml/cex" xmlns:w16cid="http://schemas.microsoft.com/office/word/2016/wordml/cid" xmlns:w16="http://schemas.microsoft.com/office/word/2018/wordml" xmlns:w16sdtdh="http://schemas.microsoft.com/office/word/2020/wordml/sdtdatahash" xmlns:w16se="http://schemas.microsoft.com/office/word/2015/wordml/symex" xmlns:wpg="http://schemas.microsoft.com/office/word/2010/wordprocessingGroup" xmlns:wpi="http://schemas.microsoft.com/office/word/2010/wordprocessingInk" xmlns:wne="http://schemas.microsoft.com/office/word/2006/wordml" xmlns:wps="http://schemas.microsoft.com/office/word/2010/wordprocessingShape" mc:Ignorable="w14 w15 w16se w16cid w16 w16cex w16sdtdh wp14">
+<w:document xmlns:wpc="http://schemas.microsoft.com/office/word/2010/wordprocessingCanvas" xmlns:cx="http://schemas.microsoft.com/office/drawing/2014/chartex" xmlns:cx1="http://schemas.microsoft.com/office/drawing/2015/9/8/chartex" xmlns:cx2="http://schemas.microsoft.com/office/drawing/2015/10/21/chartex" xmlns:cx3="http://schemas.microsoft.com/office/drawing/2016/5/9/chartex" xmlns:cx4="http://schemas.microsoft.com/office/drawing/2016/5/10/chartex" xmlns:cx5="http://schemas.microsoft.com/office/drawing/2016/5/11/chartex" xmlns:cx6="http://schemas.microsoft.com/office/drawing/2016/5/12/chartex" xmlns:cx7="http://schemas.microsoft.com/office/drawing/2016/5/13/chartex" xmlns:cx8="http://schemas.microsoft.com/office/drawing/2016/5/14/chartex" xmlns:mc="http://schemas.openxmlformats.org/markup-compatibility/2006" xmlns:aink="http://schemas.microsoft.com/office/drawing/2016/ink" xmlns:am3d="http://schemas.microsoft.com/office/drawing/2017/model3d" xmlns:o="urn:schemas-microsoft-com:office:office" xmlns:oel="http://schemas.microsoft.com/office/2019/extlst" xmlns:r="http://schemas.openxmlformats.org/officeDocument/2006/relationships" xmlns:m="http://schemas.openxmlformats.org/officeDocument/2006/math" xmlns:v="urn:schemas-microsoft-com:vml" xmlns:wp14="http://schemas.microsoft.com/office/word/2010/wordprocessingDrawing" xmlns:wp="http://schemas.openxmlformats.org/drawingml/2006/wordprocessingDrawing" xmlns:w10="urn:schemas-microsoft-com:office:word" xmlns:w="http://schemas.openxmlformats.org/wordprocessingml/2006/main" xmlns:w14="http://schemas.microsoft.com/office/word/2010/wordml" xmlns:w15="http://schemas.microsoft.com/office/word/2012/wordml" xmlns:w16cex="http://schemas.microsoft.com/office/word/2018/wordml/cex" xmlns:w16cid="http://schemas.microsoft.com/office/word/2016/wordml/cid" xmlns:w16="http://schemas.microsoft.com/office/word/2018/wordml" xmlns:w16du="http://schemas.microsoft.com/office/word/2023/wordml/word16du" xmlns:w16sdtdh="http://schemas.microsoft.com/office/word/2020/wordml/sdtdatahash" xmlns:w16se="http://schemas.microsoft.com/office/word/2015/wordml/symex" xmlns:wpg="http://schemas.microsoft.com/office/word/2010/wordprocessingGroup" xmlns:wpi="http://schemas.microsoft.com/office/word/2010/wordprocessingInk" xmlns:wne="http://schemas.microsoft.com/office/word/2006/wordml" xmlns:wps="http://schemas.microsoft.com/office/word/2010/wordprocessingShape" mc:Ignorable="w14 w15 w16se w16cid w16 w16cex w16sdtdh w16du wp14">
   <w:body>
-    <w:p w14:noSpellErr="1">
+    <w:p>
       <w:pPr>
         <w:jc w:val="center"/>
         <w:rPr>
-          <w:rFonts w:ascii="Aptos Display" w:hAnsi="Aptos Display" w:asciiTheme="majorAscii" w:hAnsiTheme="majorAscii"/>
+          <w:rFonts w:asciiTheme="majorHAnsi" w:hAnsiTheme="majorHAnsi"/>
           <w:sz w:val="32"/>
           <w:szCs w:val="32"/>
           <w:lang w:val="en-US"/>
         </w:rPr>
       </w:pPr>
-      <w:bookmarkStart w:name="_Int_AhnPC2MB" w:id="915231320"/>
-      <w:r>
-        <w:rPr>
-          <w:rFonts w:ascii="Aptos Display" w:hAnsi="Aptos Display" w:asciiTheme="majorAscii" w:hAnsiTheme="majorAscii"/>
+      <w:bookmarkStart w:id="0" w:name="_Int_AhnPC2MB"/>
+      <w:r>
+        <w:rPr>
+          <w:rFonts w:asciiTheme="majorHAnsi" w:hAnsiTheme="majorHAnsi"/>
           <w:sz w:val="32"/>
           <w:szCs w:val="32"/>
         </w:rPr>
@@ -23,7 +23,7 @@
       </w:r>
       <w:r>
         <w:rPr>
-          <w:rFonts w:ascii="Aptos Display" w:hAnsi="Aptos Display" w:asciiTheme="majorAscii" w:hAnsiTheme="majorAscii"/>
+          <w:rFonts w:asciiTheme="majorHAnsi" w:hAnsiTheme="majorHAnsi"/>
           <w:sz w:val="32"/>
           <w:szCs w:val="32"/>
         </w:rPr>
@@ -31,15 +31,15 @@
       </w:r>
       <w:r>
         <w:rPr>
-          <w:rFonts w:ascii="Aptos Display" w:hAnsi="Aptos Display" w:asciiTheme="majorAscii" w:hAnsiTheme="majorAscii"/>
+          <w:rFonts w:asciiTheme="majorHAnsi" w:hAnsiTheme="majorHAnsi"/>
           <w:sz w:val="32"/>
           <w:szCs w:val="32"/>
         </w:rPr>
         <w:t xml:space="preserve"> Project</w:t>
       </w:r>
-      <w:bookmarkEnd w:id="915231320"/>
+      <w:bookmarkEnd w:id="0"/>
     </w:p>
-    <w:p w14:noSpellErr="1">
+    <w:p>
       <w:pPr>
         <w:rPr>
           <w:sz w:val="28"/>
@@ -48,11 +48,11 @@
         </w:rPr>
       </w:pPr>
     </w:p>
-    <w:p w14:noSpellErr="1">
-      <w:pPr>
-        <w:rPr>
-          <w:b w:val="1"/>
-          <w:bCs w:val="1"/>
+    <w:p>
+      <w:pPr>
+        <w:rPr>
+          <w:b/>
+          <w:bCs/>
           <w:sz w:val="28"/>
           <w:szCs w:val="28"/>
           <w:u w:val="single"/>
@@ -68,12 +68,12 @@
         <w:t>Base idea</w:t>
       </w:r>
     </w:p>
-    <w:p w14:noSpellErr="1">
+    <w:p>
       <w:pPr>
         <w:pStyle w:val="ListParagraph"/>
         <w:rPr>
-          <w:b w:val="1"/>
-          <w:bCs w:val="1"/>
+          <w:b/>
+          <w:bCs/>
           <w:sz w:val="28"/>
           <w:szCs w:val="28"/>
           <w:lang w:val="en-US"/>
@@ -93,7 +93,7 @@
         </w:rPr>
         <w:t xml:space="preserve"> </w:t>
       </w:r>
-      <w:bookmarkStart w:name="_Int_lJi0XM1U" w:id="1541006131"/>
+      <w:bookmarkStart w:id="1" w:name="_Int_lJi0XM1U"/>
       <w:r>
         <w:rPr>
           <w:sz w:val="28"/>
@@ -108,7 +108,7 @@
         </w:rPr>
         <w:t>industry</w:t>
       </w:r>
-      <w:bookmarkEnd w:id="1541006131"/>
+      <w:bookmarkEnd w:id="1"/>
       <w:r>
         <w:rPr>
           <w:sz w:val="28"/>
@@ -138,356 +138,7 @@
         <w:t>.io</w:t>
       </w:r>
     </w:p>
-    <w:p w14:noSpellErr="1">
-      <w:pPr>
-        <w:pStyle w:val="ListParagraph"/>
-        <w:numPr>
-          <w:ilvl w:val="0"/>
-          <w:numId w:val="1"/>
-        </w:numPr>
-        <w:rPr>
-          <w:sz w:val="28"/>
-          <w:szCs w:val="28"/>
-          <w:lang w:val="en-US"/>
-        </w:rPr>
-      </w:pPr>
-      <w:r>
-        <w:rPr>
-          <w:sz w:val="28"/>
-          <w:szCs w:val="28"/>
-        </w:rPr>
-        <w:t xml:space="preserve">Base building and tower defense </w:t>
-      </w:r>
-      <w:r>
-        <w:rPr>
-          <w:sz w:val="28"/>
-          <w:szCs w:val="28"/>
-        </w:rPr>
-        <w:t xml:space="preserve">functionality </w:t>
-      </w:r>
-      <w:r>
-        <w:rPr>
-          <w:sz w:val="28"/>
-          <w:szCs w:val="28"/>
-        </w:rPr>
-        <w:t xml:space="preserve">from </w:t>
-      </w:r>
-      <w:bookmarkStart w:name="_Int_MnArCLeD" w:id="2048346758"/>
-      <w:r>
-        <w:rPr>
-          <w:sz w:val="28"/>
-          <w:szCs w:val="28"/>
-        </w:rPr>
-        <w:t>Mindustry</w:t>
-      </w:r>
-      <w:bookmarkEnd w:id="2048346758"/>
-    </w:p>
-    <w:p w14:noSpellErr="1">
-      <w:pPr>
-        <w:pStyle w:val="ListParagraph"/>
-        <w:numPr>
-          <w:ilvl w:val="0"/>
-          <w:numId w:val="1"/>
-        </w:numPr>
-        <w:rPr>
-          <w:sz w:val="28"/>
-          <w:szCs w:val="28"/>
-          <w:lang w:val="en-US"/>
-        </w:rPr>
-      </w:pPr>
-      <w:r>
-        <w:rPr>
-          <w:sz w:val="28"/>
-          <w:szCs w:val="28"/>
-        </w:rPr>
-        <w:t>Production and gathering aspects from Satisfactory</w:t>
-      </w:r>
-    </w:p>
-    <w:p w14:noSpellErr="1">
-      <w:pPr>
-        <w:pStyle w:val="ListParagraph"/>
-        <w:numPr>
-          <w:ilvl w:val="0"/>
-          <w:numId w:val="1"/>
-        </w:numPr>
-        <w:rPr>
-          <w:sz w:val="28"/>
-          <w:szCs w:val="28"/>
-          <w:lang w:val="en-US"/>
-        </w:rPr>
-      </w:pPr>
-      <w:r>
-        <w:rPr>
-          <w:sz w:val="28"/>
-          <w:szCs w:val="28"/>
-        </w:rPr>
-        <w:t xml:space="preserve">Basic </w:t>
-      </w:r>
-      <w:r>
-        <w:rPr>
-          <w:sz w:val="28"/>
-          <w:szCs w:val="28"/>
-        </w:rPr>
-        <w:t xml:space="preserve">enemies from Zombs.io, but if enough time </w:t>
-      </w:r>
-      <w:r>
-        <w:rPr>
-          <w:sz w:val="28"/>
-          <w:szCs w:val="28"/>
-        </w:rPr>
-        <w:t>remains</w:t>
-      </w:r>
-      <w:r>
-        <w:rPr>
-          <w:sz w:val="28"/>
-          <w:szCs w:val="28"/>
-        </w:rPr>
-        <w:t xml:space="preserve">, then more </w:t>
-      </w:r>
-      <w:r>
-        <w:rPr>
-          <w:sz w:val="28"/>
-          <w:szCs w:val="28"/>
-        </w:rPr>
-        <w:t>sophisticated like in Mindustry</w:t>
-      </w:r>
-      <w:r>
-        <w:br/>
-      </w:r>
-    </w:p>
-    <w:p w14:noSpellErr="1">
-      <w:pPr>
-        <w:pStyle w:val="ListParagraph"/>
-        <w:numPr>
-          <w:ilvl w:val="0"/>
-          <w:numId w:val="2"/>
-        </w:numPr>
-        <w:rPr>
-          <w:sz w:val="28"/>
-          <w:szCs w:val="28"/>
-          <w:lang w:val="en-US"/>
-        </w:rPr>
-      </w:pPr>
-      <w:r>
-        <w:rPr>
-          <w:sz w:val="28"/>
-          <w:szCs w:val="28"/>
-        </w:rPr>
-        <w:t xml:space="preserve">Core gameplay </w:t>
-      </w:r>
-      <w:r>
-        <w:rPr>
-          <w:sz w:val="28"/>
-          <w:szCs w:val="28"/>
-        </w:rPr>
-        <w:t>loop should consist of factory building instead of pure tower defense</w:t>
-      </w:r>
-      <w:r>
-        <w:rPr>
-          <w:sz w:val="28"/>
-          <w:szCs w:val="28"/>
-        </w:rPr>
-        <w:t>.</w:t>
-      </w:r>
-    </w:p>
-    <w:p w14:noSpellErr="1">
-      <w:pPr>
-        <w:rPr>
-          <w:sz w:val="28"/>
-          <w:szCs w:val="28"/>
-          <w:lang w:val="en-US"/>
-        </w:rPr>
-      </w:pPr>
-    </w:p>
-    <w:p w14:noSpellErr="1">
-      <w:pPr>
-        <w:rPr>
-          <w:sz w:val="28"/>
-          <w:szCs w:val="28"/>
-          <w:lang w:val="en-US"/>
-        </w:rPr>
-      </w:pPr>
-      <w:r>
-        <w:rPr>
-          <w:sz w:val="28"/>
-          <w:szCs w:val="28"/>
-          <w:u w:val="single"/>
-        </w:rPr>
-        <w:t>Ground rul</w:t>
-      </w:r>
-      <w:r>
-        <w:rPr>
-          <w:sz w:val="28"/>
-          <w:szCs w:val="28"/>
-          <w:u w:val="single"/>
-        </w:rPr>
-        <w:t>es</w:t>
-      </w:r>
-    </w:p>
-    <w:p w14:noSpellErr="1">
-      <w:pPr>
-        <w:pStyle w:val="ListParagraph"/>
-        <w:numPr>
-          <w:ilvl w:val="0"/>
-          <w:numId w:val="3"/>
-        </w:numPr>
-        <w:rPr>
-          <w:sz w:val="28"/>
-          <w:szCs w:val="28"/>
-          <w:lang w:val="en-US"/>
-        </w:rPr>
-      </w:pPr>
-      <w:r>
-        <w:rPr>
-          <w:sz w:val="28"/>
-          <w:szCs w:val="28"/>
-        </w:rPr>
-        <w:t>The world must be a random 2D seeded w</w:t>
-      </w:r>
-      <w:r>
-        <w:rPr>
-          <w:sz w:val="28"/>
-          <w:szCs w:val="28"/>
-        </w:rPr>
-        <w:t>orld</w:t>
-      </w:r>
-    </w:p>
-    <w:p w14:noSpellErr="1">
-      <w:pPr>
-        <w:pStyle w:val="ListParagraph"/>
-        <w:numPr>
-          <w:ilvl w:val="0"/>
-          <w:numId w:val="3"/>
-        </w:numPr>
-        <w:rPr>
-          <w:sz w:val="28"/>
-          <w:szCs w:val="28"/>
-          <w:lang w:val="en-US"/>
-        </w:rPr>
-      </w:pPr>
-      <w:r>
-        <w:rPr>
-          <w:sz w:val="28"/>
-          <w:szCs w:val="28"/>
-        </w:rPr>
-        <w:t xml:space="preserve">The enemies should have </w:t>
-      </w:r>
-      <w:bookmarkStart w:name="_Int_cWSfUqpF" w:id="1184454962"/>
-      <w:r>
-        <w:rPr>
-          <w:sz w:val="28"/>
-          <w:szCs w:val="28"/>
-        </w:rPr>
-        <w:t>a very simple</w:t>
-      </w:r>
-      <w:bookmarkEnd w:id="1184454962"/>
-      <w:r>
-        <w:rPr>
-          <w:sz w:val="28"/>
-          <w:szCs w:val="28"/>
-        </w:rPr>
-        <w:t xml:space="preserve"> behavior</w:t>
-      </w:r>
-      <w:r>
-        <w:rPr>
-          <w:sz w:val="28"/>
-          <w:szCs w:val="28"/>
-        </w:rPr>
-        <w:t>, that means w/o pathfinding and with the only mission t</w:t>
-      </w:r>
-      <w:r>
-        <w:rPr>
-          <w:sz w:val="28"/>
-          <w:szCs w:val="28"/>
-        </w:rPr>
-        <w:t>o get to the core</w:t>
-      </w:r>
-    </w:p>
-    <w:p w14:noSpellErr="1">
-      <w:pPr>
-        <w:pStyle w:val="ListParagraph"/>
-        <w:numPr>
-          <w:ilvl w:val="0"/>
-          <w:numId w:val="3"/>
-        </w:numPr>
-        <w:rPr>
-          <w:sz w:val="28"/>
-          <w:szCs w:val="28"/>
-          <w:lang w:val="en-US"/>
-        </w:rPr>
-      </w:pPr>
-      <w:r>
-        <w:rPr>
-          <w:sz w:val="28"/>
-          <w:szCs w:val="28"/>
-        </w:rPr>
-        <w:t>The item production / fa</w:t>
-      </w:r>
-      <w:r>
-        <w:rPr>
-          <w:sz w:val="28"/>
-          <w:szCs w:val="28"/>
-        </w:rPr>
-        <w:t>ctory aspect should consist of multiple steps, for e</w:t>
-      </w:r>
-      <w:r>
-        <w:rPr>
-          <w:sz w:val="28"/>
-          <w:szCs w:val="28"/>
-        </w:rPr>
-        <w:t xml:space="preserve">xample: miner (ore) -&gt; furnace </w:t>
-      </w:r>
-      <w:r>
-        <w:rPr>
-          <w:sz w:val="28"/>
-          <w:szCs w:val="28"/>
-        </w:rPr>
-        <w:t>(ingot) -&gt; roller (pellets)</w:t>
-      </w:r>
-    </w:p>
-    <w:p w14:noSpellErr="1">
-      <w:pPr>
-        <w:rPr>
-          <w:sz w:val="28"/>
-          <w:szCs w:val="28"/>
-          <w:lang w:val="en-US"/>
-        </w:rPr>
-      </w:pPr>
-    </w:p>
-    <w:p w14:noSpellErr="1">
-      <w:pPr>
-        <w:rPr>
-          <w:sz w:val="28"/>
-          <w:szCs w:val="28"/>
-          <w:lang w:val="en-US"/>
-        </w:rPr>
-      </w:pPr>
-      <w:r>
-        <w:rPr>
-          <w:sz w:val="28"/>
-          <w:szCs w:val="28"/>
-          <w:u w:val="single"/>
-        </w:rPr>
-        <w:t>Core g</w:t>
-      </w:r>
-      <w:r>
-        <w:rPr>
-          <w:sz w:val="28"/>
-          <w:szCs w:val="28"/>
-          <w:u w:val="single"/>
-        </w:rPr>
-        <w:t>oals of the game</w:t>
-      </w:r>
-      <w:r>
-        <w:rPr>
-          <w:sz w:val="28"/>
-          <w:szCs w:val="28"/>
-          <w:u w:val="single"/>
-        </w:rPr>
-        <w:t xml:space="preserve"> (3 of the 4x)</w:t>
-      </w:r>
-    </w:p>
-    <w:p w14:noSpellErr="1">
+    <w:p>
       <w:pPr>
         <w:pStyle w:val="ListParagraph"/>
         <w:numPr>
@@ -505,31 +156,26 @@
           <w:sz w:val="28"/>
           <w:szCs w:val="28"/>
         </w:rPr>
-        <w:t xml:space="preserve">Exterminate </w:t>
-      </w:r>
-      <w:r>
-        <w:rPr>
-          <w:sz w:val="28"/>
-          <w:szCs w:val="28"/>
-        </w:rPr>
-        <w:t>the enemies</w:t>
-      </w:r>
-      <w:r>
-        <w:rPr>
-          <w:sz w:val="28"/>
-          <w:szCs w:val="28"/>
-        </w:rPr>
-        <w:t xml:space="preserve"> attacking the </w:t>
-      </w:r>
-      <w:r>
-        <w:rPr>
-          <w:sz w:val="28"/>
-          <w:szCs w:val="28"/>
-        </w:rPr>
-        <w:t>core</w:t>
-      </w:r>
+        <w:t xml:space="preserve">Base building and tower defense </w:t>
+      </w:r>
+      <w:r>
+        <w:rPr>
+          <w:sz w:val="28"/>
+          <w:szCs w:val="28"/>
+        </w:rPr>
+        <w:t xml:space="preserve">functionality from </w:t>
+      </w:r>
+      <w:bookmarkStart w:id="2" w:name="_Int_MnArCLeD"/>
+      <w:r>
+        <w:rPr>
+          <w:sz w:val="28"/>
+          <w:szCs w:val="28"/>
+        </w:rPr>
+        <w:t>Mindustry</w:t>
+      </w:r>
+      <w:bookmarkEnd w:id="2"/>
     </w:p>
-    <w:p w14:noSpellErr="1">
+    <w:p>
       <w:pPr>
         <w:pStyle w:val="ListParagraph"/>
         <w:numPr>
@@ -547,21 +193,7 @@
           <w:sz w:val="28"/>
           <w:szCs w:val="28"/>
         </w:rPr>
-        <w:t>E</w:t>
-      </w:r>
-      <w:r>
-        <w:rPr>
-          <w:sz w:val="28"/>
-          <w:szCs w:val="28"/>
-        </w:rPr>
-        <w:t>xpand</w:t>
-      </w:r>
-      <w:r>
-        <w:rPr>
-          <w:sz w:val="28"/>
-          <w:szCs w:val="28"/>
-        </w:rPr>
-        <w:t xml:space="preserve"> the base</w:t>
+        <w:t>Production and gathering aspects from Satisfactory</w:t>
       </w:r>
     </w:p>
     <w:p>
@@ -582,34 +214,40 @@
           <w:sz w:val="28"/>
           <w:szCs w:val="28"/>
         </w:rPr>
-        <w:t xml:space="preserve">Exploit </w:t>
-      </w:r>
-      <w:r>
-        <w:rPr>
-          <w:sz w:val="28"/>
-          <w:szCs w:val="28"/>
-        </w:rPr>
-        <w:t>all</w:t>
-      </w:r>
-      <w:r>
-        <w:rPr>
-          <w:sz w:val="28"/>
-          <w:szCs w:val="28"/>
-        </w:rPr>
-        <w:t xml:space="preserve"> the available resources</w:t>
-      </w:r>
-    </w:p>
-    <w:p w14:noSpellErr="1">
-      <w:pPr>
-        <w:rPr>
-          <w:sz w:val="28"/>
-          <w:szCs w:val="28"/>
-          <w:lang w:val="en-US"/>
-        </w:rPr>
-      </w:pPr>
+        <w:t xml:space="preserve">Basic </w:t>
+      </w:r>
+      <w:r>
+        <w:rPr>
+          <w:sz w:val="28"/>
+          <w:szCs w:val="28"/>
+        </w:rPr>
+        <w:t xml:space="preserve">enemies from Zombs.io, but if enough time </w:t>
+      </w:r>
+      <w:r>
+        <w:rPr>
+          <w:sz w:val="28"/>
+          <w:szCs w:val="28"/>
+        </w:rPr>
+        <w:t xml:space="preserve">remains, then more </w:t>
+      </w:r>
+      <w:r>
+        <w:rPr>
+          <w:sz w:val="28"/>
+          <w:szCs w:val="28"/>
+        </w:rPr>
+        <w:t>sophisticated like in Mindustry</w:t>
+      </w:r>
+      <w:r>
+        <w:br/>
+      </w:r>
     </w:p>
     <w:p>
       <w:pPr>
+        <w:pStyle w:val="ListParagraph"/>
+        <w:numPr>
+          <w:ilvl w:val="0"/>
+          <w:numId w:val="5"/>
+        </w:numPr>
         <w:rPr>
           <w:sz w:val="28"/>
           <w:szCs w:val="28"/>
@@ -618,181 +256,543 @@
       </w:pPr>
       <w:r>
         <w:rPr>
-          <w:b w:val="1"/>
-          <w:bCs w:val="1"/>
-          <w:sz w:val="28"/>
-          <w:szCs w:val="28"/>
-        </w:rPr>
-        <w:t>Note:</w:t>
-      </w:r>
-      <w:r>
-        <w:rPr>
-          <w:sz w:val="28"/>
-          <w:szCs w:val="28"/>
-        </w:rPr>
-        <w:t xml:space="preserve"> The explanation of this game </w:t>
-      </w:r>
-      <w:r>
-        <w:rPr>
-          <w:sz w:val="28"/>
-          <w:szCs w:val="28"/>
-        </w:rPr>
-        <w:t>is</w:t>
-      </w:r>
-      <w:r>
-        <w:rPr>
-          <w:sz w:val="28"/>
-          <w:szCs w:val="28"/>
-        </w:rPr>
-        <w:t xml:space="preserve"> very vag</w:t>
-      </w:r>
-      <w:r>
-        <w:rPr>
-          <w:sz w:val="28"/>
-          <w:szCs w:val="28"/>
-        </w:rPr>
-        <w:t xml:space="preserve">ue, out of reason that I </w:t>
-      </w:r>
-      <w:bookmarkStart w:name="_Int_hdAM9nFF" w:id="0"/>
-      <w:r>
-        <w:rPr>
-          <w:sz w:val="28"/>
-          <w:szCs w:val="28"/>
-        </w:rPr>
-        <w:t>don‘</w:t>
-      </w:r>
-      <w:bookmarkEnd w:id="0"/>
-      <w:r>
-        <w:rPr>
-          <w:sz w:val="28"/>
-          <w:szCs w:val="28"/>
-        </w:rPr>
-        <w:t xml:space="preserve">t </w:t>
-      </w:r>
-      <w:bookmarkStart w:name="_Int_kXCdNIXm" w:id="1"/>
-      <w:r>
-        <w:rPr>
-          <w:sz w:val="28"/>
-          <w:szCs w:val="28"/>
-        </w:rPr>
-        <w:t>k</w:t>
-      </w:r>
-      <w:r>
-        <w:rPr>
-          <w:sz w:val="28"/>
-          <w:szCs w:val="28"/>
-        </w:rPr>
-        <w:t>now</w:t>
-      </w:r>
-      <w:bookmarkEnd w:id="1"/>
-      <w:r>
-        <w:rPr>
-          <w:sz w:val="28"/>
-          <w:szCs w:val="28"/>
-        </w:rPr>
-        <w:t xml:space="preserve"> what can be implemented in the short </w:t>
-      </w:r>
-      <w:r>
-        <w:rPr>
-          <w:sz w:val="28"/>
-          <w:szCs w:val="28"/>
-        </w:rPr>
-        <w:t xml:space="preserve">deadline window. </w:t>
-      </w:r>
-      <w:r>
-        <w:rPr>
-          <w:sz w:val="28"/>
-          <w:szCs w:val="28"/>
-        </w:rPr>
-        <w:t xml:space="preserve">My purpose </w:t>
-      </w:r>
-      <w:r>
-        <w:rPr>
-          <w:sz w:val="28"/>
-          <w:szCs w:val="28"/>
-        </w:rPr>
-        <w:t xml:space="preserve">for this project is to </w:t>
-      </w:r>
-      <w:r>
-        <w:rPr>
-          <w:sz w:val="28"/>
-          <w:szCs w:val="28"/>
-        </w:rPr>
-        <w:t>encounter</w:t>
-      </w:r>
-      <w:r>
-        <w:rPr>
-          <w:sz w:val="28"/>
-          <w:szCs w:val="28"/>
-        </w:rPr>
-        <w:t xml:space="preserve"> as many different problems</w:t>
-      </w:r>
-      <w:r>
-        <w:rPr>
-          <w:sz w:val="28"/>
-          <w:szCs w:val="28"/>
-        </w:rPr>
-        <w:t xml:space="preserve"> as</w:t>
-      </w:r>
-      <w:r>
-        <w:rPr>
-          <w:sz w:val="28"/>
-          <w:szCs w:val="28"/>
-        </w:rPr>
-        <w:t xml:space="preserve"> possible to then </w:t>
-      </w:r>
-      <w:r>
-        <w:rPr>
-          <w:sz w:val="28"/>
-          <w:szCs w:val="28"/>
-        </w:rPr>
-        <w:t xml:space="preserve">use </w:t>
-      </w:r>
-      <w:r>
-        <w:rPr>
-          <w:sz w:val="28"/>
-          <w:szCs w:val="28"/>
-        </w:rPr>
-        <w:t xml:space="preserve">as many different </w:t>
-      </w:r>
-      <w:r>
-        <w:rPr>
-          <w:sz w:val="28"/>
-          <w:szCs w:val="28"/>
-        </w:rPr>
-        <w:t>techniques as possible</w:t>
-      </w:r>
-      <w:r>
-        <w:rPr>
-          <w:sz w:val="28"/>
-          <w:szCs w:val="28"/>
-        </w:rPr>
-        <w:t xml:space="preserve"> </w:t>
-      </w:r>
-      <w:r>
-        <w:rPr>
-          <w:sz w:val="28"/>
-          <w:szCs w:val="28"/>
-        </w:rPr>
-        <w:t xml:space="preserve">to solve them. </w:t>
+          <w:sz w:val="28"/>
+          <w:szCs w:val="28"/>
+        </w:rPr>
+        <w:t xml:space="preserve">Core gameplay </w:t>
+      </w:r>
+      <w:r>
+        <w:rPr>
+          <w:sz w:val="28"/>
+          <w:szCs w:val="28"/>
+        </w:rPr>
+        <w:t>loop should consist of factory building instead of pure tower defense</w:t>
+      </w:r>
+      <w:r>
+        <w:rPr>
+          <w:sz w:val="28"/>
+          <w:szCs w:val="28"/>
+        </w:rPr>
+        <w:t>.</w:t>
       </w:r>
     </w:p>
     <w:p>
+      <w:pPr>
+        <w:rPr>
+          <w:sz w:val="28"/>
+          <w:szCs w:val="28"/>
+          <w:lang w:val="en-US"/>
+        </w:rPr>
+      </w:pPr>
+    </w:p>
+    <w:p>
+      <w:pPr>
+        <w:rPr>
+          <w:sz w:val="28"/>
+          <w:szCs w:val="28"/>
+          <w:lang w:val="en-US"/>
+        </w:rPr>
+      </w:pPr>
+      <w:r>
+        <w:rPr>
+          <w:sz w:val="28"/>
+          <w:szCs w:val="28"/>
+          <w:u w:val="single"/>
+        </w:rPr>
+        <w:t>Ground rul</w:t>
+      </w:r>
+      <w:r>
+        <w:rPr>
+          <w:sz w:val="28"/>
+          <w:szCs w:val="28"/>
+          <w:u w:val="single"/>
+        </w:rPr>
+        <w:t>es</w:t>
+      </w:r>
+    </w:p>
+    <w:p>
+      <w:pPr>
+        <w:pStyle w:val="ListParagraph"/>
+        <w:numPr>
+          <w:ilvl w:val="0"/>
+          <w:numId w:val="6"/>
+        </w:numPr>
+        <w:rPr>
+          <w:sz w:val="28"/>
+          <w:szCs w:val="28"/>
+          <w:lang w:val="en-US"/>
+        </w:rPr>
+      </w:pPr>
+      <w:r>
+        <w:rPr>
+          <w:sz w:val="28"/>
+          <w:szCs w:val="28"/>
+        </w:rPr>
+        <w:t>The world must be a random 2D seeded w</w:t>
+      </w:r>
+      <w:r>
+        <w:rPr>
+          <w:sz w:val="28"/>
+          <w:szCs w:val="28"/>
+        </w:rPr>
+        <w:t>orld</w:t>
+      </w:r>
+    </w:p>
+    <w:p>
+      <w:pPr>
+        <w:pStyle w:val="ListParagraph"/>
+        <w:numPr>
+          <w:ilvl w:val="0"/>
+          <w:numId w:val="6"/>
+        </w:numPr>
+        <w:rPr>
+          <w:sz w:val="28"/>
+          <w:szCs w:val="28"/>
+          <w:lang w:val="en-US"/>
+        </w:rPr>
+      </w:pPr>
+      <w:r>
+        <w:rPr>
+          <w:sz w:val="28"/>
+          <w:szCs w:val="28"/>
+        </w:rPr>
+        <w:t xml:space="preserve">The enemies should have </w:t>
+      </w:r>
+      <w:bookmarkStart w:id="3" w:name="_Int_cWSfUqpF"/>
+      <w:r>
+        <w:rPr>
+          <w:sz w:val="28"/>
+          <w:szCs w:val="28"/>
+        </w:rPr>
+        <w:t>a very simple</w:t>
+      </w:r>
+      <w:bookmarkEnd w:id="3"/>
+      <w:r>
+        <w:rPr>
+          <w:sz w:val="28"/>
+          <w:szCs w:val="28"/>
+        </w:rPr>
+        <w:t xml:space="preserve"> behavior</w:t>
+      </w:r>
+      <w:r>
+        <w:rPr>
+          <w:sz w:val="28"/>
+          <w:szCs w:val="28"/>
+        </w:rPr>
+        <w:t>, that means w/o pathfinding and with the only mission t</w:t>
+      </w:r>
+      <w:r>
+        <w:rPr>
+          <w:sz w:val="28"/>
+          <w:szCs w:val="28"/>
+        </w:rPr>
+        <w:t>o get to the core</w:t>
+      </w:r>
+    </w:p>
+    <w:p>
+      <w:pPr>
+        <w:pStyle w:val="ListParagraph"/>
+        <w:numPr>
+          <w:ilvl w:val="0"/>
+          <w:numId w:val="6"/>
+        </w:numPr>
+        <w:rPr>
+          <w:sz w:val="28"/>
+          <w:szCs w:val="28"/>
+          <w:lang w:val="en-US"/>
+        </w:rPr>
+      </w:pPr>
+      <w:r>
+        <w:rPr>
+          <w:sz w:val="28"/>
+          <w:szCs w:val="28"/>
+        </w:rPr>
+        <w:t>The item production / fa</w:t>
+      </w:r>
+      <w:r>
+        <w:rPr>
+          <w:sz w:val="28"/>
+          <w:szCs w:val="28"/>
+        </w:rPr>
+        <w:t>ctory aspect should consist of multiple steps, for e</w:t>
+      </w:r>
+      <w:r>
+        <w:rPr>
+          <w:sz w:val="28"/>
+          <w:szCs w:val="28"/>
+        </w:rPr>
+        <w:t xml:space="preserve">xample: miner (ore) -&gt; furnace </w:t>
+      </w:r>
+      <w:r>
+        <w:rPr>
+          <w:sz w:val="28"/>
+          <w:szCs w:val="28"/>
+        </w:rPr>
+        <w:t>(ingot) -&gt; roller (pellets)</w:t>
+      </w:r>
+    </w:p>
+    <w:p>
+      <w:pPr>
+        <w:rPr>
+          <w:sz w:val="28"/>
+          <w:szCs w:val="28"/>
+          <w:lang w:val="en-US"/>
+        </w:rPr>
+      </w:pPr>
+    </w:p>
+    <w:p>
+      <w:pPr>
+        <w:rPr>
+          <w:sz w:val="28"/>
+          <w:szCs w:val="28"/>
+          <w:lang w:val="en-US"/>
+        </w:rPr>
+      </w:pPr>
+      <w:r>
+        <w:rPr>
+          <w:sz w:val="28"/>
+          <w:szCs w:val="28"/>
+          <w:u w:val="single"/>
+        </w:rPr>
+        <w:t>Core g</w:t>
+      </w:r>
+      <w:r>
+        <w:rPr>
+          <w:sz w:val="28"/>
+          <w:szCs w:val="28"/>
+          <w:u w:val="single"/>
+        </w:rPr>
+        <w:t>oals of the game</w:t>
+      </w:r>
+      <w:r>
+        <w:rPr>
+          <w:sz w:val="28"/>
+          <w:szCs w:val="28"/>
+          <w:u w:val="single"/>
+        </w:rPr>
+        <w:t xml:space="preserve"> (3 of the 4x)</w:t>
+      </w:r>
+    </w:p>
+    <w:p>
+      <w:pPr>
+        <w:pStyle w:val="ListParagraph"/>
+        <w:numPr>
+          <w:ilvl w:val="0"/>
+          <w:numId w:val="7"/>
+        </w:numPr>
+        <w:rPr>
+          <w:sz w:val="28"/>
+          <w:szCs w:val="28"/>
+          <w:lang w:val="en-US"/>
+        </w:rPr>
+      </w:pPr>
+      <w:r>
+        <w:rPr>
+          <w:sz w:val="28"/>
+          <w:szCs w:val="28"/>
+        </w:rPr>
+        <w:t xml:space="preserve">Exterminate </w:t>
+      </w:r>
+      <w:r>
+        <w:rPr>
+          <w:sz w:val="28"/>
+          <w:szCs w:val="28"/>
+        </w:rPr>
+        <w:t>the enemies</w:t>
+      </w:r>
+      <w:r>
+        <w:rPr>
+          <w:sz w:val="28"/>
+          <w:szCs w:val="28"/>
+        </w:rPr>
+        <w:t xml:space="preserve"> attacking the </w:t>
+      </w:r>
+      <w:r>
+        <w:rPr>
+          <w:sz w:val="28"/>
+          <w:szCs w:val="28"/>
+        </w:rPr>
+        <w:t>core</w:t>
+      </w:r>
+    </w:p>
+    <w:p>
+      <w:pPr>
+        <w:pStyle w:val="ListParagraph"/>
+        <w:numPr>
+          <w:ilvl w:val="0"/>
+          <w:numId w:val="7"/>
+        </w:numPr>
+        <w:rPr>
+          <w:sz w:val="28"/>
+          <w:szCs w:val="28"/>
+          <w:lang w:val="en-US"/>
+        </w:rPr>
+      </w:pPr>
+      <w:r>
+        <w:rPr>
+          <w:sz w:val="28"/>
+          <w:szCs w:val="28"/>
+        </w:rPr>
+        <w:t>E</w:t>
+      </w:r>
+      <w:r>
+        <w:rPr>
+          <w:sz w:val="28"/>
+          <w:szCs w:val="28"/>
+        </w:rPr>
+        <w:t>xpand</w:t>
+      </w:r>
+      <w:r>
+        <w:rPr>
+          <w:sz w:val="28"/>
+          <w:szCs w:val="28"/>
+        </w:rPr>
+        <w:t xml:space="preserve"> the base</w:t>
+      </w:r>
+    </w:p>
+    <w:p>
+      <w:pPr>
+        <w:pStyle w:val="ListParagraph"/>
+        <w:numPr>
+          <w:ilvl w:val="0"/>
+          <w:numId w:val="7"/>
+        </w:numPr>
+        <w:rPr>
+          <w:sz w:val="28"/>
+          <w:szCs w:val="28"/>
+          <w:lang w:val="en-US"/>
+        </w:rPr>
+      </w:pPr>
+      <w:r>
+        <w:rPr>
+          <w:sz w:val="28"/>
+          <w:szCs w:val="28"/>
+        </w:rPr>
+        <w:t xml:space="preserve">Exploit </w:t>
+      </w:r>
+      <w:r>
+        <w:rPr>
+          <w:sz w:val="28"/>
+          <w:szCs w:val="28"/>
+        </w:rPr>
+        <w:t>all</w:t>
+      </w:r>
+      <w:r>
+        <w:rPr>
+          <w:sz w:val="28"/>
+          <w:szCs w:val="28"/>
+        </w:rPr>
+        <w:t xml:space="preserve"> the available resources</w:t>
+      </w:r>
+    </w:p>
+    <w:p>
+      <w:pPr>
+        <w:rPr>
+          <w:sz w:val="28"/>
+          <w:szCs w:val="28"/>
+          <w:lang w:val="en-US"/>
+        </w:rPr>
+      </w:pPr>
+    </w:p>
+    <w:p>
+      <w:pPr>
+        <w:rPr>
+          <w:sz w:val="28"/>
+          <w:szCs w:val="28"/>
+          <w:lang w:val="en-US"/>
+        </w:rPr>
+      </w:pPr>
+      <w:r>
+        <w:rPr>
+          <w:b/>
+          <w:bCs/>
+          <w:sz w:val="28"/>
+          <w:szCs w:val="28"/>
+        </w:rPr>
+        <w:t>Note:</w:t>
+      </w:r>
+      <w:r>
+        <w:rPr>
+          <w:sz w:val="28"/>
+          <w:szCs w:val="28"/>
+        </w:rPr>
+        <w:t xml:space="preserve"> The explanation of this game </w:t>
+      </w:r>
+      <w:r>
+        <w:rPr>
+          <w:sz w:val="28"/>
+          <w:szCs w:val="28"/>
+        </w:rPr>
+        <w:t>is</w:t>
+      </w:r>
+      <w:r>
+        <w:rPr>
+          <w:sz w:val="28"/>
+          <w:szCs w:val="28"/>
+        </w:rPr>
+        <w:t xml:space="preserve"> very vag</w:t>
+      </w:r>
+      <w:r>
+        <w:rPr>
+          <w:sz w:val="28"/>
+          <w:szCs w:val="28"/>
+        </w:rPr>
+        <w:t xml:space="preserve">ue, out of reason that I </w:t>
+      </w:r>
+      <w:bookmarkStart w:id="4" w:name="_Int_hdAM9nFF"/>
+      <w:r>
+        <w:rPr>
+          <w:sz w:val="28"/>
+          <w:szCs w:val="28"/>
+        </w:rPr>
+        <w:t>don‘</w:t>
+      </w:r>
+      <w:bookmarkEnd w:id="4"/>
+      <w:r>
+        <w:rPr>
+          <w:sz w:val="28"/>
+          <w:szCs w:val="28"/>
+        </w:rPr>
+        <w:t xml:space="preserve">t </w:t>
+      </w:r>
+      <w:bookmarkStart w:id="5" w:name="_Int_kXCdNIXm"/>
+      <w:r>
+        <w:rPr>
+          <w:sz w:val="28"/>
+          <w:szCs w:val="28"/>
+        </w:rPr>
+        <w:t>k</w:t>
+      </w:r>
+      <w:r>
+        <w:rPr>
+          <w:sz w:val="28"/>
+          <w:szCs w:val="28"/>
+        </w:rPr>
+        <w:t>now</w:t>
+      </w:r>
+      <w:bookmarkEnd w:id="5"/>
+      <w:r>
+        <w:rPr>
+          <w:sz w:val="28"/>
+          <w:szCs w:val="28"/>
+        </w:rPr>
+        <w:t xml:space="preserve"> what can be implemented in the short </w:t>
+      </w:r>
+      <w:r>
+        <w:rPr>
+          <w:sz w:val="28"/>
+          <w:szCs w:val="28"/>
+        </w:rPr>
+        <w:t xml:space="preserve">deadline window. </w:t>
+      </w:r>
+      <w:r>
+        <w:rPr>
+          <w:sz w:val="28"/>
+          <w:szCs w:val="28"/>
+        </w:rPr>
+        <w:t xml:space="preserve">My purpose </w:t>
+      </w:r>
+      <w:r>
+        <w:rPr>
+          <w:sz w:val="28"/>
+          <w:szCs w:val="28"/>
+        </w:rPr>
+        <w:t xml:space="preserve">for this project is to </w:t>
+      </w:r>
+      <w:r>
+        <w:rPr>
+          <w:sz w:val="28"/>
+          <w:szCs w:val="28"/>
+        </w:rPr>
+        <w:t>encounter as many different problems</w:t>
+      </w:r>
+      <w:r>
+        <w:rPr>
+          <w:sz w:val="28"/>
+          <w:szCs w:val="28"/>
+        </w:rPr>
+        <w:t xml:space="preserve"> as</w:t>
+      </w:r>
+      <w:r>
+        <w:rPr>
+          <w:sz w:val="28"/>
+          <w:szCs w:val="28"/>
+        </w:rPr>
+        <w:t xml:space="preserve"> possible to then </w:t>
+      </w:r>
+      <w:r>
+        <w:rPr>
+          <w:sz w:val="28"/>
+          <w:szCs w:val="28"/>
+        </w:rPr>
+        <w:t xml:space="preserve">use </w:t>
+      </w:r>
+      <w:r>
+        <w:rPr>
+          <w:sz w:val="28"/>
+          <w:szCs w:val="28"/>
+        </w:rPr>
+        <w:t xml:space="preserve">as many different </w:t>
+      </w:r>
+      <w:r>
+        <w:rPr>
+          <w:sz w:val="28"/>
+          <w:szCs w:val="28"/>
+        </w:rPr>
+        <w:t>techniques as possible</w:t>
+      </w:r>
+      <w:r>
+        <w:rPr>
+          <w:sz w:val="28"/>
+          <w:szCs w:val="28"/>
+        </w:rPr>
+        <w:t xml:space="preserve"> </w:t>
+      </w:r>
+      <w:r>
+        <w:rPr>
+          <w:sz w:val="28"/>
+          <w:szCs w:val="28"/>
+        </w:rPr>
+        <w:t xml:space="preserve">to solve them. </w:t>
+      </w:r>
+    </w:p>
+    <w:p>
       <w:r>
         <w:br w:type="page"/>
+      </w:r>
+    </w:p>
+    <w:p>
+      <w:pPr>
+        <w:rPr>
+          <w:b/>
+          <w:bCs/>
+          <w:sz w:val="36"/>
+          <w:szCs w:val="36"/>
+          <w:u w:val="single"/>
+        </w:rPr>
+      </w:pPr>
+      <w:r>
+        <w:rPr>
+          <w:b/>
+          <w:bCs/>
+          <w:sz w:val="36"/>
+          <w:szCs w:val="36"/>
+          <w:u w:val="single"/>
+        </w:rPr>
+        <w:lastRenderedPageBreak/>
+        <w:t>Must-Haves</w:t>
       </w:r>
     </w:p>
     <w:tbl>
       <w:tblPr>
         <w:tblStyle w:val="TableGrid"/>
-        <w:tblW w:w="9881" w:type="dxa"/>
+        <w:tblW w:w="5000" w:type="pct"/>
         <w:tblLook w:val="04A0" w:firstRow="1" w:lastRow="0" w:firstColumn="1" w:lastColumn="0" w:noHBand="0" w:noVBand="1"/>
       </w:tblPr>
       <w:tblGrid>
-        <w:gridCol w:w="2291"/>
-        <w:gridCol w:w="2291"/>
-        <w:gridCol w:w="2291"/>
-        <w:gridCol w:w="3008"/>
+        <w:gridCol w:w="2939"/>
+        <w:gridCol w:w="2938"/>
+        <w:gridCol w:w="3859"/>
       </w:tblGrid>
       <w:tr>
         <w:trPr>
@@ -800,14 +800,13 @@
         </w:trPr>
         <w:tc>
           <w:tcPr>
-            <w:tcW w:w="2291" w:type="dxa"/>
-            <w:tcMar/>
-          </w:tcPr>
-          <w:p w14:noSpellErr="1">
-            <w:pPr>
-              <w:rPr>
-                <w:b w:val="1"/>
-                <w:bCs w:val="1"/>
+            <w:tcW w:w="1509" w:type="pct"/>
+          </w:tcPr>
+          <w:p>
+            <w:pPr>
+              <w:rPr>
+                <w:b/>
+                <w:bCs/>
                 <w:sz w:val="28"/>
                 <w:szCs w:val="28"/>
                 <w:lang w:val="en-US"/>
@@ -815,8 +814,8 @@
             </w:pPr>
             <w:r>
               <w:rPr>
-                <w:b w:val="1"/>
-                <w:bCs w:val="1"/>
+                <w:b/>
+                <w:bCs/>
                 <w:sz w:val="28"/>
                 <w:szCs w:val="28"/>
               </w:rPr>
@@ -826,14 +825,13 @@
         </w:tc>
         <w:tc>
           <w:tcPr>
-            <w:tcW w:w="2291" w:type="dxa"/>
-            <w:tcMar/>
-          </w:tcPr>
-          <w:p w14:noSpellErr="1">
-            <w:pPr>
-              <w:rPr>
-                <w:b w:val="1"/>
-                <w:bCs w:val="1"/>
+            <w:tcW w:w="1509" w:type="pct"/>
+          </w:tcPr>
+          <w:p>
+            <w:pPr>
+              <w:rPr>
+                <w:b/>
+                <w:bCs/>
                 <w:sz w:val="28"/>
                 <w:szCs w:val="28"/>
                 <w:lang w:val="en-US"/>
@@ -841,8 +839,8 @@
             </w:pPr>
             <w:r>
               <w:rPr>
-                <w:b w:val="1"/>
-                <w:bCs w:val="1"/>
+                <w:b/>
+                <w:bCs/>
                 <w:sz w:val="28"/>
                 <w:szCs w:val="28"/>
               </w:rPr>
@@ -852,76 +850,22 @@
         </w:tc>
         <w:tc>
           <w:tcPr>
-            <w:tcW w:w="2291" w:type="dxa"/>
-            <w:tcMar/>
-          </w:tcPr>
-          <w:p>
-            <w:pPr>
-              <w:pStyle w:val="Normal"/>
-              <w:rPr>
-                <w:b w:val="1"/>
-                <w:bCs w:val="1"/>
-                <w:sz w:val="28"/>
-                <w:szCs w:val="28"/>
+            <w:tcW w:w="1982" w:type="pct"/>
+          </w:tcPr>
+          <w:p>
+            <w:pPr>
+              <w:rPr>
+                <w:b/>
+                <w:bCs/>
+                <w:sz w:val="28"/>
+                <w:szCs w:val="28"/>
+                <w:lang w:val="en-US"/>
               </w:rPr>
             </w:pPr>
             <w:r>
               <w:rPr>
-                <w:b w:val="1"/>
-                <w:bCs w:val="1"/>
-                <w:sz w:val="28"/>
-                <w:szCs w:val="28"/>
-              </w:rPr>
-              <w:t>Tem</w:t>
-            </w:r>
-            <w:r>
-              <w:rPr>
-                <w:b w:val="1"/>
-                <w:bCs w:val="1"/>
-                <w:sz w:val="28"/>
-                <w:szCs w:val="28"/>
-              </w:rPr>
-              <w:t>porarily</w:t>
-            </w:r>
-            <w:r>
-              <w:rPr>
-                <w:b w:val="1"/>
-                <w:bCs w:val="1"/>
-                <w:sz w:val="28"/>
-                <w:szCs w:val="28"/>
-              </w:rPr>
-              <w:t xml:space="preserve"> do</w:t>
-            </w:r>
-            <w:r>
-              <w:rPr>
-                <w:b w:val="1"/>
-                <w:bCs w:val="1"/>
-                <w:sz w:val="28"/>
-                <w:szCs w:val="28"/>
-              </w:rPr>
-              <w:t>ne</w:t>
-            </w:r>
-          </w:p>
-        </w:tc>
-        <w:tc>
-          <w:tcPr>
-            <w:tcW w:w="3008" w:type="dxa"/>
-            <w:tcMar/>
-          </w:tcPr>
-          <w:p w14:noSpellErr="1">
-            <w:pPr>
-              <w:rPr>
-                <w:b w:val="1"/>
-                <w:bCs w:val="1"/>
-                <w:sz w:val="28"/>
-                <w:szCs w:val="28"/>
-                <w:lang w:val="en-US"/>
-              </w:rPr>
-            </w:pPr>
-            <w:r>
-              <w:rPr>
-                <w:b w:val="1"/>
-                <w:bCs w:val="1"/>
+                <w:b/>
+                <w:bCs/>
                 <w:sz w:val="28"/>
                 <w:szCs w:val="28"/>
               </w:rPr>
@@ -936,8 +880,20 @@
         </w:trPr>
         <w:tc>
           <w:tcPr>
-            <w:tcW w:w="2291" w:type="dxa"/>
-            <w:tcMar/>
+            <w:tcW w:w="1509" w:type="pct"/>
+          </w:tcPr>
+          <w:p>
+            <w:pPr>
+              <w:rPr>
+                <w:sz w:val="28"/>
+                <w:szCs w:val="28"/>
+              </w:rPr>
+            </w:pPr>
+          </w:p>
+        </w:tc>
+        <w:tc>
+          <w:tcPr>
+            <w:tcW w:w="1509" w:type="pct"/>
           </w:tcPr>
           <w:p>
             <w:pPr>
@@ -947,75 +903,39 @@
                 <w:lang w:val="en-US"/>
               </w:rPr>
             </w:pPr>
+          </w:p>
+        </w:tc>
+        <w:tc>
+          <w:tcPr>
+            <w:tcW w:w="1982" w:type="pct"/>
+          </w:tcPr>
+          <w:p>
+            <w:pPr>
+              <w:rPr>
+                <w:sz w:val="28"/>
+                <w:szCs w:val="28"/>
+              </w:rPr>
+            </w:pPr>
             <w:r>
               <w:rPr>
                 <w:sz w:val="28"/>
                 <w:szCs w:val="28"/>
               </w:rPr>
-              <w:t>Conveyor belts with variable speed</w:t>
+              <w:t>Sep</w:t>
             </w:r>
-          </w:p>
-        </w:tc>
-        <w:tc>
-          <w:tcPr>
-            <w:tcW w:w="2291" w:type="dxa"/>
-            <w:tcMar/>
-          </w:tcPr>
-          <w:p w14:noSpellErr="1">
-            <w:pPr>
-              <w:rPr>
-                <w:sz w:val="28"/>
-                <w:szCs w:val="28"/>
-                <w:lang w:val="en-US"/>
-              </w:rPr>
-            </w:pPr>
-          </w:p>
-        </w:tc>
-        <w:tc>
-          <w:tcPr>
-            <w:tcW w:w="2291" w:type="dxa"/>
-            <w:tcMar/>
-          </w:tcPr>
-          <w:p>
-            <w:pPr>
-              <w:pStyle w:val="Normal"/>
-              <w:rPr>
-                <w:sz w:val="28"/>
-                <w:szCs w:val="28"/>
-              </w:rPr>
-            </w:pPr>
             <w:r>
               <w:rPr>
                 <w:sz w:val="28"/>
                 <w:szCs w:val="28"/>
               </w:rPr>
-              <w:t>Simple enemies moving straight to the core w/o pathfinding and damaging blocks on the way there</w:t>
+              <w:t>a</w:t>
             </w:r>
-          </w:p>
-        </w:tc>
-        <w:tc>
-          <w:tcPr>
-            <w:tcW w:w="3008" w:type="dxa"/>
-            <w:tcMar/>
-            <w:vAlign w:val="top"/>
-          </w:tcPr>
-          <w:p>
-            <w:pPr>
-              <w:pStyle w:val="Normal"/>
-              <w:ind w:left="0"/>
-              <w:jc w:val="left"/>
-              <w:rPr>
-                <w:sz w:val="28"/>
-                <w:szCs w:val="28"/>
-                <w:lang w:val="en-US"/>
-              </w:rPr>
-            </w:pPr>
             <w:r>
               <w:rPr>
                 <w:sz w:val="28"/>
                 <w:szCs w:val="28"/>
               </w:rPr>
-              <w:t>A seeded random generated world with randomly placed scattered ore nodes</w:t>
+              <w:t>rated game thread which updates and draws the game</w:t>
             </w:r>
           </w:p>
         </w:tc>
@@ -1026,8 +946,7 @@
         </w:trPr>
         <w:tc>
           <w:tcPr>
-            <w:tcW w:w="2291" w:type="dxa"/>
-            <w:tcMar/>
+            <w:tcW w:w="1509" w:type="pct"/>
           </w:tcPr>
           <w:p>
             <w:pPr>
@@ -1037,80 +956,40 @@
                 <w:lang w:val="en-US"/>
               </w:rPr>
             </w:pPr>
+          </w:p>
+        </w:tc>
+        <w:tc>
+          <w:tcPr>
+            <w:tcW w:w="1509" w:type="pct"/>
+          </w:tcPr>
+          <w:p>
+            <w:pPr>
+              <w:rPr>
+                <w:sz w:val="28"/>
+                <w:szCs w:val="28"/>
+                <w:lang w:val="en-US"/>
+              </w:rPr>
+            </w:pPr>
+          </w:p>
+        </w:tc>
+        <w:tc>
+          <w:tcPr>
+            <w:tcW w:w="1982" w:type="pct"/>
+          </w:tcPr>
+          <w:p>
+            <w:pPr>
+              <w:rPr>
+                <w:sz w:val="28"/>
+                <w:szCs w:val="28"/>
+                <w:lang w:val="en-US"/>
+              </w:rPr>
+            </w:pPr>
             <w:r>
               <w:rPr>
                 <w:sz w:val="28"/>
                 <w:szCs w:val="28"/>
               </w:rPr>
-              <w:t xml:space="preserve">Production blocks + selectable recipes if multiple </w:t>
-            </w:r>
-            <w:bookmarkStart w:name="_Int_ThDcTQPk" w:id="2000246071"/>
-            <w:r>
-              <w:rPr>
-                <w:sz w:val="28"/>
-                <w:szCs w:val="28"/>
-              </w:rPr>
-              <w:t>are</w:t>
-            </w:r>
-            <w:bookmarkEnd w:id="2000246071"/>
-            <w:r>
-              <w:rPr>
-                <w:sz w:val="28"/>
-                <w:szCs w:val="28"/>
-              </w:rPr>
-              <w:t xml:space="preserve"> present</w:t>
-            </w:r>
-          </w:p>
-        </w:tc>
-        <w:tc>
-          <w:tcPr>
-            <w:tcW w:w="2291" w:type="dxa"/>
-            <w:tcMar/>
-          </w:tcPr>
-          <w:p w14:noSpellErr="1">
-            <w:pPr>
-              <w:rPr>
-                <w:sz w:val="28"/>
-                <w:szCs w:val="28"/>
-                <w:lang w:val="en-US"/>
-              </w:rPr>
-            </w:pPr>
-          </w:p>
-        </w:tc>
-        <w:tc>
-          <w:tcPr>
-            <w:tcW w:w="2291" w:type="dxa"/>
-            <w:tcMar/>
-          </w:tcPr>
-          <w:p>
-            <w:pPr>
-              <w:pStyle w:val="Normal"/>
-              <w:rPr>
-                <w:sz w:val="28"/>
-                <w:szCs w:val="28"/>
-              </w:rPr>
-            </w:pPr>
-          </w:p>
-        </w:tc>
-        <w:tc>
-          <w:tcPr>
-            <w:tcW w:w="3008" w:type="dxa"/>
-            <w:tcMar/>
-          </w:tcPr>
-          <w:p>
-            <w:pPr>
-              <w:rPr>
-                <w:sz w:val="28"/>
-                <w:szCs w:val="28"/>
-                <w:lang w:val="en-US"/>
-              </w:rPr>
-            </w:pPr>
-            <w:r>
-              <w:rPr>
-                <w:sz w:val="28"/>
-                <w:szCs w:val="28"/>
-              </w:rPr>
-              <w:t>The player top-view camera</w:t>
+              <w:t>A seeded random generated world with randomly placed scattered ore nodes</w:t>
             </w:r>
           </w:p>
         </w:tc>
@@ -1121,86 +1000,72 @@
         </w:trPr>
         <w:tc>
           <w:tcPr>
-            <w:tcW w:w="2291" w:type="dxa"/>
-            <w:tcMar/>
-          </w:tcPr>
-          <w:p>
-            <w:pPr>
-              <w:pStyle w:val="Normal"/>
+            <w:tcW w:w="1509" w:type="pct"/>
+          </w:tcPr>
+          <w:p>
+            <w:pPr>
               <w:rPr>
                 <w:sz w:val="28"/>
                 <w:szCs w:val="28"/>
                 <w:lang w:val="en-US"/>
               </w:rPr>
             </w:pPr>
+          </w:p>
+        </w:tc>
+        <w:tc>
+          <w:tcPr>
+            <w:tcW w:w="1509" w:type="pct"/>
+          </w:tcPr>
+          <w:p>
+            <w:pPr>
+              <w:rPr>
+                <w:sz w:val="28"/>
+                <w:szCs w:val="28"/>
+                <w:lang w:val="en-US"/>
+              </w:rPr>
+            </w:pPr>
+          </w:p>
+        </w:tc>
+        <w:tc>
+          <w:tcPr>
+            <w:tcW w:w="1982" w:type="pct"/>
+          </w:tcPr>
+          <w:p>
+            <w:pPr>
+              <w:rPr>
+                <w:sz w:val="28"/>
+                <w:szCs w:val="28"/>
+                <w:lang w:val="en-US"/>
+              </w:rPr>
+            </w:pPr>
             <w:r>
               <w:rPr>
                 <w:sz w:val="28"/>
                 <w:szCs w:val="28"/>
               </w:rPr>
-              <w:t>Defensive towers</w:t>
+              <w:t>The player top-view camera</w:t>
             </w:r>
-          </w:p>
-        </w:tc>
-        <w:tc>
-          <w:tcPr>
-            <w:tcW w:w="2291" w:type="dxa"/>
-            <w:tcMar/>
-          </w:tcPr>
-          <w:p>
-            <w:pPr>
-              <w:pStyle w:val="Normal"/>
-              <w:rPr>
-                <w:sz w:val="28"/>
-                <w:szCs w:val="28"/>
-              </w:rPr>
-            </w:pPr>
-          </w:p>
-        </w:tc>
-        <w:tc>
-          <w:tcPr>
-            <w:tcW w:w="2291" w:type="dxa"/>
-            <w:tcMar/>
-          </w:tcPr>
-          <w:p>
-            <w:pPr>
-              <w:pStyle w:val="Normal"/>
-              <w:rPr>
-                <w:sz w:val="28"/>
-                <w:szCs w:val="28"/>
-              </w:rPr>
-            </w:pPr>
-          </w:p>
-        </w:tc>
-        <w:tc>
-          <w:tcPr>
-            <w:tcW w:w="3008" w:type="dxa"/>
-            <w:tcMar/>
-          </w:tcPr>
-          <w:p>
-            <w:pPr>
-              <w:pStyle w:val="Normal"/>
-              <w:rPr>
-                <w:sz w:val="28"/>
-                <w:szCs w:val="28"/>
-              </w:rPr>
-            </w:pPr>
             <w:r>
               <w:rPr>
                 <w:sz w:val="28"/>
                 <w:szCs w:val="28"/>
               </w:rPr>
-              <w:t xml:space="preserve">The player </w:t>
+              <w:t xml:space="preserve"> wit</w:t>
             </w:r>
-            <w:bookmarkStart w:name="_Int_JCo7d3GU" w:id="941522494"/>
             <w:r>
               <w:rPr>
                 <w:sz w:val="28"/>
                 <w:szCs w:val="28"/>
               </w:rPr>
-              <w:t>core</w:t>
+              <w:t>h</w:t>
             </w:r>
-            <w:bookmarkEnd w:id="941522494"/>
+            <w:r>
+              <w:rPr>
+                <w:sz w:val="28"/>
+                <w:szCs w:val="28"/>
+              </w:rPr>
+              <w:t xml:space="preserve"> player controls</w:t>
+            </w:r>
           </w:p>
         </w:tc>
       </w:tr>
@@ -1210,69 +1075,55 @@
         </w:trPr>
         <w:tc>
           <w:tcPr>
-            <w:tcW w:w="2291" w:type="dxa"/>
-            <w:tcMar/>
-          </w:tcPr>
-          <w:p>
-            <w:pPr>
-              <w:pStyle w:val="Normal"/>
-              <w:rPr>
-                <w:sz w:val="28"/>
-                <w:szCs w:val="28"/>
-              </w:rPr>
-            </w:pPr>
-          </w:p>
-        </w:tc>
-        <w:tc>
-          <w:tcPr>
-            <w:tcW w:w="2291" w:type="dxa"/>
-            <w:tcMar/>
-          </w:tcPr>
-          <w:p>
-            <w:pPr>
-              <w:pStyle w:val="Normal"/>
-              <w:rPr>
-                <w:sz w:val="28"/>
-                <w:szCs w:val="28"/>
-              </w:rPr>
-            </w:pPr>
-          </w:p>
-        </w:tc>
-        <w:tc>
-          <w:tcPr>
-            <w:tcW w:w="2291" w:type="dxa"/>
-            <w:tcMar/>
-          </w:tcPr>
-          <w:p>
-            <w:pPr>
-              <w:pStyle w:val="Normal"/>
-              <w:rPr>
-                <w:sz w:val="28"/>
-                <w:szCs w:val="28"/>
-              </w:rPr>
-            </w:pPr>
-          </w:p>
-        </w:tc>
-        <w:tc>
-          <w:tcPr>
-            <w:tcW w:w="3008" w:type="dxa"/>
-            <w:tcMar/>
-          </w:tcPr>
-          <w:p>
-            <w:pPr>
-              <w:pStyle w:val="Normal"/>
+            <w:tcW w:w="1509" w:type="pct"/>
+          </w:tcPr>
+          <w:p>
+            <w:pPr>
               <w:rPr>
                 <w:sz w:val="28"/>
                 <w:szCs w:val="28"/>
                 <w:lang w:val="en-US"/>
               </w:rPr>
             </w:pPr>
+          </w:p>
+        </w:tc>
+        <w:tc>
+          <w:tcPr>
+            <w:tcW w:w="1509" w:type="pct"/>
+          </w:tcPr>
+          <w:p>
+            <w:pPr>
+              <w:rPr>
+                <w:sz w:val="28"/>
+                <w:szCs w:val="28"/>
+              </w:rPr>
+            </w:pPr>
+          </w:p>
+        </w:tc>
+        <w:tc>
+          <w:tcPr>
+            <w:tcW w:w="1982" w:type="pct"/>
+          </w:tcPr>
+          <w:p>
+            <w:pPr>
+              <w:rPr>
+                <w:sz w:val="28"/>
+                <w:szCs w:val="28"/>
+              </w:rPr>
+            </w:pPr>
             <w:r>
               <w:rPr>
                 <w:sz w:val="28"/>
                 <w:szCs w:val="28"/>
               </w:rPr>
-              <w:t>Blocks that get updated every game tick</w:t>
+              <w:t xml:space="preserve">A block framework support static and </w:t>
+            </w:r>
+            <w:r>
+              <w:rPr>
+                <w:sz w:val="28"/>
+                <w:szCs w:val="28"/>
+              </w:rPr>
+              <w:t>updated blocks</w:t>
             </w:r>
           </w:p>
         </w:tc>
@@ -1283,57 +1134,36 @@
         </w:trPr>
         <w:tc>
           <w:tcPr>
-            <w:tcW w:w="2291" w:type="dxa"/>
-            <w:tcMar/>
-          </w:tcPr>
-          <w:p>
-            <w:pPr>
-              <w:pStyle w:val="Normal"/>
-              <w:rPr>
-                <w:sz w:val="28"/>
-                <w:szCs w:val="28"/>
-              </w:rPr>
-            </w:pPr>
-          </w:p>
-        </w:tc>
-        <w:tc>
-          <w:tcPr>
-            <w:tcW w:w="2291" w:type="dxa"/>
-            <w:tcMar/>
-          </w:tcPr>
-          <w:p>
-            <w:pPr>
-              <w:pStyle w:val="Normal"/>
-              <w:rPr>
-                <w:sz w:val="28"/>
-                <w:szCs w:val="28"/>
-              </w:rPr>
-            </w:pPr>
-          </w:p>
-        </w:tc>
-        <w:tc>
-          <w:tcPr>
-            <w:tcW w:w="2291" w:type="dxa"/>
-            <w:tcMar/>
-          </w:tcPr>
-          <w:p>
-            <w:pPr>
-              <w:pStyle w:val="Normal"/>
-              <w:rPr>
-                <w:sz w:val="28"/>
-                <w:szCs w:val="28"/>
-              </w:rPr>
-            </w:pPr>
-          </w:p>
-        </w:tc>
-        <w:tc>
-          <w:tcPr>
-            <w:tcW w:w="3008" w:type="dxa"/>
-            <w:tcMar/>
-          </w:tcPr>
-          <w:p>
-            <w:pPr>
-              <w:pStyle w:val="Normal"/>
+            <w:tcW w:w="1509" w:type="pct"/>
+          </w:tcPr>
+          <w:p>
+            <w:pPr>
+              <w:rPr>
+                <w:sz w:val="28"/>
+                <w:szCs w:val="28"/>
+              </w:rPr>
+            </w:pPr>
+          </w:p>
+        </w:tc>
+        <w:tc>
+          <w:tcPr>
+            <w:tcW w:w="1509" w:type="pct"/>
+          </w:tcPr>
+          <w:p>
+            <w:pPr>
+              <w:rPr>
+                <w:sz w:val="28"/>
+                <w:szCs w:val="28"/>
+              </w:rPr>
+            </w:pPr>
+          </w:p>
+        </w:tc>
+        <w:tc>
+          <w:tcPr>
+            <w:tcW w:w="1982" w:type="pct"/>
+          </w:tcPr>
+          <w:p>
+            <w:pPr>
               <w:rPr>
                 <w:sz w:val="28"/>
                 <w:szCs w:val="28"/>
@@ -1344,8 +1174,17 @@
               <w:rPr>
                 <w:sz w:val="28"/>
                 <w:szCs w:val="28"/>
-              </w:rPr>
-              <w:t>An inventory system for the blocks and for the core as main storage</w:t>
+                <w:lang w:val="en-US"/>
+              </w:rPr>
+              <w:t xml:space="preserve">Inventory system and core </w:t>
+            </w:r>
+            <w:r>
+              <w:rPr>
+                <w:sz w:val="28"/>
+                <w:szCs w:val="28"/>
+                <w:lang w:val="en-US"/>
+              </w:rPr>
+              <w:t>as main storage</w:t>
             </w:r>
           </w:p>
         </w:tc>
@@ -1356,57 +1195,36 @@
         </w:trPr>
         <w:tc>
           <w:tcPr>
-            <w:tcW w:w="2291" w:type="dxa"/>
-            <w:tcMar/>
-          </w:tcPr>
-          <w:p>
-            <w:pPr>
-              <w:pStyle w:val="Normal"/>
-              <w:rPr>
-                <w:sz w:val="28"/>
-                <w:szCs w:val="28"/>
-              </w:rPr>
-            </w:pPr>
-          </w:p>
-        </w:tc>
-        <w:tc>
-          <w:tcPr>
-            <w:tcW w:w="2291" w:type="dxa"/>
-            <w:tcMar/>
-          </w:tcPr>
-          <w:p>
-            <w:pPr>
-              <w:pStyle w:val="Normal"/>
-              <w:rPr>
-                <w:sz w:val="28"/>
-                <w:szCs w:val="28"/>
-              </w:rPr>
-            </w:pPr>
-          </w:p>
-        </w:tc>
-        <w:tc>
-          <w:tcPr>
-            <w:tcW w:w="2291" w:type="dxa"/>
-            <w:tcMar/>
-          </w:tcPr>
-          <w:p>
-            <w:pPr>
-              <w:pStyle w:val="Normal"/>
-              <w:rPr>
-                <w:sz w:val="28"/>
-                <w:szCs w:val="28"/>
-              </w:rPr>
-            </w:pPr>
-          </w:p>
-        </w:tc>
-        <w:tc>
-          <w:tcPr>
-            <w:tcW w:w="3008" w:type="dxa"/>
-            <w:tcMar/>
-          </w:tcPr>
-          <w:p>
-            <w:pPr>
-              <w:pStyle w:val="Normal"/>
+            <w:tcW w:w="1509" w:type="pct"/>
+          </w:tcPr>
+          <w:p>
+            <w:pPr>
+              <w:rPr>
+                <w:sz w:val="28"/>
+                <w:szCs w:val="28"/>
+              </w:rPr>
+            </w:pPr>
+          </w:p>
+        </w:tc>
+        <w:tc>
+          <w:tcPr>
+            <w:tcW w:w="1509" w:type="pct"/>
+          </w:tcPr>
+          <w:p>
+            <w:pPr>
+              <w:rPr>
+                <w:sz w:val="28"/>
+                <w:szCs w:val="28"/>
+              </w:rPr>
+            </w:pPr>
+          </w:p>
+        </w:tc>
+        <w:tc>
+          <w:tcPr>
+            <w:tcW w:w="1982" w:type="pct"/>
+          </w:tcPr>
+          <w:p>
+            <w:pPr>
               <w:rPr>
                 <w:sz w:val="28"/>
                 <w:szCs w:val="28"/>
@@ -1418,7 +1236,615 @@
                 <w:sz w:val="28"/>
                 <w:szCs w:val="28"/>
               </w:rPr>
-              <w:t>Blocks placement and deletion, costing and refunding resources</w:t>
+              <w:t xml:space="preserve">Block </w:t>
+            </w:r>
+            <w:r>
+              <w:rPr>
+                <w:sz w:val="28"/>
+                <w:szCs w:val="28"/>
+              </w:rPr>
+              <w:t>build-and-destruct system</w:t>
+            </w:r>
+            <w:r>
+              <w:rPr>
+                <w:sz w:val="28"/>
+                <w:szCs w:val="28"/>
+              </w:rPr>
+              <w:t>, costing and refunding resources</w:t>
+            </w:r>
+            <w:r>
+              <w:rPr>
+                <w:sz w:val="28"/>
+                <w:szCs w:val="28"/>
+              </w:rPr>
+              <w:t xml:space="preserve"> from the core</w:t>
+            </w:r>
+          </w:p>
+        </w:tc>
+      </w:tr>
+      <w:tr>
+        <w:trPr>
+          <w:trHeight w:val="300"/>
+        </w:trPr>
+        <w:tc>
+          <w:tcPr>
+            <w:tcW w:w="1509" w:type="pct"/>
+          </w:tcPr>
+          <w:p>
+            <w:pPr>
+              <w:rPr>
+                <w:sz w:val="28"/>
+                <w:szCs w:val="28"/>
+              </w:rPr>
+            </w:pPr>
+          </w:p>
+        </w:tc>
+        <w:tc>
+          <w:tcPr>
+            <w:tcW w:w="1509" w:type="pct"/>
+          </w:tcPr>
+          <w:p>
+            <w:pPr>
+              <w:rPr>
+                <w:sz w:val="28"/>
+                <w:szCs w:val="28"/>
+              </w:rPr>
+            </w:pPr>
+          </w:p>
+        </w:tc>
+        <w:tc>
+          <w:tcPr>
+            <w:tcW w:w="1982" w:type="pct"/>
+          </w:tcPr>
+          <w:p>
+            <w:pPr>
+              <w:rPr>
+                <w:sz w:val="28"/>
+                <w:szCs w:val="28"/>
+              </w:rPr>
+            </w:pPr>
+            <w:r>
+              <w:rPr>
+                <w:sz w:val="28"/>
+                <w:szCs w:val="28"/>
+              </w:rPr>
+              <w:t>A build menu containing every player buildable block</w:t>
+            </w:r>
+            <w:r>
+              <w:rPr>
+                <w:sz w:val="28"/>
+                <w:szCs w:val="28"/>
+              </w:rPr>
+              <w:t>, sorted into their categories</w:t>
+            </w:r>
+          </w:p>
+        </w:tc>
+      </w:tr>
+      <w:tr>
+        <w:trPr>
+          <w:trHeight w:val="300"/>
+        </w:trPr>
+        <w:tc>
+          <w:tcPr>
+            <w:tcW w:w="1509" w:type="pct"/>
+          </w:tcPr>
+          <w:p>
+            <w:pPr>
+              <w:rPr>
+                <w:sz w:val="28"/>
+                <w:szCs w:val="28"/>
+              </w:rPr>
+            </w:pPr>
+          </w:p>
+        </w:tc>
+        <w:tc>
+          <w:tcPr>
+            <w:tcW w:w="1509" w:type="pct"/>
+          </w:tcPr>
+          <w:p>
+            <w:pPr>
+              <w:rPr>
+                <w:sz w:val="28"/>
+                <w:szCs w:val="28"/>
+              </w:rPr>
+            </w:pPr>
+          </w:p>
+        </w:tc>
+        <w:tc>
+          <w:tcPr>
+            <w:tcW w:w="1982" w:type="pct"/>
+          </w:tcPr>
+          <w:p>
+            <w:pPr>
+              <w:rPr>
+                <w:sz w:val="28"/>
+                <w:szCs w:val="28"/>
+              </w:rPr>
+            </w:pPr>
+            <w:r>
+              <w:rPr>
+                <w:sz w:val="28"/>
+                <w:szCs w:val="28"/>
+              </w:rPr>
+              <w:t>Simple enemies</w:t>
+            </w:r>
+            <w:r>
+              <w:rPr>
+                <w:sz w:val="28"/>
+                <w:szCs w:val="28"/>
+              </w:rPr>
+              <w:t xml:space="preserve"> moving straight to the core and</w:t>
+            </w:r>
+            <w:r>
+              <w:rPr>
+                <w:sz w:val="28"/>
+                <w:szCs w:val="28"/>
+              </w:rPr>
+              <w:t xml:space="preserve"> attacking every in range, prioratizing</w:t>
+            </w:r>
+            <w:r>
+              <w:rPr>
+                <w:sz w:val="28"/>
+                <w:szCs w:val="28"/>
+              </w:rPr>
+              <w:t xml:space="preserve"> what is in front of them</w:t>
+            </w:r>
+          </w:p>
+        </w:tc>
+      </w:tr>
+      <w:tr>
+        <w:trPr>
+          <w:trHeight w:val="300"/>
+        </w:trPr>
+        <w:tc>
+          <w:tcPr>
+            <w:tcW w:w="1509" w:type="pct"/>
+          </w:tcPr>
+          <w:p>
+            <w:pPr>
+              <w:rPr>
+                <w:sz w:val="28"/>
+                <w:szCs w:val="28"/>
+              </w:rPr>
+            </w:pPr>
+          </w:p>
+        </w:tc>
+        <w:tc>
+          <w:tcPr>
+            <w:tcW w:w="1509" w:type="pct"/>
+          </w:tcPr>
+          <w:p>
+            <w:pPr>
+              <w:rPr>
+                <w:sz w:val="28"/>
+                <w:szCs w:val="28"/>
+              </w:rPr>
+            </w:pPr>
+          </w:p>
+        </w:tc>
+        <w:tc>
+          <w:tcPr>
+            <w:tcW w:w="1982" w:type="pct"/>
+          </w:tcPr>
+          <w:p>
+            <w:pPr>
+              <w:rPr>
+                <w:sz w:val="28"/>
+                <w:szCs w:val="28"/>
+              </w:rPr>
+            </w:pPr>
+            <w:r>
+              <w:rPr>
+                <w:sz w:val="28"/>
+                <w:szCs w:val="28"/>
+              </w:rPr>
+              <w:t>A simple enemy spawning system, randomly spawning some enemies</w:t>
+            </w:r>
+          </w:p>
+        </w:tc>
+      </w:tr>
+      <w:tr>
+        <w:trPr>
+          <w:trHeight w:val="300"/>
+        </w:trPr>
+        <w:tc>
+          <w:tcPr>
+            <w:tcW w:w="1509" w:type="pct"/>
+          </w:tcPr>
+          <w:p>
+            <w:pPr>
+              <w:rPr>
+                <w:sz w:val="28"/>
+                <w:szCs w:val="28"/>
+              </w:rPr>
+            </w:pPr>
+          </w:p>
+        </w:tc>
+        <w:tc>
+          <w:tcPr>
+            <w:tcW w:w="1509" w:type="pct"/>
+          </w:tcPr>
+          <w:p>
+            <w:pPr>
+              <w:rPr>
+                <w:sz w:val="28"/>
+                <w:szCs w:val="28"/>
+              </w:rPr>
+            </w:pPr>
+          </w:p>
+        </w:tc>
+        <w:tc>
+          <w:tcPr>
+            <w:tcW w:w="1982" w:type="pct"/>
+          </w:tcPr>
+          <w:p>
+            <w:pPr>
+              <w:rPr>
+                <w:sz w:val="28"/>
+                <w:szCs w:val="28"/>
+              </w:rPr>
+            </w:pPr>
+            <w:r>
+              <w:rPr>
+                <w:sz w:val="28"/>
+                <w:szCs w:val="28"/>
+              </w:rPr>
+              <w:t xml:space="preserve">Conveyor belts with moving </w:t>
+            </w:r>
+            <w:r>
+              <w:rPr>
+                <w:sz w:val="28"/>
+                <w:szCs w:val="28"/>
+              </w:rPr>
+              <w:t xml:space="preserve">items </w:t>
+            </w:r>
+            <w:r>
+              <w:rPr>
+                <w:sz w:val="28"/>
+                <w:szCs w:val="28"/>
+              </w:rPr>
+              <w:t>animation</w:t>
+            </w:r>
+          </w:p>
+        </w:tc>
+      </w:tr>
+      <w:tr>
+        <w:trPr>
+          <w:trHeight w:val="300"/>
+        </w:trPr>
+        <w:tc>
+          <w:tcPr>
+            <w:tcW w:w="1509" w:type="pct"/>
+          </w:tcPr>
+          <w:p>
+            <w:pPr>
+              <w:rPr>
+                <w:sz w:val="28"/>
+                <w:szCs w:val="28"/>
+              </w:rPr>
+            </w:pPr>
+          </w:p>
+        </w:tc>
+        <w:tc>
+          <w:tcPr>
+            <w:tcW w:w="1509" w:type="pct"/>
+          </w:tcPr>
+          <w:p>
+            <w:pPr>
+              <w:rPr>
+                <w:sz w:val="28"/>
+                <w:szCs w:val="28"/>
+              </w:rPr>
+            </w:pPr>
+          </w:p>
+        </w:tc>
+        <w:tc>
+          <w:tcPr>
+            <w:tcW w:w="1982" w:type="pct"/>
+          </w:tcPr>
+          <w:p>
+            <w:pPr>
+              <w:rPr>
+                <w:sz w:val="28"/>
+                <w:szCs w:val="28"/>
+              </w:rPr>
+            </w:pPr>
+            <w:r>
+              <w:rPr>
+                <w:sz w:val="28"/>
+                <w:szCs w:val="28"/>
+              </w:rPr>
+              <w:t xml:space="preserve">Node collectors, gathering the </w:t>
+            </w:r>
+            <w:r>
+              <w:rPr>
+                <w:sz w:val="28"/>
+                <w:szCs w:val="28"/>
+              </w:rPr>
+              <w:t>resource of the node beneath them</w:t>
+            </w:r>
+          </w:p>
+        </w:tc>
+      </w:tr>
+      <w:tr>
+        <w:trPr>
+          <w:trHeight w:val="300"/>
+        </w:trPr>
+        <w:tc>
+          <w:tcPr>
+            <w:tcW w:w="1509" w:type="pct"/>
+          </w:tcPr>
+          <w:p>
+            <w:pPr>
+              <w:rPr>
+                <w:sz w:val="28"/>
+                <w:szCs w:val="28"/>
+              </w:rPr>
+            </w:pPr>
+          </w:p>
+        </w:tc>
+        <w:tc>
+          <w:tcPr>
+            <w:tcW w:w="1509" w:type="pct"/>
+          </w:tcPr>
+          <w:p>
+            <w:pPr>
+              <w:rPr>
+                <w:sz w:val="28"/>
+                <w:szCs w:val="28"/>
+              </w:rPr>
+            </w:pPr>
+          </w:p>
+        </w:tc>
+        <w:tc>
+          <w:tcPr>
+            <w:tcW w:w="1982" w:type="pct"/>
+          </w:tcPr>
+          <w:p>
+            <w:pPr>
+              <w:rPr>
+                <w:sz w:val="28"/>
+                <w:szCs w:val="28"/>
+              </w:rPr>
+            </w:pPr>
+            <w:r>
+              <w:rPr>
+                <w:sz w:val="28"/>
+                <w:szCs w:val="28"/>
+              </w:rPr>
+              <w:t>A stats manager used by blocks and enemies</w:t>
+            </w:r>
+            <w:r>
+              <w:rPr>
+                <w:sz w:val="28"/>
+                <w:szCs w:val="28"/>
+              </w:rPr>
+              <w:t xml:space="preserve"> (for taking damage)</w:t>
+            </w:r>
+          </w:p>
+        </w:tc>
+      </w:tr>
+      <w:tr>
+        <w:trPr>
+          <w:trHeight w:val="300"/>
+        </w:trPr>
+        <w:tc>
+          <w:tcPr>
+            <w:tcW w:w="1509" w:type="pct"/>
+          </w:tcPr>
+          <w:p>
+            <w:pPr>
+              <w:rPr>
+                <w:sz w:val="28"/>
+                <w:szCs w:val="28"/>
+              </w:rPr>
+            </w:pPr>
+          </w:p>
+        </w:tc>
+        <w:tc>
+          <w:tcPr>
+            <w:tcW w:w="1509" w:type="pct"/>
+          </w:tcPr>
+          <w:p>
+            <w:pPr>
+              <w:rPr>
+                <w:sz w:val="28"/>
+                <w:szCs w:val="28"/>
+              </w:rPr>
+            </w:pPr>
+          </w:p>
+        </w:tc>
+        <w:tc>
+          <w:tcPr>
+            <w:tcW w:w="1982" w:type="pct"/>
+          </w:tcPr>
+          <w:p>
+            <w:pPr>
+              <w:rPr>
+                <w:sz w:val="28"/>
+                <w:szCs w:val="28"/>
+              </w:rPr>
+            </w:pPr>
+            <w:r>
+              <w:rPr>
+                <w:sz w:val="28"/>
+                <w:szCs w:val="28"/>
+              </w:rPr>
+              <w:t xml:space="preserve">A projectile system for </w:t>
+            </w:r>
+            <w:r>
+              <w:rPr>
+                <w:sz w:val="28"/>
+                <w:szCs w:val="28"/>
+              </w:rPr>
+              <w:t>player turrets (</w:t>
+            </w:r>
+            <w:r>
+              <w:rPr>
+                <w:sz w:val="28"/>
+                <w:szCs w:val="28"/>
+              </w:rPr>
+              <w:t>using some form of object pooling)</w:t>
+            </w:r>
+          </w:p>
+        </w:tc>
+      </w:tr>
+      <w:tr>
+        <w:trPr>
+          <w:trHeight w:val="300"/>
+        </w:trPr>
+        <w:tc>
+          <w:tcPr>
+            <w:tcW w:w="1509" w:type="pct"/>
+          </w:tcPr>
+          <w:p>
+            <w:pPr>
+              <w:rPr>
+                <w:sz w:val="28"/>
+                <w:szCs w:val="28"/>
+              </w:rPr>
+            </w:pPr>
+          </w:p>
+        </w:tc>
+        <w:tc>
+          <w:tcPr>
+            <w:tcW w:w="1509" w:type="pct"/>
+          </w:tcPr>
+          <w:p>
+            <w:pPr>
+              <w:rPr>
+                <w:sz w:val="28"/>
+                <w:szCs w:val="28"/>
+              </w:rPr>
+            </w:pPr>
+          </w:p>
+        </w:tc>
+        <w:tc>
+          <w:tcPr>
+            <w:tcW w:w="1982" w:type="pct"/>
+          </w:tcPr>
+          <w:p>
+            <w:pPr>
+              <w:rPr>
+                <w:sz w:val="28"/>
+                <w:szCs w:val="28"/>
+              </w:rPr>
+            </w:pPr>
+            <w:r>
+              <w:rPr>
+                <w:sz w:val="28"/>
+                <w:szCs w:val="28"/>
+              </w:rPr>
+              <w:t>Player turrets targeting enemies</w:t>
+            </w:r>
+          </w:p>
+        </w:tc>
+      </w:tr>
+      <w:tr>
+        <w:trPr>
+          <w:trHeight w:val="300"/>
+        </w:trPr>
+        <w:tc>
+          <w:tcPr>
+            <w:tcW w:w="1509" w:type="pct"/>
+          </w:tcPr>
+          <w:p>
+            <w:pPr>
+              <w:rPr>
+                <w:sz w:val="28"/>
+                <w:szCs w:val="28"/>
+              </w:rPr>
+            </w:pPr>
+          </w:p>
+        </w:tc>
+        <w:tc>
+          <w:tcPr>
+            <w:tcW w:w="1509" w:type="pct"/>
+          </w:tcPr>
+          <w:p>
+            <w:pPr>
+              <w:rPr>
+                <w:sz w:val="28"/>
+                <w:szCs w:val="28"/>
+              </w:rPr>
+            </w:pPr>
+          </w:p>
+        </w:tc>
+        <w:tc>
+          <w:tcPr>
+            <w:tcW w:w="1982" w:type="pct"/>
+          </w:tcPr>
+          <w:p>
+            <w:pPr>
+              <w:rPr>
+                <w:sz w:val="28"/>
+                <w:szCs w:val="28"/>
+              </w:rPr>
+            </w:pPr>
+            <w:r>
+              <w:rPr>
+                <w:sz w:val="28"/>
+                <w:szCs w:val="28"/>
+              </w:rPr>
+              <w:t>Splitter, merger and junction for improved item logistics</w:t>
+            </w:r>
+          </w:p>
+        </w:tc>
+      </w:tr>
+      <w:tr>
+        <w:trPr>
+          <w:trHeight w:val="300"/>
+        </w:trPr>
+        <w:tc>
+          <w:tcPr>
+            <w:tcW w:w="1509" w:type="pct"/>
+          </w:tcPr>
+          <w:p>
+            <w:pPr>
+              <w:rPr>
+                <w:sz w:val="28"/>
+                <w:szCs w:val="28"/>
+              </w:rPr>
+            </w:pPr>
+          </w:p>
+        </w:tc>
+        <w:tc>
+          <w:tcPr>
+            <w:tcW w:w="1509" w:type="pct"/>
+          </w:tcPr>
+          <w:p>
+            <w:pPr>
+              <w:rPr>
+                <w:sz w:val="28"/>
+                <w:szCs w:val="28"/>
+              </w:rPr>
+            </w:pPr>
+          </w:p>
+        </w:tc>
+        <w:tc>
+          <w:tcPr>
+            <w:tcW w:w="1982" w:type="pct"/>
+          </w:tcPr>
+          <w:p>
+            <w:pPr>
+              <w:rPr>
+                <w:sz w:val="28"/>
+                <w:szCs w:val="28"/>
+              </w:rPr>
+            </w:pPr>
+            <w:r>
+              <w:rPr>
+                <w:sz w:val="28"/>
+                <w:szCs w:val="28"/>
+              </w:rPr>
+              <w:t xml:space="preserve">Recipe block (production block) producing items </w:t>
+            </w:r>
+            <w:r>
+              <w:rPr>
+                <w:sz w:val="28"/>
+                <w:szCs w:val="28"/>
+              </w:rPr>
+              <w:t>based on the stored recipes. The correct recipe should be automatically selected based on the items in the inventory</w:t>
             </w:r>
           </w:p>
         </w:tc>
@@ -1426,18 +1852,17 @@
     </w:tbl>
     <w:p>
       <w:pPr>
-        <w:pStyle w:val="Normal"/>
-        <w:rPr>
-          <w:sz w:val="28"/>
-          <w:szCs w:val="28"/>
-        </w:rPr>
-      </w:pPr>
-      <w:r>
-        <w:rPr>
-          <w:sz w:val="28"/>
-          <w:szCs w:val="28"/>
-        </w:rPr>
-        <w:t xml:space="preserve">If this list is completely done, then the foundation for the game’s </w:t>
+        <w:rPr>
+          <w:sz w:val="28"/>
+          <w:szCs w:val="28"/>
+        </w:rPr>
+      </w:pPr>
+      <w:r>
+        <w:rPr>
+          <w:sz w:val="28"/>
+          <w:szCs w:val="28"/>
+        </w:rPr>
+        <w:t xml:space="preserve">If this list is completely done, then the foundation for thegame’s </w:t>
       </w:r>
       <w:r>
         <w:rPr>
@@ -1452,11 +1877,324 @@
           <w:szCs w:val="28"/>
         </w:rPr>
         <w:t>to get some content.</w:t>
+      </w:r>
+    </w:p>
+    <w:p>
+      <w:pPr>
+        <w:rPr>
+          <w:sz w:val="28"/>
+          <w:szCs w:val="28"/>
+        </w:rPr>
+      </w:pPr>
+    </w:p>
+    <w:p>
+      <w:pPr>
+        <w:rPr>
+          <w:sz w:val="28"/>
+          <w:szCs w:val="28"/>
+        </w:rPr>
+      </w:pPr>
+      <w:r>
+        <w:rPr>
+          <w:b/>
+          <w:bCs/>
+          <w:sz w:val="36"/>
+          <w:szCs w:val="36"/>
+          <w:u w:val="single"/>
+        </w:rPr>
+        <w:t xml:space="preserve">Done </w:t>
+      </w:r>
+      <w:r>
+        <w:rPr>
+          <w:b/>
+          <w:bCs/>
+          <w:sz w:val="36"/>
+          <w:szCs w:val="36"/>
+          <w:u w:val="single"/>
+        </w:rPr>
+        <w:t>Nice-to-haves</w:t>
+      </w:r>
+    </w:p>
+    <w:p>
+      <w:pPr>
+        <w:pStyle w:val="ListParagraph"/>
+        <w:numPr>
+          <w:ilvl w:val="0"/>
+          <w:numId w:val="4"/>
+        </w:numPr>
+        <w:rPr>
+          <w:sz w:val="28"/>
+          <w:szCs w:val="28"/>
+        </w:rPr>
+      </w:pPr>
+      <w:r>
+        <w:rPr>
+          <w:sz w:val="28"/>
+          <w:szCs w:val="28"/>
+        </w:rPr>
+        <w:t>A details menu containing everything a block is capable of</w:t>
+      </w:r>
+    </w:p>
+    <w:p>
+      <w:pPr>
+        <w:pStyle w:val="ListParagraph"/>
+        <w:numPr>
+          <w:ilvl w:val="0"/>
+          <w:numId w:val="4"/>
+        </w:numPr>
+        <w:rPr>
+          <w:sz w:val="28"/>
+          <w:szCs w:val="28"/>
+        </w:rPr>
+      </w:pPr>
+      <w:r>
+        <w:rPr>
+          <w:sz w:val="28"/>
+          <w:szCs w:val="28"/>
+        </w:rPr>
+        <w:t>Automatically collect blocks, nodes and enemies from packages, without needing to manually add them</w:t>
+      </w:r>
+    </w:p>
+    <w:p>
+      <w:pPr>
+        <w:pStyle w:val="ListParagraph"/>
+        <w:numPr>
+          <w:ilvl w:val="0"/>
+          <w:numId w:val="4"/>
+        </w:numPr>
+        <w:rPr>
+          <w:sz w:val="28"/>
+          <w:szCs w:val="28"/>
+        </w:rPr>
+      </w:pPr>
+      <w:r>
+        <w:rPr>
+          <w:sz w:val="28"/>
+          <w:szCs w:val="28"/>
+        </w:rPr>
+        <w:t>Delayed projectiles for player turrets</w:t>
+      </w:r>
+    </w:p>
+    <w:p>
+      <w:pPr>
+        <w:pStyle w:val="ListParagraph"/>
+        <w:numPr>
+          <w:ilvl w:val="0"/>
+          <w:numId w:val="4"/>
+        </w:numPr>
+        <w:rPr>
+          <w:sz w:val="28"/>
+          <w:szCs w:val="28"/>
+        </w:rPr>
+      </w:pPr>
+      <w:r>
+        <w:rPr>
+          <w:sz w:val="28"/>
+          <w:szCs w:val="28"/>
+        </w:rPr>
+        <w:t>Build times for block and a build / destruct queue</w:t>
+      </w:r>
+    </w:p>
+    <w:p>
+      <w:pPr>
+        <w:pStyle w:val="ListParagraph"/>
+        <w:numPr>
+          <w:ilvl w:val="0"/>
+          <w:numId w:val="4"/>
+        </w:numPr>
+        <w:rPr>
+          <w:sz w:val="28"/>
+          <w:szCs w:val="28"/>
+        </w:rPr>
+      </w:pPr>
+      <w:r>
+        <w:rPr>
+          <w:sz w:val="28"/>
+          <w:szCs w:val="28"/>
+        </w:rPr>
+        <w:t>Rework</w:t>
+      </w:r>
+      <w:r>
+        <w:rPr>
+          <w:sz w:val="28"/>
+          <w:szCs w:val="28"/>
+        </w:rPr>
+        <w:t xml:space="preserve"> the wave spawner to spawn increasingly harder waves.</w:t>
+      </w:r>
+    </w:p>
+    <w:p>
+      <w:pPr>
+        <w:pStyle w:val="ListParagraph"/>
+        <w:numPr>
+          <w:ilvl w:val="1"/>
+          <w:numId w:val="4"/>
+        </w:numPr>
+        <w:rPr>
+          <w:sz w:val="28"/>
+          <w:szCs w:val="28"/>
+        </w:rPr>
+      </w:pPr>
+      <w:r>
+        <w:rPr>
+          <w:sz w:val="28"/>
+          <w:szCs w:val="28"/>
+        </w:rPr>
+        <w:t>Add enemy spawn chance and cost</w:t>
+      </w:r>
+    </w:p>
+    <w:p>
+      <w:pPr>
+        <w:pStyle w:val="ListParagraph"/>
+        <w:numPr>
+          <w:ilvl w:val="0"/>
+          <w:numId w:val="4"/>
+        </w:numPr>
+        <w:rPr>
+          <w:sz w:val="28"/>
+          <w:szCs w:val="28"/>
+        </w:rPr>
+      </w:pPr>
+      <w:r>
+        <w:rPr>
+          <w:sz w:val="28"/>
+          <w:szCs w:val="28"/>
+        </w:rPr>
+        <w:t>Automatically place junctions on overlapping conveyor belts</w:t>
+      </w:r>
+    </w:p>
+    <w:p>
+      <w:pPr>
+        <w:pStyle w:val="ListParagraph"/>
+        <w:numPr>
+          <w:ilvl w:val="0"/>
+          <w:numId w:val="4"/>
+        </w:numPr>
+        <w:rPr>
+          <w:sz w:val="28"/>
+          <w:szCs w:val="28"/>
+        </w:rPr>
+      </w:pPr>
+      <w:r>
+        <w:rPr>
+          <w:sz w:val="28"/>
+          <w:szCs w:val="28"/>
+        </w:rPr>
+        <w:t>Rework the ore spawning algorithm to have more control while still being random (Fixed spawn rates per chunk)</w:t>
+      </w:r>
+    </w:p>
+    <w:p>
+      <w:pPr>
+        <w:pStyle w:val="ListParagraph"/>
+        <w:numPr>
+          <w:ilvl w:val="0"/>
+          <w:numId w:val="4"/>
+        </w:numPr>
+        <w:rPr>
+          <w:sz w:val="28"/>
+          <w:szCs w:val="28"/>
+        </w:rPr>
+      </w:pPr>
+      <w:r>
+        <w:rPr>
+          <w:sz w:val="28"/>
+          <w:szCs w:val="28"/>
+        </w:rPr>
+        <w:t>Improve the current conveyor belt animations</w:t>
+      </w:r>
+    </w:p>
+    <w:p>
+      <w:pPr>
+        <w:pStyle w:val="ListParagraph"/>
+        <w:numPr>
+          <w:ilvl w:val="0"/>
+          <w:numId w:val="4"/>
+        </w:numPr>
+        <w:rPr>
+          <w:sz w:val="28"/>
+          <w:szCs w:val="28"/>
+        </w:rPr>
+      </w:pPr>
+      <w:r>
+        <w:rPr>
+          <w:sz w:val="28"/>
+          <w:szCs w:val="28"/>
+        </w:rPr>
+        <w:t>Rework the enemy attacking algorithm, to have a circular range instead of a square shaped</w:t>
+      </w:r>
+    </w:p>
+    <w:p>
+      <w:pPr>
+        <w:pStyle w:val="ListParagraph"/>
+        <w:numPr>
+          <w:ilvl w:val="0"/>
+          <w:numId w:val="4"/>
+        </w:numPr>
+        <w:rPr>
+          <w:sz w:val="28"/>
+          <w:szCs w:val="28"/>
+        </w:rPr>
+      </w:pPr>
+      <w:r>
+        <w:rPr>
+          <w:sz w:val="28"/>
+          <w:szCs w:val="28"/>
+        </w:rPr>
+        <w:t>Improve the accuracy at higher game speeds</w:t>
+      </w:r>
+    </w:p>
+    <w:p>
+      <w:pPr>
+        <w:pStyle w:val="ListParagraph"/>
+        <w:numPr>
+          <w:ilvl w:val="0"/>
+          <w:numId w:val="4"/>
+        </w:numPr>
+        <w:rPr>
+          <w:sz w:val="28"/>
+          <w:szCs w:val="28"/>
+        </w:rPr>
+      </w:pPr>
+      <w:r>
+        <w:rPr>
+          <w:sz w:val="28"/>
+          <w:szCs w:val="28"/>
+          <w:lang w:val="de-LU"/>
+        </w:rPr>
+        <w:t>Add projectiles for ranged enemies</w:t>
+      </w:r>
+    </w:p>
+    <w:p>
+      <w:pPr>
+        <w:pStyle w:val="ListParagraph"/>
+        <w:numPr>
+          <w:ilvl w:val="0"/>
+          <w:numId w:val="4"/>
+        </w:numPr>
+        <w:rPr>
+          <w:sz w:val="28"/>
+          <w:szCs w:val="28"/>
+        </w:rPr>
+      </w:pPr>
+      <w:r>
+        <w:rPr>
+          <w:sz w:val="28"/>
+          <w:szCs w:val="28"/>
+          <w:lang w:val="en-US"/>
+        </w:rPr>
+        <w:t>A storage block and a u</w:t>
+      </w:r>
+      <w:r>
+        <w:rPr>
+          <w:sz w:val="28"/>
+          <w:szCs w:val="28"/>
+          <w:lang w:val="en-US"/>
+        </w:rPr>
+        <w:t>nloader, extracting items from the storage block</w:t>
       </w:r>
     </w:p>
     <w:sectPr>
       <w:headerReference w:type="default" r:id="rId7"/>
-      <w:pgSz w:w="11906" w:h="16838" w:orient="portrait"/>
+      <w:pgSz w:w="11906" w:h="16838"/>
       <w:pgMar w:top="1440" w:right="1080" w:bottom="1440" w:left="1080" w:header="708" w:footer="708" w:gutter="0"/>
       <w:cols w:space="708"/>
       <w:docGrid w:linePitch="360"/>
@@ -1466,7 +2204,7 @@
 </file>
 
 <file path=word/endnotes.xml><?xml version="1.0" encoding="utf-8"?>
-<w:endnotes xmlns:wpc="http://schemas.microsoft.com/office/word/2010/wordprocessingCanvas" xmlns:cx="http://schemas.microsoft.com/office/drawing/2014/chartex" xmlns:cx1="http://schemas.microsoft.com/office/drawing/2015/9/8/chartex" xmlns:cx2="http://schemas.microsoft.com/office/drawing/2015/10/21/chartex" xmlns:cx3="http://schemas.microsoft.com/office/drawing/2016/5/9/chartex" xmlns:cx4="http://schemas.microsoft.com/office/drawing/2016/5/10/chartex" xmlns:cx5="http://schemas.microsoft.com/office/drawing/2016/5/11/chartex" xmlns:cx6="http://schemas.microsoft.com/office/drawing/2016/5/12/chartex" xmlns:cx7="http://schemas.microsoft.com/office/drawing/2016/5/13/chartex" xmlns:cx8="http://schemas.microsoft.com/office/drawing/2016/5/14/chartex" xmlns:mc="http://schemas.openxmlformats.org/markup-compatibility/2006" xmlns:aink="http://schemas.microsoft.com/office/drawing/2016/ink" xmlns:am3d="http://schemas.microsoft.com/office/drawing/2017/model3d" xmlns:o="urn:schemas-microsoft-com:office:office" xmlns:oel="http://schemas.microsoft.com/office/2019/extlst" xmlns:r="http://schemas.openxmlformats.org/officeDocument/2006/relationships" xmlns:m="http://schemas.openxmlformats.org/officeDocument/2006/math" xmlns:v="urn:schemas-microsoft-com:vml" xmlns:wp14="http://schemas.microsoft.com/office/word/2010/wordprocessingDrawing" xmlns:wp="http://schemas.openxmlformats.org/drawingml/2006/wordprocessingDrawing" xmlns:w10="urn:schemas-microsoft-com:office:word" xmlns:w="http://schemas.openxmlformats.org/wordprocessingml/2006/main" xmlns:w14="http://schemas.microsoft.com/office/word/2010/wordml" xmlns:w15="http://schemas.microsoft.com/office/word/2012/wordml" xmlns:w16cex="http://schemas.microsoft.com/office/word/2018/wordml/cex" xmlns:w16cid="http://schemas.microsoft.com/office/word/2016/wordml/cid" xmlns:w16="http://schemas.microsoft.com/office/word/2018/wordml" xmlns:w16sdtdh="http://schemas.microsoft.com/office/word/2020/wordml/sdtdatahash" xmlns:w16se="http://schemas.microsoft.com/office/word/2015/wordml/symex" xmlns:wpg="http://schemas.microsoft.com/office/word/2010/wordprocessingGroup" xmlns:wpi="http://schemas.microsoft.com/office/word/2010/wordprocessingInk" xmlns:wne="http://schemas.microsoft.com/office/word/2006/wordml" xmlns:wps="http://schemas.microsoft.com/office/word/2010/wordprocessingShape" mc:Ignorable="w14 w15 w16se w16cid w16 w16cex w16sdtdh wp14">
+<w:endnotes xmlns:wpc="http://schemas.microsoft.com/office/word/2010/wordprocessingCanvas" xmlns:cx="http://schemas.microsoft.com/office/drawing/2014/chartex" xmlns:cx1="http://schemas.microsoft.com/office/drawing/2015/9/8/chartex" xmlns:cx2="http://schemas.microsoft.com/office/drawing/2015/10/21/chartex" xmlns:cx3="http://schemas.microsoft.com/office/drawing/2016/5/9/chartex" xmlns:cx4="http://schemas.microsoft.com/office/drawing/2016/5/10/chartex" xmlns:cx5="http://schemas.microsoft.com/office/drawing/2016/5/11/chartex" xmlns:cx6="http://schemas.microsoft.com/office/drawing/2016/5/12/chartex" xmlns:cx7="http://schemas.microsoft.com/office/drawing/2016/5/13/chartex" xmlns:cx8="http://schemas.microsoft.com/office/drawing/2016/5/14/chartex" xmlns:mc="http://schemas.openxmlformats.org/markup-compatibility/2006" xmlns:aink="http://schemas.microsoft.com/office/drawing/2016/ink" xmlns:am3d="http://schemas.microsoft.com/office/drawing/2017/model3d" xmlns:o="urn:schemas-microsoft-com:office:office" xmlns:oel="http://schemas.microsoft.com/office/2019/extlst" xmlns:r="http://schemas.openxmlformats.org/officeDocument/2006/relationships" xmlns:m="http://schemas.openxmlformats.org/officeDocument/2006/math" xmlns:v="urn:schemas-microsoft-com:vml" xmlns:wp14="http://schemas.microsoft.com/office/word/2010/wordprocessingDrawing" xmlns:wp="http://schemas.openxmlformats.org/drawingml/2006/wordprocessingDrawing" xmlns:w10="urn:schemas-microsoft-com:office:word" xmlns:w="http://schemas.openxmlformats.org/wordprocessingml/2006/main" xmlns:w14="http://schemas.microsoft.com/office/word/2010/wordml" xmlns:w15="http://schemas.microsoft.com/office/word/2012/wordml" xmlns:w16cex="http://schemas.microsoft.com/office/word/2018/wordml/cex" xmlns:w16cid="http://schemas.microsoft.com/office/word/2016/wordml/cid" xmlns:w16="http://schemas.microsoft.com/office/word/2018/wordml" xmlns:w16du="http://schemas.microsoft.com/office/word/2023/wordml/word16du" xmlns:w16sdtdh="http://schemas.microsoft.com/office/word/2020/wordml/sdtdatahash" xmlns:w16se="http://schemas.microsoft.com/office/word/2015/wordml/symex" xmlns:wpg="http://schemas.microsoft.com/office/word/2010/wordprocessingGroup" xmlns:wpi="http://schemas.microsoft.com/office/word/2010/wordprocessingInk" xmlns:wne="http://schemas.microsoft.com/office/word/2006/wordml" xmlns:wps="http://schemas.microsoft.com/office/word/2010/wordprocessingShape" mc:Ignorable="w14 w15 w16se w16cid w16 w16cex w16sdtdh w16du wp14">
   <w:endnote w:type="separator" w:id="-1">
     <w:p>
       <w:pPr>
@@ -1491,7 +2229,7 @@
 </file>
 
 <file path=word/footnotes.xml><?xml version="1.0" encoding="utf-8"?>
-<w:footnotes xmlns:wpc="http://schemas.microsoft.com/office/word/2010/wordprocessingCanvas" xmlns:cx="http://schemas.microsoft.com/office/drawing/2014/chartex" xmlns:cx1="http://schemas.microsoft.com/office/drawing/2015/9/8/chartex" xmlns:cx2="http://schemas.microsoft.com/office/drawing/2015/10/21/chartex" xmlns:cx3="http://schemas.microsoft.com/office/drawing/2016/5/9/chartex" xmlns:cx4="http://schemas.microsoft.com/office/drawing/2016/5/10/chartex" xmlns:cx5="http://schemas.microsoft.com/office/drawing/2016/5/11/chartex" xmlns:cx6="http://schemas.microsoft.com/office/drawing/2016/5/12/chartex" xmlns:cx7="http://schemas.microsoft.com/office/drawing/2016/5/13/chartex" xmlns:cx8="http://schemas.microsoft.com/office/drawing/2016/5/14/chartex" xmlns:mc="http://schemas.openxmlformats.org/markup-compatibility/2006" xmlns:aink="http://schemas.microsoft.com/office/drawing/2016/ink" xmlns:am3d="http://schemas.microsoft.com/office/drawing/2017/model3d" xmlns:o="urn:schemas-microsoft-com:office:office" xmlns:oel="http://schemas.microsoft.com/office/2019/extlst" xmlns:r="http://schemas.openxmlformats.org/officeDocument/2006/relationships" xmlns:m="http://schemas.openxmlformats.org/officeDocument/2006/math" xmlns:v="urn:schemas-microsoft-com:vml" xmlns:wp14="http://schemas.microsoft.com/office/word/2010/wordprocessingDrawing" xmlns:wp="http://schemas.openxmlformats.org/drawingml/2006/wordprocessingDrawing" xmlns:w10="urn:schemas-microsoft-com:office:word" xmlns:w="http://schemas.openxmlformats.org/wordprocessingml/2006/main" xmlns:w14="http://schemas.microsoft.com/office/word/2010/wordml" xmlns:w15="http://schemas.microsoft.com/office/word/2012/wordml" xmlns:w16cex="http://schemas.microsoft.com/office/word/2018/wordml/cex" xmlns:w16cid="http://schemas.microsoft.com/office/word/2016/wordml/cid" xmlns:w16="http://schemas.microsoft.com/office/word/2018/wordml" xmlns:w16sdtdh="http://schemas.microsoft.com/office/word/2020/wordml/sdtdatahash" xmlns:w16se="http://schemas.microsoft.com/office/word/2015/wordml/symex" xmlns:wpg="http://schemas.microsoft.com/office/word/2010/wordprocessingGroup" xmlns:wpi="http://schemas.microsoft.com/office/word/2010/wordprocessingInk" xmlns:wne="http://schemas.microsoft.com/office/word/2006/wordml" xmlns:wps="http://schemas.microsoft.com/office/word/2010/wordprocessingShape" mc:Ignorable="w14 w15 w16se w16cid w16 w16cex w16sdtdh wp14">
+<w:footnotes xmlns:wpc="http://schemas.microsoft.com/office/word/2010/wordprocessingCanvas" xmlns:cx="http://schemas.microsoft.com/office/drawing/2014/chartex" xmlns:cx1="http://schemas.microsoft.com/office/drawing/2015/9/8/chartex" xmlns:cx2="http://schemas.microsoft.com/office/drawing/2015/10/21/chartex" xmlns:cx3="http://schemas.microsoft.com/office/drawing/2016/5/9/chartex" xmlns:cx4="http://schemas.microsoft.com/office/drawing/2016/5/10/chartex" xmlns:cx5="http://schemas.microsoft.com/office/drawing/2016/5/11/chartex" xmlns:cx6="http://schemas.microsoft.com/office/drawing/2016/5/12/chartex" xmlns:cx7="http://schemas.microsoft.com/office/drawing/2016/5/13/chartex" xmlns:cx8="http://schemas.microsoft.com/office/drawing/2016/5/14/chartex" xmlns:mc="http://schemas.openxmlformats.org/markup-compatibility/2006" xmlns:aink="http://schemas.microsoft.com/office/drawing/2016/ink" xmlns:am3d="http://schemas.microsoft.com/office/drawing/2017/model3d" xmlns:o="urn:schemas-microsoft-com:office:office" xmlns:oel="http://schemas.microsoft.com/office/2019/extlst" xmlns:r="http://schemas.openxmlformats.org/officeDocument/2006/relationships" xmlns:m="http://schemas.openxmlformats.org/officeDocument/2006/math" xmlns:v="urn:schemas-microsoft-com:vml" xmlns:wp14="http://schemas.microsoft.com/office/word/2010/wordprocessingDrawing" xmlns:wp="http://schemas.openxmlformats.org/drawingml/2006/wordprocessingDrawing" xmlns:w10="urn:schemas-microsoft-com:office:word" xmlns:w="http://schemas.openxmlformats.org/wordprocessingml/2006/main" xmlns:w14="http://schemas.microsoft.com/office/word/2010/wordml" xmlns:w15="http://schemas.microsoft.com/office/word/2012/wordml" xmlns:w16cex="http://schemas.microsoft.com/office/word/2018/wordml/cex" xmlns:w16cid="http://schemas.microsoft.com/office/word/2016/wordml/cid" xmlns:w16="http://schemas.microsoft.com/office/word/2018/wordml" xmlns:w16du="http://schemas.microsoft.com/office/word/2023/wordml/word16du" xmlns:w16sdtdh="http://schemas.microsoft.com/office/word/2020/wordml/sdtdatahash" xmlns:w16se="http://schemas.microsoft.com/office/word/2015/wordml/symex" xmlns:wpg="http://schemas.microsoft.com/office/word/2010/wordprocessingGroup" xmlns:wpi="http://schemas.microsoft.com/office/word/2010/wordprocessingInk" xmlns:wne="http://schemas.microsoft.com/office/word/2006/wordml" xmlns:wps="http://schemas.microsoft.com/office/word/2010/wordprocessingShape" mc:Ignorable="w14 w15 w16se w16cid w16 w16cex w16sdtdh w16du wp14">
   <w:footnote w:type="separator" w:id="-1">
     <w:p>
       <w:pPr>
@@ -1516,8 +2254,8 @@
 </file>
 
 <file path=word/header1.xml><?xml version="1.0" encoding="utf-8"?>
-<w:hdr xmlns:wpc="http://schemas.microsoft.com/office/word/2010/wordprocessingCanvas" xmlns:cx="http://schemas.microsoft.com/office/drawing/2014/chartex" xmlns:cx1="http://schemas.microsoft.com/office/drawing/2015/9/8/chartex" xmlns:cx2="http://schemas.microsoft.com/office/drawing/2015/10/21/chartex" xmlns:cx3="http://schemas.microsoft.com/office/drawing/2016/5/9/chartex" xmlns:cx4="http://schemas.microsoft.com/office/drawing/2016/5/10/chartex" xmlns:cx5="http://schemas.microsoft.com/office/drawing/2016/5/11/chartex" xmlns:cx6="http://schemas.microsoft.com/office/drawing/2016/5/12/chartex" xmlns:cx7="http://schemas.microsoft.com/office/drawing/2016/5/13/chartex" xmlns:cx8="http://schemas.microsoft.com/office/drawing/2016/5/14/chartex" xmlns:mc="http://schemas.openxmlformats.org/markup-compatibility/2006" xmlns:aink="http://schemas.microsoft.com/office/drawing/2016/ink" xmlns:am3d="http://schemas.microsoft.com/office/drawing/2017/model3d" xmlns:o="urn:schemas-microsoft-com:office:office" xmlns:oel="http://schemas.microsoft.com/office/2019/extlst" xmlns:r="http://schemas.openxmlformats.org/officeDocument/2006/relationships" xmlns:m="http://schemas.openxmlformats.org/officeDocument/2006/math" xmlns:v="urn:schemas-microsoft-com:vml" xmlns:wp14="http://schemas.microsoft.com/office/word/2010/wordprocessingDrawing" xmlns:wp="http://schemas.openxmlformats.org/drawingml/2006/wordprocessingDrawing" xmlns:w10="urn:schemas-microsoft-com:office:word" xmlns:w="http://schemas.openxmlformats.org/wordprocessingml/2006/main" xmlns:w14="http://schemas.microsoft.com/office/word/2010/wordml" xmlns:w15="http://schemas.microsoft.com/office/word/2012/wordml" xmlns:w16cex="http://schemas.microsoft.com/office/word/2018/wordml/cex" xmlns:w16cid="http://schemas.microsoft.com/office/word/2016/wordml/cid" xmlns:w16="http://schemas.microsoft.com/office/word/2018/wordml" xmlns:w16sdtdh="http://schemas.microsoft.com/office/word/2020/wordml/sdtdatahash" xmlns:w16se="http://schemas.microsoft.com/office/word/2015/wordml/symex" xmlns:wpg="http://schemas.microsoft.com/office/word/2010/wordprocessingGroup" xmlns:wpi="http://schemas.microsoft.com/office/word/2010/wordprocessingInk" xmlns:wne="http://schemas.microsoft.com/office/word/2006/wordml" xmlns:wps="http://schemas.microsoft.com/office/word/2010/wordprocessingShape" mc:Ignorable="w14 w15 w16se w16cid w16 w16cex w16sdtdh wp14">
-  <w:p w14:noSpellErr="1">
+<w:hdr xmlns:wpc="http://schemas.microsoft.com/office/word/2010/wordprocessingCanvas" xmlns:cx="http://schemas.microsoft.com/office/drawing/2014/chartex" xmlns:cx1="http://schemas.microsoft.com/office/drawing/2015/9/8/chartex" xmlns:cx2="http://schemas.microsoft.com/office/drawing/2015/10/21/chartex" xmlns:cx3="http://schemas.microsoft.com/office/drawing/2016/5/9/chartex" xmlns:cx4="http://schemas.microsoft.com/office/drawing/2016/5/10/chartex" xmlns:cx5="http://schemas.microsoft.com/office/drawing/2016/5/11/chartex" xmlns:cx6="http://schemas.microsoft.com/office/drawing/2016/5/12/chartex" xmlns:cx7="http://schemas.microsoft.com/office/drawing/2016/5/13/chartex" xmlns:cx8="http://schemas.microsoft.com/office/drawing/2016/5/14/chartex" xmlns:mc="http://schemas.openxmlformats.org/markup-compatibility/2006" xmlns:aink="http://schemas.microsoft.com/office/drawing/2016/ink" xmlns:am3d="http://schemas.microsoft.com/office/drawing/2017/model3d" xmlns:o="urn:schemas-microsoft-com:office:office" xmlns:oel="http://schemas.microsoft.com/office/2019/extlst" xmlns:r="http://schemas.openxmlformats.org/officeDocument/2006/relationships" xmlns:m="http://schemas.openxmlformats.org/officeDocument/2006/math" xmlns:v="urn:schemas-microsoft-com:vml" xmlns:wp14="http://schemas.microsoft.com/office/word/2010/wordprocessingDrawing" xmlns:wp="http://schemas.openxmlformats.org/drawingml/2006/wordprocessingDrawing" xmlns:w10="urn:schemas-microsoft-com:office:word" xmlns:w="http://schemas.openxmlformats.org/wordprocessingml/2006/main" xmlns:w14="http://schemas.microsoft.com/office/word/2010/wordml" xmlns:w15="http://schemas.microsoft.com/office/word/2012/wordml" xmlns:w16cex="http://schemas.microsoft.com/office/word/2018/wordml/cex" xmlns:w16cid="http://schemas.microsoft.com/office/word/2016/wordml/cid" xmlns:w16="http://schemas.microsoft.com/office/word/2018/wordml" xmlns:w16du="http://schemas.microsoft.com/office/word/2023/wordml/word16du" xmlns:w16sdtdh="http://schemas.microsoft.com/office/word/2020/wordml/sdtdatahash" xmlns:w16se="http://schemas.microsoft.com/office/word/2015/wordml/symex" xmlns:wpg="http://schemas.microsoft.com/office/word/2010/wordprocessingGroup" xmlns:wpi="http://schemas.microsoft.com/office/word/2010/wordprocessingInk" xmlns:wne="http://schemas.microsoft.com/office/word/2006/wordml" xmlns:wps="http://schemas.microsoft.com/office/word/2010/wordprocessingShape" mc:Ignorable="w14 w15 w16se w16cid w16 w16cex w16sdtdh w16du wp14">
+  <w:p>
     <w:pPr>
       <w:pStyle w:val="Header"/>
       <w:rPr>
@@ -1525,18 +2263,12 @@
       </w:rPr>
     </w:pPr>
     <w:r>
-      <w:rPr/>
-      <w:t xml:space="preserve">Ruppert </w:t>
-    </w:r>
-    <w:r>
-      <w:rPr/>
-      <w:t>Romeo</w:t>
+      <w:t>Ruppert Romeo</w:t>
     </w:r>
     <w:r>
       <w:tab/>
     </w:r>
     <w:r>
-      <w:rPr/>
       <w:t>2GIN</w:t>
     </w:r>
   </w:p>
@@ -1546,35 +2278,23 @@
 <file path=word/intelligence2.xml><?xml version="1.0" encoding="utf-8"?>
 <int2:intelligence xmlns:int2="http://schemas.microsoft.com/office/intelligence/2020/intelligence" xmlns:oel="http://schemas.microsoft.com/office/2019/extlst">
   <int2:observations>
-    <int2:bookmark int2:bookmarkName="_Int_JCo7d3GU" int2:invalidationBookmarkName="" int2:hashCode="lKBCbo0yA9pUaM" int2:id="dtCDFrp1">
-      <int2:state int2:type="AugLoop_Text_Critique" int2:value="Rejected"/>
+    <int2:bookmark int2:bookmarkName="_Int_MnArCLeD" int2:invalidationBookmarkName="" int2:hashCode="FjsbPdt2O+yTsm" int2:id="GhFlr7TQ">
+      <int2:state int2:value="Rejected" int2:type="AugLoop_Text_Critique"/>
     </int2:bookmark>
-    <int2:bookmark int2:bookmarkName="_Int_ThDcTQPk" int2:invalidationBookmarkName="" int2:hashCode="X55YArurxx+Sdf" int2:id="HdkxvNH4">
-      <int2:state int2:type="AugLoop_Text_Critique" int2:value="Rejected"/>
+    <int2:bookmark int2:bookmarkName="_Int_lJi0XM1U" int2:invalidationBookmarkName="" int2:hashCode="FjsbPdt2O+yTsm" int2:id="dPjwbqVL">
+      <int2:state int2:value="Rejected" int2:type="AugLoop_Text_Critique"/>
     </int2:bookmark>
-    <int2:bookmark int2:bookmarkName="_Int_quJJtrJC" int2:invalidationBookmarkName="" int2:hashCode="X55YArurxx+Sdf" int2:id="WWuchczo">
-      <int2:state int2:type="AugLoop_Text_Critique" int2:value="Rejected"/>
+    <int2:bookmark int2:bookmarkName="_Int_hdAM9nFF" int2:invalidationBookmarkName="" int2:hashCode="PLaJfBqDMQUaiJ" int2:id="I5FUXU6Y">
+      <int2:state int2:value="Rejected" int2:type="AugLoop_Text_Critique"/>
     </int2:bookmark>
-    <int2:bookmark int2:bookmarkName="_Int_hSQ4TZHK" int2:invalidationBookmarkName="" int2:hashCode="lKBCbo0yA9pUaM" int2:id="tJtPpmk9">
-      <int2:state int2:type="AugLoop_Text_Critique" int2:value="Rejected"/>
+    <int2:bookmark int2:bookmarkName="_Int_kXCdNIXm" int2:invalidationBookmarkName="" int2:hashCode="l6zK+1M3f9VpvF" int2:id="Sg3DO9up">
+      <int2:state int2:value="Rejected" int2:type="AugLoop_Text_Critique"/>
     </int2:bookmark>
     <int2:bookmark int2:bookmarkName="_Int_AhnPC2MB" int2:invalidationBookmarkName="" int2:hashCode="aLZzkTMS5gHRnl" int2:id="ttiiBxhm">
-      <int2:state int2:type="WordDesignerSuggestedImageAnnotation" int2:value="Reviewed"/>
+      <int2:state int2:value="Reviewed" int2:type="WordDesignerSuggestedImageAnnotation"/>
     </int2:bookmark>
     <int2:bookmark int2:bookmarkName="_Int_cWSfUqpF" int2:invalidationBookmarkName="" int2:hashCode="Zr2GQVUE830RCe" int2:id="uhYreV8S">
-      <int2:state int2:type="AugLoop_Text_Critique" int2:value="Rejected"/>
-    </int2:bookmark>
-    <int2:bookmark int2:bookmarkName="_Int_lJi0XM1U" int2:invalidationBookmarkName="" int2:hashCode="FjsbPdt2O+yTsm" int2:id="dPjwbqVL">
-      <int2:state int2:type="AugLoop_Text_Critique" int2:value="Rejected"/>
-    </int2:bookmark>
-    <int2:bookmark int2:bookmarkName="_Int_MnArCLeD" int2:invalidationBookmarkName="" int2:hashCode="FjsbPdt2O+yTsm" int2:id="GhFlr7TQ">
-      <int2:state int2:type="AugLoop_Text_Critique" int2:value="Rejected"/>
-    </int2:bookmark>
-    <int2:bookmark int2:bookmarkName="_Int_kXCdNIXm" int2:invalidationBookmarkName="" int2:hashCode="l6zK+1M3f9VpvF" int2:id="Sg3DO9up">
-      <int2:state int2:type="AugLoop_Text_Critique" int2:value="Rejected"/>
-    </int2:bookmark>
-    <int2:bookmark int2:bookmarkName="_Int_hdAM9nFF" int2:invalidationBookmarkName="" int2:hashCode="PLaJfBqDMQUaiJ" int2:id="I5FUXU6Y">
-      <int2:state int2:type="AugLoop_Text_Critique" int2:value="Rejected"/>
+      <int2:state int2:value="Rejected" int2:type="AugLoop_Text_Critique"/>
     </int2:bookmark>
   </int2:observations>
   <int2:intelligenceSettings>
@@ -1589,343 +2309,7 @@
 </file>
 
 <file path=word/numbering.xml><?xml version="1.0" encoding="utf-8"?>
-<w:numbering xmlns:wpc="http://schemas.microsoft.com/office/word/2010/wordprocessingCanvas" xmlns:cx="http://schemas.microsoft.com/office/drawing/2014/chartex" xmlns:cx1="http://schemas.microsoft.com/office/drawing/2015/9/8/chartex" xmlns:cx2="http://schemas.microsoft.com/office/drawing/2015/10/21/chartex" xmlns:cx3="http://schemas.microsoft.com/office/drawing/2016/5/9/chartex" xmlns:cx4="http://schemas.microsoft.com/office/drawing/2016/5/10/chartex" xmlns:cx5="http://schemas.microsoft.com/office/drawing/2016/5/11/chartex" xmlns:cx6="http://schemas.microsoft.com/office/drawing/2016/5/12/chartex" xmlns:cx7="http://schemas.microsoft.com/office/drawing/2016/5/13/chartex" xmlns:cx8="http://schemas.microsoft.com/office/drawing/2016/5/14/chartex" xmlns:mc="http://schemas.openxmlformats.org/markup-compatibility/2006" xmlns:aink="http://schemas.microsoft.com/office/drawing/2016/ink" xmlns:am3d="http://schemas.microsoft.com/office/drawing/2017/model3d" xmlns:o="urn:schemas-microsoft-com:office:office" xmlns:oel="http://schemas.microsoft.com/office/2019/extlst" xmlns:r="http://schemas.openxmlformats.org/officeDocument/2006/relationships" xmlns:m="http://schemas.openxmlformats.org/officeDocument/2006/math" xmlns:v="urn:schemas-microsoft-com:vml" xmlns:wp14="http://schemas.microsoft.com/office/word/2010/wordprocessingDrawing" xmlns:wp="http://schemas.openxmlformats.org/drawingml/2006/wordprocessingDrawing" xmlns:w10="urn:schemas-microsoft-com:office:word" xmlns:w="http://schemas.openxmlformats.org/wordprocessingml/2006/main" xmlns:w14="http://schemas.microsoft.com/office/word/2010/wordml" xmlns:w15="http://schemas.microsoft.com/office/word/2012/wordml" xmlns:w16cex="http://schemas.microsoft.com/office/word/2018/wordml/cex" xmlns:w16cid="http://schemas.microsoft.com/office/word/2016/wordml/cid" xmlns:w16="http://schemas.microsoft.com/office/word/2018/wordml" xmlns:w16sdtdh="http://schemas.microsoft.com/office/word/2020/wordml/sdtdatahash" xmlns:w16se="http://schemas.microsoft.com/office/word/2015/wordml/symex" xmlns:wpg="http://schemas.microsoft.com/office/word/2010/wordprocessingGroup" xmlns:wpi="http://schemas.microsoft.com/office/word/2010/wordprocessingInk" xmlns:wne="http://schemas.microsoft.com/office/word/2006/wordml" xmlns:wps="http://schemas.microsoft.com/office/word/2010/wordprocessingShape" mc:Ignorable="w14 w15 w16se w16cid w16 w16cex w16sdtdh wp14">
-  <w:abstractNum xmlns:w="http://schemas.openxmlformats.org/wordprocessingml/2006/main" w:abstractNumId="6">
-    <w:nsid w:val="52217118"/>
-    <w:multiLevelType xmlns:w="http://schemas.openxmlformats.org/wordprocessingml/2006/main" w:val="hybridMultilevel"/>
-    <w:lvl xmlns:w="http://schemas.openxmlformats.org/wordprocessingml/2006/main" w:ilvl="0">
-      <w:start w:val="1"/>
-      <w:numFmt w:val="bullet"/>
-      <w:lvlText w:val=""/>
-      <w:lvlJc w:val="left"/>
-      <w:pPr>
-        <w:ind w:left="720" w:hanging="360"/>
-      </w:pPr>
-      <w:rPr>
-        <w:rFonts w:hint="default" w:ascii="Symbol" w:hAnsi="Symbol"/>
-      </w:rPr>
-    </w:lvl>
-    <w:lvl xmlns:w="http://schemas.openxmlformats.org/wordprocessingml/2006/main" w:ilvl="1">
-      <w:start w:val="1"/>
-      <w:numFmt w:val="bullet"/>
-      <w:lvlText w:val="o"/>
-      <w:lvlJc w:val="left"/>
-      <w:pPr>
-        <w:ind w:left="1440" w:hanging="360"/>
-      </w:pPr>
-      <w:rPr>
-        <w:rFonts w:hint="default" w:ascii="Courier New" w:hAnsi="Courier New"/>
-      </w:rPr>
-    </w:lvl>
-    <w:lvl xmlns:w="http://schemas.openxmlformats.org/wordprocessingml/2006/main" w:ilvl="2">
-      <w:start w:val="1"/>
-      <w:numFmt w:val="bullet"/>
-      <w:lvlText w:val=""/>
-      <w:lvlJc w:val="left"/>
-      <w:pPr>
-        <w:ind w:left="2160" w:hanging="360"/>
-      </w:pPr>
-      <w:rPr>
-        <w:rFonts w:hint="default" w:ascii="Wingdings" w:hAnsi="Wingdings"/>
-      </w:rPr>
-    </w:lvl>
-    <w:lvl xmlns:w="http://schemas.openxmlformats.org/wordprocessingml/2006/main" w:ilvl="3">
-      <w:start w:val="1"/>
-      <w:numFmt w:val="bullet"/>
-      <w:lvlText w:val=""/>
-      <w:lvlJc w:val="left"/>
-      <w:pPr>
-        <w:ind w:left="2880" w:hanging="360"/>
-      </w:pPr>
-      <w:rPr>
-        <w:rFonts w:hint="default" w:ascii="Symbol" w:hAnsi="Symbol"/>
-      </w:rPr>
-    </w:lvl>
-    <w:lvl xmlns:w="http://schemas.openxmlformats.org/wordprocessingml/2006/main" w:ilvl="4">
-      <w:start w:val="1"/>
-      <w:numFmt w:val="bullet"/>
-      <w:lvlText w:val="o"/>
-      <w:lvlJc w:val="left"/>
-      <w:pPr>
-        <w:ind w:left="3600" w:hanging="360"/>
-      </w:pPr>
-      <w:rPr>
-        <w:rFonts w:hint="default" w:ascii="Courier New" w:hAnsi="Courier New"/>
-      </w:rPr>
-    </w:lvl>
-    <w:lvl xmlns:w="http://schemas.openxmlformats.org/wordprocessingml/2006/main" w:ilvl="5">
-      <w:start w:val="1"/>
-      <w:numFmt w:val="bullet"/>
-      <w:lvlText w:val=""/>
-      <w:lvlJc w:val="left"/>
-      <w:pPr>
-        <w:ind w:left="4320" w:hanging="360"/>
-      </w:pPr>
-      <w:rPr>
-        <w:rFonts w:hint="default" w:ascii="Wingdings" w:hAnsi="Wingdings"/>
-      </w:rPr>
-    </w:lvl>
-    <w:lvl xmlns:w="http://schemas.openxmlformats.org/wordprocessingml/2006/main" w:ilvl="6">
-      <w:start w:val="1"/>
-      <w:numFmt w:val="bullet"/>
-      <w:lvlText w:val=""/>
-      <w:lvlJc w:val="left"/>
-      <w:pPr>
-        <w:ind w:left="5040" w:hanging="360"/>
-      </w:pPr>
-      <w:rPr>
-        <w:rFonts w:hint="default" w:ascii="Symbol" w:hAnsi="Symbol"/>
-      </w:rPr>
-    </w:lvl>
-    <w:lvl xmlns:w="http://schemas.openxmlformats.org/wordprocessingml/2006/main" w:ilvl="7">
-      <w:start w:val="1"/>
-      <w:numFmt w:val="bullet"/>
-      <w:lvlText w:val="o"/>
-      <w:lvlJc w:val="left"/>
-      <w:pPr>
-        <w:ind w:left="5760" w:hanging="360"/>
-      </w:pPr>
-      <w:rPr>
-        <w:rFonts w:hint="default" w:ascii="Courier New" w:hAnsi="Courier New"/>
-      </w:rPr>
-    </w:lvl>
-    <w:lvl xmlns:w="http://schemas.openxmlformats.org/wordprocessingml/2006/main" w:ilvl="8">
-      <w:start w:val="1"/>
-      <w:numFmt w:val="bullet"/>
-      <w:lvlText w:val=""/>
-      <w:lvlJc w:val="left"/>
-      <w:pPr>
-        <w:ind w:left="6480" w:hanging="360"/>
-      </w:pPr>
-      <w:rPr>
-        <w:rFonts w:hint="default" w:ascii="Wingdings" w:hAnsi="Wingdings"/>
-      </w:rPr>
-    </w:lvl>
-  </w:abstractNum>
-  <w:abstractNum xmlns:w="http://schemas.openxmlformats.org/wordprocessingml/2006/main" w:abstractNumId="5">
-    <w:nsid w:val="5662cc56"/>
-    <w:multiLevelType xmlns:w="http://schemas.openxmlformats.org/wordprocessingml/2006/main" w:val="hybridMultilevel"/>
-    <w:lvl xmlns:w="http://schemas.openxmlformats.org/wordprocessingml/2006/main" w:ilvl="0">
-      <w:start w:val="1"/>
-      <w:numFmt w:val="bullet"/>
-      <w:lvlText w:val=""/>
-      <w:lvlJc w:val="left"/>
-      <w:pPr>
-        <w:ind w:left="720" w:hanging="360"/>
-      </w:pPr>
-      <w:rPr>
-        <w:rFonts w:hint="default" w:ascii="Symbol" w:hAnsi="Symbol"/>
-      </w:rPr>
-    </w:lvl>
-    <w:lvl xmlns:w="http://schemas.openxmlformats.org/wordprocessingml/2006/main" w:ilvl="1">
-      <w:start w:val="1"/>
-      <w:numFmt w:val="bullet"/>
-      <w:lvlText w:val="o"/>
-      <w:lvlJc w:val="left"/>
-      <w:pPr>
-        <w:ind w:left="1440" w:hanging="360"/>
-      </w:pPr>
-      <w:rPr>
-        <w:rFonts w:hint="default" w:ascii="Courier New" w:hAnsi="Courier New"/>
-      </w:rPr>
-    </w:lvl>
-    <w:lvl xmlns:w="http://schemas.openxmlformats.org/wordprocessingml/2006/main" w:ilvl="2">
-      <w:start w:val="1"/>
-      <w:numFmt w:val="bullet"/>
-      <w:lvlText w:val=""/>
-      <w:lvlJc w:val="left"/>
-      <w:pPr>
-        <w:ind w:left="2160" w:hanging="360"/>
-      </w:pPr>
-      <w:rPr>
-        <w:rFonts w:hint="default" w:ascii="Wingdings" w:hAnsi="Wingdings"/>
-      </w:rPr>
-    </w:lvl>
-    <w:lvl xmlns:w="http://schemas.openxmlformats.org/wordprocessingml/2006/main" w:ilvl="3">
-      <w:start w:val="1"/>
-      <w:numFmt w:val="bullet"/>
-      <w:lvlText w:val=""/>
-      <w:lvlJc w:val="left"/>
-      <w:pPr>
-        <w:ind w:left="2880" w:hanging="360"/>
-      </w:pPr>
-      <w:rPr>
-        <w:rFonts w:hint="default" w:ascii="Symbol" w:hAnsi="Symbol"/>
-      </w:rPr>
-    </w:lvl>
-    <w:lvl xmlns:w="http://schemas.openxmlformats.org/wordprocessingml/2006/main" w:ilvl="4">
-      <w:start w:val="1"/>
-      <w:numFmt w:val="bullet"/>
-      <w:lvlText w:val="o"/>
-      <w:lvlJc w:val="left"/>
-      <w:pPr>
-        <w:ind w:left="3600" w:hanging="360"/>
-      </w:pPr>
-      <w:rPr>
-        <w:rFonts w:hint="default" w:ascii="Courier New" w:hAnsi="Courier New"/>
-      </w:rPr>
-    </w:lvl>
-    <w:lvl xmlns:w="http://schemas.openxmlformats.org/wordprocessingml/2006/main" w:ilvl="5">
-      <w:start w:val="1"/>
-      <w:numFmt w:val="bullet"/>
-      <w:lvlText w:val=""/>
-      <w:lvlJc w:val="left"/>
-      <w:pPr>
-        <w:ind w:left="4320" w:hanging="360"/>
-      </w:pPr>
-      <w:rPr>
-        <w:rFonts w:hint="default" w:ascii="Wingdings" w:hAnsi="Wingdings"/>
-      </w:rPr>
-    </w:lvl>
-    <w:lvl xmlns:w="http://schemas.openxmlformats.org/wordprocessingml/2006/main" w:ilvl="6">
-      <w:start w:val="1"/>
-      <w:numFmt w:val="bullet"/>
-      <w:lvlText w:val=""/>
-      <w:lvlJc w:val="left"/>
-      <w:pPr>
-        <w:ind w:left="5040" w:hanging="360"/>
-      </w:pPr>
-      <w:rPr>
-        <w:rFonts w:hint="default" w:ascii="Symbol" w:hAnsi="Symbol"/>
-      </w:rPr>
-    </w:lvl>
-    <w:lvl xmlns:w="http://schemas.openxmlformats.org/wordprocessingml/2006/main" w:ilvl="7">
-      <w:start w:val="1"/>
-      <w:numFmt w:val="bullet"/>
-      <w:lvlText w:val="o"/>
-      <w:lvlJc w:val="left"/>
-      <w:pPr>
-        <w:ind w:left="5760" w:hanging="360"/>
-      </w:pPr>
-      <w:rPr>
-        <w:rFonts w:hint="default" w:ascii="Courier New" w:hAnsi="Courier New"/>
-      </w:rPr>
-    </w:lvl>
-    <w:lvl xmlns:w="http://schemas.openxmlformats.org/wordprocessingml/2006/main" w:ilvl="8">
-      <w:start w:val="1"/>
-      <w:numFmt w:val="bullet"/>
-      <w:lvlText w:val=""/>
-      <w:lvlJc w:val="left"/>
-      <w:pPr>
-        <w:ind w:left="6480" w:hanging="360"/>
-      </w:pPr>
-      <w:rPr>
-        <w:rFonts w:hint="default" w:ascii="Wingdings" w:hAnsi="Wingdings"/>
-      </w:rPr>
-    </w:lvl>
-  </w:abstractNum>
-  <w:abstractNum xmlns:w="http://schemas.openxmlformats.org/wordprocessingml/2006/main" w:abstractNumId="4">
-    <w:nsid w:val="3ef9f6a0"/>
-    <w:multiLevelType xmlns:w="http://schemas.openxmlformats.org/wordprocessingml/2006/main" w:val="hybridMultilevel"/>
-    <w:lvl xmlns:w="http://schemas.openxmlformats.org/wordprocessingml/2006/main" w:ilvl="0">
-      <w:start w:val="1"/>
-      <w:numFmt w:val="bullet"/>
-      <w:lvlText w:val=""/>
-      <w:lvlJc w:val="left"/>
-      <w:pPr>
-        <w:ind w:left="720" w:hanging="360"/>
-      </w:pPr>
-      <w:rPr>
-        <w:rFonts w:hint="default" w:ascii="Symbol" w:hAnsi="Symbol"/>
-      </w:rPr>
-    </w:lvl>
-    <w:lvl xmlns:w="http://schemas.openxmlformats.org/wordprocessingml/2006/main" w:ilvl="1">
-      <w:start w:val="1"/>
-      <w:numFmt w:val="bullet"/>
-      <w:lvlText w:val="o"/>
-      <w:lvlJc w:val="left"/>
-      <w:pPr>
-        <w:ind w:left="1440" w:hanging="360"/>
-      </w:pPr>
-      <w:rPr>
-        <w:rFonts w:hint="default" w:ascii="Courier New" w:hAnsi="Courier New"/>
-      </w:rPr>
-    </w:lvl>
-    <w:lvl xmlns:w="http://schemas.openxmlformats.org/wordprocessingml/2006/main" w:ilvl="2">
-      <w:start w:val="1"/>
-      <w:numFmt w:val="bullet"/>
-      <w:lvlText w:val=""/>
-      <w:lvlJc w:val="left"/>
-      <w:pPr>
-        <w:ind w:left="2160" w:hanging="360"/>
-      </w:pPr>
-      <w:rPr>
-        <w:rFonts w:hint="default" w:ascii="Wingdings" w:hAnsi="Wingdings"/>
-      </w:rPr>
-    </w:lvl>
-    <w:lvl xmlns:w="http://schemas.openxmlformats.org/wordprocessingml/2006/main" w:ilvl="3">
-      <w:start w:val="1"/>
-      <w:numFmt w:val="bullet"/>
-      <w:lvlText w:val=""/>
-      <w:lvlJc w:val="left"/>
-      <w:pPr>
-        <w:ind w:left="2880" w:hanging="360"/>
-      </w:pPr>
-      <w:rPr>
-        <w:rFonts w:hint="default" w:ascii="Symbol" w:hAnsi="Symbol"/>
-      </w:rPr>
-    </w:lvl>
-    <w:lvl xmlns:w="http://schemas.openxmlformats.org/wordprocessingml/2006/main" w:ilvl="4">
-      <w:start w:val="1"/>
-      <w:numFmt w:val="bullet"/>
-      <w:lvlText w:val="o"/>
-      <w:lvlJc w:val="left"/>
-      <w:pPr>
-        <w:ind w:left="3600" w:hanging="360"/>
-      </w:pPr>
-      <w:rPr>
-        <w:rFonts w:hint="default" w:ascii="Courier New" w:hAnsi="Courier New"/>
-      </w:rPr>
-    </w:lvl>
-    <w:lvl xmlns:w="http://schemas.openxmlformats.org/wordprocessingml/2006/main" w:ilvl="5">
-      <w:start w:val="1"/>
-      <w:numFmt w:val="bullet"/>
-      <w:lvlText w:val=""/>
-      <w:lvlJc w:val="left"/>
-      <w:pPr>
-        <w:ind w:left="4320" w:hanging="360"/>
-      </w:pPr>
-      <w:rPr>
-        <w:rFonts w:hint="default" w:ascii="Wingdings" w:hAnsi="Wingdings"/>
-      </w:rPr>
-    </w:lvl>
-    <w:lvl xmlns:w="http://schemas.openxmlformats.org/wordprocessingml/2006/main" w:ilvl="6">
-      <w:start w:val="1"/>
-      <w:numFmt w:val="bullet"/>
-      <w:lvlText w:val=""/>
-      <w:lvlJc w:val="left"/>
-      <w:pPr>
-        <w:ind w:left="5040" w:hanging="360"/>
-      </w:pPr>
-      <w:rPr>
-        <w:rFonts w:hint="default" w:ascii="Symbol" w:hAnsi="Symbol"/>
-      </w:rPr>
-    </w:lvl>
-    <w:lvl xmlns:w="http://schemas.openxmlformats.org/wordprocessingml/2006/main" w:ilvl="7">
-      <w:start w:val="1"/>
-      <w:numFmt w:val="bullet"/>
-      <w:lvlText w:val="o"/>
-      <w:lvlJc w:val="left"/>
-      <w:pPr>
-        <w:ind w:left="5760" w:hanging="360"/>
-      </w:pPr>
-      <w:rPr>
-        <w:rFonts w:hint="default" w:ascii="Courier New" w:hAnsi="Courier New"/>
-      </w:rPr>
-    </w:lvl>
-    <w:lvl xmlns:w="http://schemas.openxmlformats.org/wordprocessingml/2006/main" w:ilvl="8">
-      <w:start w:val="1"/>
-      <w:numFmt w:val="bullet"/>
-      <w:lvlText w:val=""/>
-      <w:lvlJc w:val="left"/>
-      <w:pPr>
-        <w:ind w:left="6480" w:hanging="360"/>
-      </w:pPr>
-      <w:rPr>
-        <w:rFonts w:hint="default" w:ascii="Wingdings" w:hAnsi="Wingdings"/>
-      </w:rPr>
-    </w:lvl>
-  </w:abstractNum>
+<w:numbering xmlns:wpc="http://schemas.microsoft.com/office/word/2010/wordprocessingCanvas" xmlns:cx="http://schemas.microsoft.com/office/drawing/2014/chartex" xmlns:cx1="http://schemas.microsoft.com/office/drawing/2015/9/8/chartex" xmlns:cx2="http://schemas.microsoft.com/office/drawing/2015/10/21/chartex" xmlns:cx3="http://schemas.microsoft.com/office/drawing/2016/5/9/chartex" xmlns:cx4="http://schemas.microsoft.com/office/drawing/2016/5/10/chartex" xmlns:cx5="http://schemas.microsoft.com/office/drawing/2016/5/11/chartex" xmlns:cx6="http://schemas.microsoft.com/office/drawing/2016/5/12/chartex" xmlns:cx7="http://schemas.microsoft.com/office/drawing/2016/5/13/chartex" xmlns:cx8="http://schemas.microsoft.com/office/drawing/2016/5/14/chartex" xmlns:mc="http://schemas.openxmlformats.org/markup-compatibility/2006" xmlns:aink="http://schemas.microsoft.com/office/drawing/2016/ink" xmlns:am3d="http://schemas.microsoft.com/office/drawing/2017/model3d" xmlns:o="urn:schemas-microsoft-com:office:office" xmlns:oel="http://schemas.microsoft.com/office/2019/extlst" xmlns:r="http://schemas.openxmlformats.org/officeDocument/2006/relationships" xmlns:m="http://schemas.openxmlformats.org/officeDocument/2006/math" xmlns:v="urn:schemas-microsoft-com:vml" xmlns:wp14="http://schemas.microsoft.com/office/word/2010/wordprocessingDrawing" xmlns:wp="http://schemas.openxmlformats.org/drawingml/2006/wordprocessingDrawing" xmlns:w10="urn:schemas-microsoft-com:office:word" xmlns:w="http://schemas.openxmlformats.org/wordprocessingml/2006/main" xmlns:w14="http://schemas.microsoft.com/office/word/2010/wordml" xmlns:w15="http://schemas.microsoft.com/office/word/2012/wordml" xmlns:w16cex="http://schemas.microsoft.com/office/word/2018/wordml/cex" xmlns:w16cid="http://schemas.microsoft.com/office/word/2016/wordml/cid" xmlns:w16="http://schemas.microsoft.com/office/word/2018/wordml" xmlns:w16du="http://schemas.microsoft.com/office/word/2023/wordml/word16du" xmlns:w16sdtdh="http://schemas.microsoft.com/office/word/2020/wordml/sdtdatahash" xmlns:w16se="http://schemas.microsoft.com/office/word/2015/wordml/symex" xmlns:wpg="http://schemas.microsoft.com/office/word/2010/wordprocessingGroup" xmlns:wpi="http://schemas.microsoft.com/office/word/2010/wordprocessingInk" xmlns:wne="http://schemas.microsoft.com/office/word/2006/wordml" xmlns:wps="http://schemas.microsoft.com/office/word/2010/wordprocessingShape" mc:Ignorable="w14 w15 w16se w16cid w16 w16cex w16sdtdh w16du wp14">
   <w:abstractNum w:abstractNumId="0" w15:restartNumberingAfterBreak="0">
     <w:nsid w:val="244358B7"/>
     <w:multiLevelType w:val="hybridMultilevel"/>
@@ -2016,6 +2400,457 @@
     </w:lvl>
   </w:abstractNum>
   <w:abstractNum w:abstractNumId="1" w15:restartNumberingAfterBreak="0">
+    <w:nsid w:val="3EF9F6A0"/>
+    <w:multiLevelType w:val="hybridMultilevel"/>
+    <w:tmpl w:val="FFFFFFFF"/>
+    <w:lvl w:ilvl="0" w:tplc="530C58FC">
+      <w:start w:val="1"/>
+      <w:numFmt w:val="bullet"/>
+      <w:lvlText w:val=""/>
+      <w:lvlJc w:val="left"/>
+      <w:pPr>
+        <w:ind w:left="720" w:hanging="360"/>
+      </w:pPr>
+      <w:rPr>
+        <w:rFonts w:ascii="Symbol" w:hAnsi="Symbol" w:hint="default"/>
+      </w:rPr>
+    </w:lvl>
+    <w:lvl w:ilvl="1" w:tplc="58DED758">
+      <w:start w:val="1"/>
+      <w:numFmt w:val="bullet"/>
+      <w:lvlText w:val="o"/>
+      <w:lvlJc w:val="left"/>
+      <w:pPr>
+        <w:ind w:left="1440" w:hanging="360"/>
+      </w:pPr>
+      <w:rPr>
+        <w:rFonts w:ascii="Courier New" w:hAnsi="Courier New" w:hint="default"/>
+      </w:rPr>
+    </w:lvl>
+    <w:lvl w:ilvl="2" w:tplc="EA88FF20">
+      <w:start w:val="1"/>
+      <w:numFmt w:val="bullet"/>
+      <w:lvlText w:val=""/>
+      <w:lvlJc w:val="left"/>
+      <w:pPr>
+        <w:ind w:left="2160" w:hanging="360"/>
+      </w:pPr>
+      <w:rPr>
+        <w:rFonts w:ascii="Wingdings" w:hAnsi="Wingdings" w:hint="default"/>
+      </w:rPr>
+    </w:lvl>
+    <w:lvl w:ilvl="3" w:tplc="2A4CF594">
+      <w:start w:val="1"/>
+      <w:numFmt w:val="bullet"/>
+      <w:lvlText w:val=""/>
+      <w:lvlJc w:val="left"/>
+      <w:pPr>
+        <w:ind w:left="2880" w:hanging="360"/>
+      </w:pPr>
+      <w:rPr>
+        <w:rFonts w:ascii="Symbol" w:hAnsi="Symbol" w:hint="default"/>
+      </w:rPr>
+    </w:lvl>
+    <w:lvl w:ilvl="4" w:tplc="F9A25186">
+      <w:start w:val="1"/>
+      <w:numFmt w:val="bullet"/>
+      <w:lvlText w:val="o"/>
+      <w:lvlJc w:val="left"/>
+      <w:pPr>
+        <w:ind w:left="3600" w:hanging="360"/>
+      </w:pPr>
+      <w:rPr>
+        <w:rFonts w:ascii="Courier New" w:hAnsi="Courier New" w:hint="default"/>
+      </w:rPr>
+    </w:lvl>
+    <w:lvl w:ilvl="5" w:tplc="D9286A6A">
+      <w:start w:val="1"/>
+      <w:numFmt w:val="bullet"/>
+      <w:lvlText w:val=""/>
+      <w:lvlJc w:val="left"/>
+      <w:pPr>
+        <w:ind w:left="4320" w:hanging="360"/>
+      </w:pPr>
+      <w:rPr>
+        <w:rFonts w:ascii="Wingdings" w:hAnsi="Wingdings" w:hint="default"/>
+      </w:rPr>
+    </w:lvl>
+    <w:lvl w:ilvl="6" w:tplc="E612BC78">
+      <w:start w:val="1"/>
+      <w:numFmt w:val="bullet"/>
+      <w:lvlText w:val=""/>
+      <w:lvlJc w:val="left"/>
+      <w:pPr>
+        <w:ind w:left="5040" w:hanging="360"/>
+      </w:pPr>
+      <w:rPr>
+        <w:rFonts w:ascii="Symbol" w:hAnsi="Symbol" w:hint="default"/>
+      </w:rPr>
+    </w:lvl>
+    <w:lvl w:ilvl="7" w:tplc="E9563AA4">
+      <w:start w:val="1"/>
+      <w:numFmt w:val="bullet"/>
+      <w:lvlText w:val="o"/>
+      <w:lvlJc w:val="left"/>
+      <w:pPr>
+        <w:ind w:left="5760" w:hanging="360"/>
+      </w:pPr>
+      <w:rPr>
+        <w:rFonts w:ascii="Courier New" w:hAnsi="Courier New" w:hint="default"/>
+      </w:rPr>
+    </w:lvl>
+    <w:lvl w:ilvl="8" w:tplc="06203EE0">
+      <w:start w:val="1"/>
+      <w:numFmt w:val="bullet"/>
+      <w:lvlText w:val=""/>
+      <w:lvlJc w:val="left"/>
+      <w:pPr>
+        <w:ind w:left="6480" w:hanging="360"/>
+      </w:pPr>
+      <w:rPr>
+        <w:rFonts w:ascii="Wingdings" w:hAnsi="Wingdings" w:hint="default"/>
+      </w:rPr>
+    </w:lvl>
+  </w:abstractNum>
+  <w:abstractNum w:abstractNumId="2" w15:restartNumberingAfterBreak="0">
+    <w:nsid w:val="44BC2C34"/>
+    <w:multiLevelType w:val="hybridMultilevel"/>
+    <w:tmpl w:val="0B10D54C"/>
+    <w:lvl w:ilvl="0" w:tplc="FFFFFFFF">
+      <w:numFmt w:val="bullet"/>
+      <w:lvlText w:val="-"/>
+      <w:lvlJc w:val="left"/>
+      <w:pPr>
+        <w:ind w:left="720" w:hanging="360"/>
+      </w:pPr>
+      <w:rPr>
+        <w:rFonts w:ascii="Aptos" w:eastAsiaTheme="minorEastAsia" w:hAnsi="Aptos" w:cstheme="minorBidi" w:hint="default"/>
+      </w:rPr>
+    </w:lvl>
+    <w:lvl w:ilvl="1" w:tplc="08090003" w:tentative="1">
+      <w:start w:val="1"/>
+      <w:numFmt w:val="bullet"/>
+      <w:lvlText w:val="o"/>
+      <w:lvlJc w:val="left"/>
+      <w:pPr>
+        <w:ind w:left="1440" w:hanging="360"/>
+      </w:pPr>
+      <w:rPr>
+        <w:rFonts w:ascii="Courier New" w:hAnsi="Courier New" w:cs="Courier New" w:hint="default"/>
+      </w:rPr>
+    </w:lvl>
+    <w:lvl w:ilvl="2" w:tplc="08090005" w:tentative="1">
+      <w:start w:val="1"/>
+      <w:numFmt w:val="bullet"/>
+      <w:lvlText w:val=""/>
+      <w:lvlJc w:val="left"/>
+      <w:pPr>
+        <w:ind w:left="2160" w:hanging="360"/>
+      </w:pPr>
+      <w:rPr>
+        <w:rFonts w:ascii="Wingdings" w:hAnsi="Wingdings" w:hint="default"/>
+      </w:rPr>
+    </w:lvl>
+    <w:lvl w:ilvl="3" w:tplc="08090001" w:tentative="1">
+      <w:start w:val="1"/>
+      <w:numFmt w:val="bullet"/>
+      <w:lvlText w:val=""/>
+      <w:lvlJc w:val="left"/>
+      <w:pPr>
+        <w:ind w:left="2880" w:hanging="360"/>
+      </w:pPr>
+      <w:rPr>
+        <w:rFonts w:ascii="Symbol" w:hAnsi="Symbol" w:hint="default"/>
+      </w:rPr>
+    </w:lvl>
+    <w:lvl w:ilvl="4" w:tplc="08090003" w:tentative="1">
+      <w:start w:val="1"/>
+      <w:numFmt w:val="bullet"/>
+      <w:lvlText w:val="o"/>
+      <w:lvlJc w:val="left"/>
+      <w:pPr>
+        <w:ind w:left="3600" w:hanging="360"/>
+      </w:pPr>
+      <w:rPr>
+        <w:rFonts w:ascii="Courier New" w:hAnsi="Courier New" w:cs="Courier New" w:hint="default"/>
+      </w:rPr>
+    </w:lvl>
+    <w:lvl w:ilvl="5" w:tplc="08090005" w:tentative="1">
+      <w:start w:val="1"/>
+      <w:numFmt w:val="bullet"/>
+      <w:lvlText w:val=""/>
+      <w:lvlJc w:val="left"/>
+      <w:pPr>
+        <w:ind w:left="4320" w:hanging="360"/>
+      </w:pPr>
+      <w:rPr>
+        <w:rFonts w:ascii="Wingdings" w:hAnsi="Wingdings" w:hint="default"/>
+      </w:rPr>
+    </w:lvl>
+    <w:lvl w:ilvl="6" w:tplc="08090001" w:tentative="1">
+      <w:start w:val="1"/>
+      <w:numFmt w:val="bullet"/>
+      <w:lvlText w:val=""/>
+      <w:lvlJc w:val="left"/>
+      <w:pPr>
+        <w:ind w:left="5040" w:hanging="360"/>
+      </w:pPr>
+      <w:rPr>
+        <w:rFonts w:ascii="Symbol" w:hAnsi="Symbol" w:hint="default"/>
+      </w:rPr>
+    </w:lvl>
+    <w:lvl w:ilvl="7" w:tplc="08090003" w:tentative="1">
+      <w:start w:val="1"/>
+      <w:numFmt w:val="bullet"/>
+      <w:lvlText w:val="o"/>
+      <w:lvlJc w:val="left"/>
+      <w:pPr>
+        <w:ind w:left="5760" w:hanging="360"/>
+      </w:pPr>
+      <w:rPr>
+        <w:rFonts w:ascii="Courier New" w:hAnsi="Courier New" w:cs="Courier New" w:hint="default"/>
+      </w:rPr>
+    </w:lvl>
+    <w:lvl w:ilvl="8" w:tplc="08090005" w:tentative="1">
+      <w:start w:val="1"/>
+      <w:numFmt w:val="bullet"/>
+      <w:lvlText w:val=""/>
+      <w:lvlJc w:val="left"/>
+      <w:pPr>
+        <w:ind w:left="6480" w:hanging="360"/>
+      </w:pPr>
+      <w:rPr>
+        <w:rFonts w:ascii="Wingdings" w:hAnsi="Wingdings" w:hint="default"/>
+      </w:rPr>
+    </w:lvl>
+  </w:abstractNum>
+  <w:abstractNum w:abstractNumId="3" w15:restartNumberingAfterBreak="0">
+    <w:nsid w:val="52217118"/>
+    <w:multiLevelType w:val="hybridMultilevel"/>
+    <w:tmpl w:val="FFFFFFFF"/>
+    <w:lvl w:ilvl="0" w:tplc="BFEE95DA">
+      <w:start w:val="1"/>
+      <w:numFmt w:val="bullet"/>
+      <w:lvlText w:val=""/>
+      <w:lvlJc w:val="left"/>
+      <w:pPr>
+        <w:ind w:left="720" w:hanging="360"/>
+      </w:pPr>
+      <w:rPr>
+        <w:rFonts w:ascii="Symbol" w:hAnsi="Symbol" w:hint="default"/>
+      </w:rPr>
+    </w:lvl>
+    <w:lvl w:ilvl="1" w:tplc="432C7166">
+      <w:start w:val="1"/>
+      <w:numFmt w:val="bullet"/>
+      <w:lvlText w:val="o"/>
+      <w:lvlJc w:val="left"/>
+      <w:pPr>
+        <w:ind w:left="1440" w:hanging="360"/>
+      </w:pPr>
+      <w:rPr>
+        <w:rFonts w:ascii="Courier New" w:hAnsi="Courier New" w:hint="default"/>
+      </w:rPr>
+    </w:lvl>
+    <w:lvl w:ilvl="2" w:tplc="BAA4D230">
+      <w:start w:val="1"/>
+      <w:numFmt w:val="bullet"/>
+      <w:lvlText w:val=""/>
+      <w:lvlJc w:val="left"/>
+      <w:pPr>
+        <w:ind w:left="2160" w:hanging="360"/>
+      </w:pPr>
+      <w:rPr>
+        <w:rFonts w:ascii="Wingdings" w:hAnsi="Wingdings" w:hint="default"/>
+      </w:rPr>
+    </w:lvl>
+    <w:lvl w:ilvl="3" w:tplc="1CECFF10">
+      <w:start w:val="1"/>
+      <w:numFmt w:val="bullet"/>
+      <w:lvlText w:val=""/>
+      <w:lvlJc w:val="left"/>
+      <w:pPr>
+        <w:ind w:left="2880" w:hanging="360"/>
+      </w:pPr>
+      <w:rPr>
+        <w:rFonts w:ascii="Symbol" w:hAnsi="Symbol" w:hint="default"/>
+      </w:rPr>
+    </w:lvl>
+    <w:lvl w:ilvl="4" w:tplc="9F90D6F2">
+      <w:start w:val="1"/>
+      <w:numFmt w:val="bullet"/>
+      <w:lvlText w:val="o"/>
+      <w:lvlJc w:val="left"/>
+      <w:pPr>
+        <w:ind w:left="3600" w:hanging="360"/>
+      </w:pPr>
+      <w:rPr>
+        <w:rFonts w:ascii="Courier New" w:hAnsi="Courier New" w:hint="default"/>
+      </w:rPr>
+    </w:lvl>
+    <w:lvl w:ilvl="5" w:tplc="9B686C20">
+      <w:start w:val="1"/>
+      <w:numFmt w:val="bullet"/>
+      <w:lvlText w:val=""/>
+      <w:lvlJc w:val="left"/>
+      <w:pPr>
+        <w:ind w:left="4320" w:hanging="360"/>
+      </w:pPr>
+      <w:rPr>
+        <w:rFonts w:ascii="Wingdings" w:hAnsi="Wingdings" w:hint="default"/>
+      </w:rPr>
+    </w:lvl>
+    <w:lvl w:ilvl="6" w:tplc="8E1C3262">
+      <w:start w:val="1"/>
+      <w:numFmt w:val="bullet"/>
+      <w:lvlText w:val=""/>
+      <w:lvlJc w:val="left"/>
+      <w:pPr>
+        <w:ind w:left="5040" w:hanging="360"/>
+      </w:pPr>
+      <w:rPr>
+        <w:rFonts w:ascii="Symbol" w:hAnsi="Symbol" w:hint="default"/>
+      </w:rPr>
+    </w:lvl>
+    <w:lvl w:ilvl="7" w:tplc="4D0E9C1A">
+      <w:start w:val="1"/>
+      <w:numFmt w:val="bullet"/>
+      <w:lvlText w:val="o"/>
+      <w:lvlJc w:val="left"/>
+      <w:pPr>
+        <w:ind w:left="5760" w:hanging="360"/>
+      </w:pPr>
+      <w:rPr>
+        <w:rFonts w:ascii="Courier New" w:hAnsi="Courier New" w:hint="default"/>
+      </w:rPr>
+    </w:lvl>
+    <w:lvl w:ilvl="8" w:tplc="2FCCF634">
+      <w:start w:val="1"/>
+      <w:numFmt w:val="bullet"/>
+      <w:lvlText w:val=""/>
+      <w:lvlJc w:val="left"/>
+      <w:pPr>
+        <w:ind w:left="6480" w:hanging="360"/>
+      </w:pPr>
+      <w:rPr>
+        <w:rFonts w:ascii="Wingdings" w:hAnsi="Wingdings" w:hint="default"/>
+      </w:rPr>
+    </w:lvl>
+  </w:abstractNum>
+  <w:abstractNum w:abstractNumId="4" w15:restartNumberingAfterBreak="0">
+    <w:nsid w:val="5662CC56"/>
+    <w:multiLevelType w:val="hybridMultilevel"/>
+    <w:tmpl w:val="FFFFFFFF"/>
+    <w:lvl w:ilvl="0" w:tplc="862E39C4">
+      <w:start w:val="1"/>
+      <w:numFmt w:val="bullet"/>
+      <w:lvlText w:val=""/>
+      <w:lvlJc w:val="left"/>
+      <w:pPr>
+        <w:ind w:left="720" w:hanging="360"/>
+      </w:pPr>
+      <w:rPr>
+        <w:rFonts w:ascii="Symbol" w:hAnsi="Symbol" w:hint="default"/>
+      </w:rPr>
+    </w:lvl>
+    <w:lvl w:ilvl="1" w:tplc="6DD8708C">
+      <w:start w:val="1"/>
+      <w:numFmt w:val="bullet"/>
+      <w:lvlText w:val="o"/>
+      <w:lvlJc w:val="left"/>
+      <w:pPr>
+        <w:ind w:left="1440" w:hanging="360"/>
+      </w:pPr>
+      <w:rPr>
+        <w:rFonts w:ascii="Courier New" w:hAnsi="Courier New" w:hint="default"/>
+      </w:rPr>
+    </w:lvl>
+    <w:lvl w:ilvl="2" w:tplc="15025C26">
+      <w:start w:val="1"/>
+      <w:numFmt w:val="bullet"/>
+      <w:lvlText w:val=""/>
+      <w:lvlJc w:val="left"/>
+      <w:pPr>
+        <w:ind w:left="2160" w:hanging="360"/>
+      </w:pPr>
+      <w:rPr>
+        <w:rFonts w:ascii="Wingdings" w:hAnsi="Wingdings" w:hint="default"/>
+      </w:rPr>
+    </w:lvl>
+    <w:lvl w:ilvl="3" w:tplc="850211D0">
+      <w:start w:val="1"/>
+      <w:numFmt w:val="bullet"/>
+      <w:lvlText w:val=""/>
+      <w:lvlJc w:val="left"/>
+      <w:pPr>
+        <w:ind w:left="2880" w:hanging="360"/>
+      </w:pPr>
+      <w:rPr>
+        <w:rFonts w:ascii="Symbol" w:hAnsi="Symbol" w:hint="default"/>
+      </w:rPr>
+    </w:lvl>
+    <w:lvl w:ilvl="4" w:tplc="D88641B4">
+      <w:start w:val="1"/>
+      <w:numFmt w:val="bullet"/>
+      <w:lvlText w:val="o"/>
+      <w:lvlJc w:val="left"/>
+      <w:pPr>
+        <w:ind w:left="3600" w:hanging="360"/>
+      </w:pPr>
+      <w:rPr>
+        <w:rFonts w:ascii="Courier New" w:hAnsi="Courier New" w:hint="default"/>
+      </w:rPr>
+    </w:lvl>
+    <w:lvl w:ilvl="5" w:tplc="F87091E2">
+      <w:start w:val="1"/>
+      <w:numFmt w:val="bullet"/>
+      <w:lvlText w:val=""/>
+      <w:lvlJc w:val="left"/>
+      <w:pPr>
+        <w:ind w:left="4320" w:hanging="360"/>
+      </w:pPr>
+      <w:rPr>
+        <w:rFonts w:ascii="Wingdings" w:hAnsi="Wingdings" w:hint="default"/>
+      </w:rPr>
+    </w:lvl>
+    <w:lvl w:ilvl="6" w:tplc="1722D18A">
+      <w:start w:val="1"/>
+      <w:numFmt w:val="bullet"/>
+      <w:lvlText w:val=""/>
+      <w:lvlJc w:val="left"/>
+      <w:pPr>
+        <w:ind w:left="5040" w:hanging="360"/>
+      </w:pPr>
+      <w:rPr>
+        <w:rFonts w:ascii="Symbol" w:hAnsi="Symbol" w:hint="default"/>
+      </w:rPr>
+    </w:lvl>
+    <w:lvl w:ilvl="7" w:tplc="3040784C">
+      <w:start w:val="1"/>
+      <w:numFmt w:val="bullet"/>
+      <w:lvlText w:val="o"/>
+      <w:lvlJc w:val="left"/>
+      <w:pPr>
+        <w:ind w:left="5760" w:hanging="360"/>
+      </w:pPr>
+      <w:rPr>
+        <w:rFonts w:ascii="Courier New" w:hAnsi="Courier New" w:hint="default"/>
+      </w:rPr>
+    </w:lvl>
+    <w:lvl w:ilvl="8" w:tplc="90349BFA">
+      <w:start w:val="1"/>
+      <w:numFmt w:val="bullet"/>
+      <w:lvlText w:val=""/>
+      <w:lvlJc w:val="left"/>
+      <w:pPr>
+        <w:ind w:left="6480" w:hanging="360"/>
+      </w:pPr>
+      <w:rPr>
+        <w:rFonts w:ascii="Wingdings" w:hAnsi="Wingdings" w:hint="default"/>
+      </w:rPr>
+    </w:lvl>
+  </w:abstractNum>
+  <w:abstractNum w:abstractNumId="5" w15:restartNumberingAfterBreak="0">
     <w:nsid w:val="5730219E"/>
     <w:multiLevelType w:val="hybridMultilevel"/>
     <w:tmpl w:val="A83202A6"/>
@@ -2028,10 +2863,10 @@
         <w:ind w:left="720" w:hanging="360"/>
       </w:pPr>
       <w:rPr>
-        <w:rFonts w:hint="default" w:ascii="Symbol" w:hAnsi="Symbol"/>
-      </w:rPr>
-    </w:lvl>
-    <w:lvl w:ilvl="1" w:tplc="08090003" w:tentative="1">
+        <w:rFonts w:ascii="Symbol" w:hAnsi="Symbol" w:hint="default"/>
+      </w:rPr>
+    </w:lvl>
+    <w:lvl w:ilvl="1" w:tplc="08090003">
       <w:start w:val="1"/>
       <w:numFmt w:val="bullet"/>
       <w:lvlText w:val="o"/>
@@ -2040,7 +2875,7 @@
         <w:ind w:left="1440" w:hanging="360"/>
       </w:pPr>
       <w:rPr>
-        <w:rFonts w:hint="default" w:ascii="Courier New" w:hAnsi="Courier New" w:cs="Courier New"/>
+        <w:rFonts w:ascii="Courier New" w:hAnsi="Courier New" w:cs="Courier New" w:hint="default"/>
       </w:rPr>
     </w:lvl>
     <w:lvl w:ilvl="2" w:tplc="08090005" w:tentative="1">
@@ -2052,7 +2887,7 @@
         <w:ind w:left="2160" w:hanging="360"/>
       </w:pPr>
       <w:rPr>
-        <w:rFonts w:hint="default" w:ascii="Wingdings" w:hAnsi="Wingdings"/>
+        <w:rFonts w:ascii="Wingdings" w:hAnsi="Wingdings" w:hint="default"/>
       </w:rPr>
     </w:lvl>
     <w:lvl w:ilvl="3" w:tplc="08090001" w:tentative="1">
@@ -2064,7 +2899,7 @@
         <w:ind w:left="2880" w:hanging="360"/>
       </w:pPr>
       <w:rPr>
-        <w:rFonts w:hint="default" w:ascii="Symbol" w:hAnsi="Symbol"/>
+        <w:rFonts w:ascii="Symbol" w:hAnsi="Symbol" w:hint="default"/>
       </w:rPr>
     </w:lvl>
     <w:lvl w:ilvl="4" w:tplc="08090003" w:tentative="1">
@@ -2076,7 +2911,7 @@
         <w:ind w:left="3600" w:hanging="360"/>
       </w:pPr>
       <w:rPr>
-        <w:rFonts w:hint="default" w:ascii="Courier New" w:hAnsi="Courier New" w:cs="Courier New"/>
+        <w:rFonts w:ascii="Courier New" w:hAnsi="Courier New" w:cs="Courier New" w:hint="default"/>
       </w:rPr>
     </w:lvl>
     <w:lvl w:ilvl="5" w:tplc="08090005" w:tentative="1">
@@ -2088,7 +2923,7 @@
         <w:ind w:left="4320" w:hanging="360"/>
       </w:pPr>
       <w:rPr>
-        <w:rFonts w:hint="default" w:ascii="Wingdings" w:hAnsi="Wingdings"/>
+        <w:rFonts w:ascii="Wingdings" w:hAnsi="Wingdings" w:hint="default"/>
       </w:rPr>
     </w:lvl>
     <w:lvl w:ilvl="6" w:tplc="08090001" w:tentative="1">
@@ -2100,7 +2935,7 @@
         <w:ind w:left="5040" w:hanging="360"/>
       </w:pPr>
       <w:rPr>
-        <w:rFonts w:hint="default" w:ascii="Symbol" w:hAnsi="Symbol"/>
+        <w:rFonts w:ascii="Symbol" w:hAnsi="Symbol" w:hint="default"/>
       </w:rPr>
     </w:lvl>
     <w:lvl w:ilvl="7" w:tplc="08090003" w:tentative="1">
@@ -2112,7 +2947,7 @@
         <w:ind w:left="5760" w:hanging="360"/>
       </w:pPr>
       <w:rPr>
-        <w:rFonts w:hint="default" w:ascii="Courier New" w:hAnsi="Courier New" w:cs="Courier New"/>
+        <w:rFonts w:ascii="Courier New" w:hAnsi="Courier New" w:cs="Courier New" w:hint="default"/>
       </w:rPr>
     </w:lvl>
     <w:lvl w:ilvl="8" w:tplc="08090005" w:tentative="1">
@@ -2124,11 +2959,11 @@
         <w:ind w:left="6480" w:hanging="360"/>
       </w:pPr>
       <w:rPr>
-        <w:rFonts w:hint="default" w:ascii="Wingdings" w:hAnsi="Wingdings"/>
+        <w:rFonts w:ascii="Wingdings" w:hAnsi="Wingdings" w:hint="default"/>
       </w:rPr>
     </w:lvl>
   </w:abstractNum>
-  <w:abstractNum w:abstractNumId="2" w15:restartNumberingAfterBreak="0">
+  <w:abstractNum w:abstractNumId="6" w15:restartNumberingAfterBreak="0">
     <w:nsid w:val="637A7ADE"/>
     <w:multiLevelType w:val="hybridMultilevel"/>
     <w:tmpl w:val="24B6A83A"/>
@@ -2140,7 +2975,7 @@
         <w:ind w:left="720" w:hanging="360"/>
       </w:pPr>
       <w:rPr>
-        <w:rFonts w:hint="default" w:ascii="Wingdings" w:hAnsi="Wingdings" w:eastAsiaTheme="minorEastAsia" w:cstheme="minorBidi"/>
+        <w:rFonts w:ascii="Wingdings" w:eastAsiaTheme="minorEastAsia" w:hAnsi="Wingdings" w:cstheme="minorBidi" w:hint="default"/>
       </w:rPr>
     </w:lvl>
     <w:lvl w:ilvl="1" w:tplc="08090003" w:tentative="1">
@@ -2152,7 +2987,7 @@
         <w:ind w:left="1440" w:hanging="360"/>
       </w:pPr>
       <w:rPr>
-        <w:rFonts w:hint="default" w:ascii="Courier New" w:hAnsi="Courier New" w:cs="Courier New"/>
+        <w:rFonts w:ascii="Courier New" w:hAnsi="Courier New" w:cs="Courier New" w:hint="default"/>
       </w:rPr>
     </w:lvl>
     <w:lvl w:ilvl="2" w:tplc="08090005" w:tentative="1">
@@ -2164,7 +2999,7 @@
         <w:ind w:left="2160" w:hanging="360"/>
       </w:pPr>
       <w:rPr>
-        <w:rFonts w:hint="default" w:ascii="Wingdings" w:hAnsi="Wingdings"/>
+        <w:rFonts w:ascii="Wingdings" w:hAnsi="Wingdings" w:hint="default"/>
       </w:rPr>
     </w:lvl>
     <w:lvl w:ilvl="3" w:tplc="08090001" w:tentative="1">
@@ -2176,7 +3011,7 @@
         <w:ind w:left="2880" w:hanging="360"/>
       </w:pPr>
       <w:rPr>
-        <w:rFonts w:hint="default" w:ascii="Symbol" w:hAnsi="Symbol"/>
+        <w:rFonts w:ascii="Symbol" w:hAnsi="Symbol" w:hint="default"/>
       </w:rPr>
     </w:lvl>
     <w:lvl w:ilvl="4" w:tplc="08090003" w:tentative="1">
@@ -2188,7 +3023,7 @@
         <w:ind w:left="3600" w:hanging="360"/>
       </w:pPr>
       <w:rPr>
-        <w:rFonts w:hint="default" w:ascii="Courier New" w:hAnsi="Courier New" w:cs="Courier New"/>
+        <w:rFonts w:ascii="Courier New" w:hAnsi="Courier New" w:cs="Courier New" w:hint="default"/>
       </w:rPr>
     </w:lvl>
     <w:lvl w:ilvl="5" w:tplc="08090005" w:tentative="1">
@@ -2200,7 +3035,7 @@
         <w:ind w:left="4320" w:hanging="360"/>
       </w:pPr>
       <w:rPr>
-        <w:rFonts w:hint="default" w:ascii="Wingdings" w:hAnsi="Wingdings"/>
+        <w:rFonts w:ascii="Wingdings" w:hAnsi="Wingdings" w:hint="default"/>
       </w:rPr>
     </w:lvl>
     <w:lvl w:ilvl="6" w:tplc="08090001" w:tentative="1">
@@ -2212,7 +3047,7 @@
         <w:ind w:left="5040" w:hanging="360"/>
       </w:pPr>
       <w:rPr>
-        <w:rFonts w:hint="default" w:ascii="Symbol" w:hAnsi="Symbol"/>
+        <w:rFonts w:ascii="Symbol" w:hAnsi="Symbol" w:hint="default"/>
       </w:rPr>
     </w:lvl>
     <w:lvl w:ilvl="7" w:tplc="08090003" w:tentative="1">
@@ -2224,7 +3059,7 @@
         <w:ind w:left="5760" w:hanging="360"/>
       </w:pPr>
       <w:rPr>
-        <w:rFonts w:hint="default" w:ascii="Courier New" w:hAnsi="Courier New" w:cs="Courier New"/>
+        <w:rFonts w:ascii="Courier New" w:hAnsi="Courier New" w:cs="Courier New" w:hint="default"/>
       </w:rPr>
     </w:lvl>
     <w:lvl w:ilvl="8" w:tplc="08090005" w:tentative="1">
@@ -2236,11 +3071,11 @@
         <w:ind w:left="6480" w:hanging="360"/>
       </w:pPr>
       <w:rPr>
-        <w:rFonts w:hint="default" w:ascii="Wingdings" w:hAnsi="Wingdings"/>
+        <w:rFonts w:ascii="Wingdings" w:hAnsi="Wingdings" w:hint="default"/>
       </w:rPr>
     </w:lvl>
   </w:abstractNum>
-  <w:abstractNum w:abstractNumId="3" w15:restartNumberingAfterBreak="0">
+  <w:abstractNum w:abstractNumId="7" w15:restartNumberingAfterBreak="0">
     <w:nsid w:val="77554291"/>
     <w:multiLevelType w:val="hybridMultilevel"/>
     <w:tmpl w:val="2B7A529E"/>
@@ -2329,40 +3164,43 @@
       </w:pPr>
     </w:lvl>
   </w:abstractNum>
-  <w:num w:numId="7">
+  <w:num w:numId="1" w16cid:durableId="2049258030">
+    <w:abstractNumId w:val="3"/>
+  </w:num>
+  <w:num w:numId="2" w16cid:durableId="9109535">
+    <w:abstractNumId w:val="4"/>
+  </w:num>
+  <w:num w:numId="3" w16cid:durableId="367535401">
+    <w:abstractNumId w:val="1"/>
+  </w:num>
+  <w:num w:numId="4" w16cid:durableId="864487512">
+    <w:abstractNumId w:val="5"/>
+  </w:num>
+  <w:num w:numId="5" w16cid:durableId="1921939547">
     <w:abstractNumId w:val="6"/>
   </w:num>
-  <w:num w:numId="6">
-    <w:abstractNumId w:val="5"/>
-  </w:num>
-  <w:num w:numId="5">
-    <w:abstractNumId w:val="4"/>
-  </w:num>
-  <w:num w:numId="1" w16cid:durableId="864487512">
-    <w:abstractNumId w:val="1"/>
-  </w:num>
-  <w:num w:numId="2" w16cid:durableId="1921939547">
-    <w:abstractNumId w:val="2"/>
-  </w:num>
-  <w:num w:numId="3" w16cid:durableId="766971079">
+  <w:num w:numId="6" w16cid:durableId="766971079">
     <w:abstractNumId w:val="0"/>
   </w:num>
-  <w:num w:numId="4" w16cid:durableId="2145000316">
-    <w:abstractNumId w:val="3"/>
+  <w:num w:numId="7" w16cid:durableId="2145000316">
+    <w:abstractNumId w:val="7"/>
+  </w:num>
+  <w:num w:numId="8" w16cid:durableId="2049644591">
+    <w:abstractNumId w:val="2"/>
   </w:num>
 </w:numbering>
 </file>
 
 <file path=word/styles.xml><?xml version="1.0" encoding="utf-8"?>
-<w:styles xmlns:wp14="http://schemas.microsoft.com/office/word/2010/wordprocessingDrawing" xmlns:mc="http://schemas.openxmlformats.org/markup-compatibility/2006" xmlns:r="http://schemas.openxmlformats.org/officeDocument/2006/relationships" xmlns:w="http://schemas.openxmlformats.org/wordprocessingml/2006/main" xmlns:w14="http://schemas.microsoft.com/office/word/2010/wordml" xmlns:w15="http://schemas.microsoft.com/office/word/2012/wordml" xmlns:w16cex="http://schemas.microsoft.com/office/word/2018/wordml/cex" xmlns:w16cid="http://schemas.microsoft.com/office/word/2016/wordml/cid" xmlns:w16="http://schemas.microsoft.com/office/word/2018/wordml" xmlns:w16sdtdh="http://schemas.microsoft.com/office/word/2020/wordml/sdtdatahash" xmlns:w16se="http://schemas.microsoft.com/office/word/2015/wordml/symex" mc:Ignorable="w14 w15 w16se w16cid w16 w16cex w16sdtdh wp14">
+<w:styles xmlns:mc="http://schemas.openxmlformats.org/markup-compatibility/2006" xmlns:r="http://schemas.openxmlformats.org/officeDocument/2006/relationships" xmlns:w="http://schemas.openxmlformats.org/wordprocessingml/2006/main" xmlns:w14="http://schemas.microsoft.com/office/word/2010/wordml" xmlns:w15="http://schemas.microsoft.com/office/word/2012/wordml" xmlns:w16cex="http://schemas.microsoft.com/office/word/2018/wordml/cex" xmlns:w16cid="http://schemas.microsoft.com/office/word/2016/wordml/cid" xmlns:w16="http://schemas.microsoft.com/office/word/2018/wordml" xmlns:w16du="http://schemas.microsoft.com/office/word/2023/wordml/word16du" xmlns:w16sdtdh="http://schemas.microsoft.com/office/word/2020/wordml/sdtdatahash" xmlns:w16se="http://schemas.microsoft.com/office/word/2015/wordml/symex" mc:Ignorable="w14 w15 w16se w16cid w16 w16cex w16sdtdh w16du">
   <w:docDefaults>
     <w:rPrDefault>
       <w:rPr>
-        <w:rFonts w:asciiTheme="minorHAnsi" w:hAnsiTheme="minorHAnsi" w:eastAsiaTheme="minorEastAsia" w:cstheme="minorBidi"/>
+        <w:rFonts w:asciiTheme="minorHAnsi" w:eastAsiaTheme="minorEastAsia" w:hAnsiTheme="minorHAnsi" w:cstheme="minorBidi"/>
         <w:kern w:val="2"/>
         <w:sz w:val="24"/>
         <w:szCs w:val="24"/>
-        <w:lang w:val="en-LU" w:eastAsia="en-GB" w:bidi="ar-SA"/>
+        <w:lang w:eastAsia="en-GB" w:bidi="ar-SA"/>
         <w14:ligatures w14:val="standardContextual"/>
       </w:rPr>
     </w:rPrDefault>
@@ -2375,14 +3213,14 @@
   <w:latentStyles w:defLockedState="0" w:defUIPriority="99" w:defSemiHidden="0" w:defUnhideWhenUsed="0" w:defQFormat="0" w:count="376">
     <w:lsdException w:name="Normal" w:uiPriority="0" w:qFormat="1"/>
     <w:lsdException w:name="heading 1" w:uiPriority="9" w:qFormat="1"/>
-    <w:lsdException w:name="heading 2" w:uiPriority="9" w:semiHidden="1" w:unhideWhenUsed="1" w:qFormat="1"/>
-    <w:lsdException w:name="heading 3" w:uiPriority="9" w:semiHidden="1" w:unhideWhenUsed="1" w:qFormat="1"/>
-    <w:lsdException w:name="heading 4" w:uiPriority="9" w:semiHidden="1" w:unhideWhenUsed="1" w:qFormat="1"/>
-    <w:lsdException w:name="heading 5" w:uiPriority="9" w:semiHidden="1" w:unhideWhenUsed="1" w:qFormat="1"/>
-    <w:lsdException w:name="heading 6" w:uiPriority="9" w:semiHidden="1" w:unhideWhenUsed="1" w:qFormat="1"/>
-    <w:lsdException w:name="heading 7" w:uiPriority="9" w:semiHidden="1" w:unhideWhenUsed="1" w:qFormat="1"/>
-    <w:lsdException w:name="heading 8" w:uiPriority="9" w:semiHidden="1" w:unhideWhenUsed="1" w:qFormat="1"/>
-    <w:lsdException w:name="heading 9" w:uiPriority="9" w:semiHidden="1" w:unhideWhenUsed="1" w:qFormat="1"/>
+    <w:lsdException w:name="heading 2" w:semiHidden="1" w:uiPriority="9" w:unhideWhenUsed="1" w:qFormat="1"/>
+    <w:lsdException w:name="heading 3" w:semiHidden="1" w:uiPriority="9" w:unhideWhenUsed="1" w:qFormat="1"/>
+    <w:lsdException w:name="heading 4" w:semiHidden="1" w:uiPriority="9" w:unhideWhenUsed="1" w:qFormat="1"/>
+    <w:lsdException w:name="heading 5" w:semiHidden="1" w:uiPriority="9" w:unhideWhenUsed="1" w:qFormat="1"/>
+    <w:lsdException w:name="heading 6" w:semiHidden="1" w:uiPriority="9" w:unhideWhenUsed="1" w:qFormat="1"/>
+    <w:lsdException w:name="heading 7" w:semiHidden="1" w:uiPriority="9" w:unhideWhenUsed="1" w:qFormat="1"/>
+    <w:lsdException w:name="heading 8" w:semiHidden="1" w:uiPriority="9" w:unhideWhenUsed="1" w:qFormat="1"/>
+    <w:lsdException w:name="heading 9" w:semiHidden="1" w:uiPriority="9" w:unhideWhenUsed="1" w:qFormat="1"/>
     <w:lsdException w:name="index 1" w:semiHidden="1" w:unhideWhenUsed="1"/>
     <w:lsdException w:name="index 2" w:semiHidden="1" w:unhideWhenUsed="1"/>
     <w:lsdException w:name="index 3" w:semiHidden="1" w:unhideWhenUsed="1"/>
@@ -2392,22 +3230,22 @@
     <w:lsdException w:name="index 7" w:semiHidden="1" w:unhideWhenUsed="1"/>
     <w:lsdException w:name="index 8" w:semiHidden="1" w:unhideWhenUsed="1"/>
     <w:lsdException w:name="index 9" w:semiHidden="1" w:unhideWhenUsed="1"/>
-    <w:lsdException w:name="toc 1" w:uiPriority="39" w:semiHidden="1" w:unhideWhenUsed="1"/>
-    <w:lsdException w:name="toc 2" w:uiPriority="39" w:semiHidden="1" w:unhideWhenUsed="1"/>
-    <w:lsdException w:name="toc 3" w:uiPriority="39" w:semiHidden="1" w:unhideWhenUsed="1"/>
-    <w:lsdException w:name="toc 4" w:uiPriority="39" w:semiHidden="1" w:unhideWhenUsed="1"/>
-    <w:lsdException w:name="toc 5" w:uiPriority="39" w:semiHidden="1" w:unhideWhenUsed="1"/>
-    <w:lsdException w:name="toc 6" w:uiPriority="39" w:semiHidden="1" w:unhideWhenUsed="1"/>
-    <w:lsdException w:name="toc 7" w:uiPriority="39" w:semiHidden="1" w:unhideWhenUsed="1"/>
-    <w:lsdException w:name="toc 8" w:uiPriority="39" w:semiHidden="1" w:unhideWhenUsed="1"/>
-    <w:lsdException w:name="toc 9" w:uiPriority="39" w:semiHidden="1" w:unhideWhenUsed="1"/>
+    <w:lsdException w:name="toc 1" w:semiHidden="1" w:uiPriority="39" w:unhideWhenUsed="1"/>
+    <w:lsdException w:name="toc 2" w:semiHidden="1" w:uiPriority="39" w:unhideWhenUsed="1"/>
+    <w:lsdException w:name="toc 3" w:semiHidden="1" w:uiPriority="39" w:unhideWhenUsed="1"/>
+    <w:lsdException w:name="toc 4" w:semiHidden="1" w:uiPriority="39" w:unhideWhenUsed="1"/>
+    <w:lsdException w:name="toc 5" w:semiHidden="1" w:uiPriority="39" w:unhideWhenUsed="1"/>
+    <w:lsdException w:name="toc 6" w:semiHidden="1" w:uiPriority="39" w:unhideWhenUsed="1"/>
+    <w:lsdException w:name="toc 7" w:semiHidden="1" w:uiPriority="39" w:unhideWhenUsed="1"/>
+    <w:lsdException w:name="toc 8" w:semiHidden="1" w:uiPriority="39" w:unhideWhenUsed="1"/>
+    <w:lsdException w:name="toc 9" w:semiHidden="1" w:uiPriority="39" w:unhideWhenUsed="1"/>
     <w:lsdException w:name="Normal Indent" w:semiHidden="1" w:unhideWhenUsed="1"/>
     <w:lsdException w:name="footnote text" w:semiHidden="1" w:unhideWhenUsed="1"/>
     <w:lsdException w:name="annotation text" w:semiHidden="1" w:unhideWhenUsed="1"/>
     <w:lsdException w:name="header" w:semiHidden="1" w:unhideWhenUsed="1"/>
     <w:lsdException w:name="footer" w:semiHidden="1" w:unhideWhenUsed="1"/>
     <w:lsdException w:name="index heading" w:semiHidden="1" w:unhideWhenUsed="1"/>
-    <w:lsdException w:name="caption" w:uiPriority="35" w:semiHidden="1" w:unhideWhenUsed="1" w:qFormat="1"/>
+    <w:lsdException w:name="caption" w:semiHidden="1" w:uiPriority="35" w:unhideWhenUsed="1" w:qFormat="1"/>
     <w:lsdException w:name="table of figures" w:semiHidden="1" w:unhideWhenUsed="1"/>
     <w:lsdException w:name="envelope address" w:semiHidden="1" w:unhideWhenUsed="1"/>
     <w:lsdException w:name="envelope return" w:semiHidden="1" w:unhideWhenUsed="1"/>
@@ -2438,7 +3276,7 @@
     <w:lsdException w:name="Title" w:uiPriority="10" w:qFormat="1"/>
     <w:lsdException w:name="Closing" w:semiHidden="1" w:unhideWhenUsed="1"/>
     <w:lsdException w:name="Signature" w:semiHidden="1" w:unhideWhenUsed="1"/>
-    <w:lsdException w:name="Default Paragraph Font" w:uiPriority="1" w:semiHidden="1" w:unhideWhenUsed="1"/>
+    <w:lsdException w:name="Default Paragraph Font" w:semiHidden="1" w:uiPriority="1" w:unhideWhenUsed="1"/>
     <w:lsdException w:name="Body Text" w:semiHidden="1" w:unhideWhenUsed="1"/>
     <w:lsdException w:name="Body Text Indent" w:semiHidden="1" w:unhideWhenUsed="1"/>
     <w:lsdException w:name="List Continue" w:semiHidden="1" w:unhideWhenUsed="1"/>
@@ -2638,8 +3476,8 @@
     <w:lsdException w:name="Subtle Reference" w:uiPriority="31" w:qFormat="1"/>
     <w:lsdException w:name="Intense Reference" w:uiPriority="32" w:qFormat="1"/>
     <w:lsdException w:name="Book Title" w:uiPriority="33" w:qFormat="1"/>
-    <w:lsdException w:name="Bibliography" w:uiPriority="37" w:semiHidden="1" w:unhideWhenUsed="1"/>
-    <w:lsdException w:name="TOC Heading" w:uiPriority="39" w:semiHidden="1" w:unhideWhenUsed="1" w:qFormat="1"/>
+    <w:lsdException w:name="Bibliography" w:semiHidden="1" w:uiPriority="37" w:unhideWhenUsed="1"/>
+    <w:lsdException w:name="TOC Heading" w:semiHidden="1" w:uiPriority="39" w:unhideWhenUsed="1" w:qFormat="1"/>
     <w:lsdException w:name="Plain Table 1" w:uiPriority="41"/>
     <w:lsdException w:name="Plain Table 2" w:uiPriority="42"/>
     <w:lsdException w:name="Plain Table 3" w:uiPriority="43"/>
@@ -2750,234 +3588,225 @@
     <w:lsdException w:name="Unresolved Mention" w:semiHidden="1" w:unhideWhenUsed="1"/>
     <w:lsdException w:name="Smart Link" w:semiHidden="1" w:unhideWhenUsed="1"/>
   </w:latentStyles>
-  <w:style w:type="paragraph" w:styleId="Normal" w:default="1">
+  <w:style w:type="paragraph" w:default="1" w:styleId="Normal">
     <w:name w:val="Normal"/>
     <w:qFormat/>
   </w:style>
   <w:style w:type="paragraph" w:styleId="Heading1">
-    <w:uiPriority w:val="9"/>
     <w:name w:val="heading 1"/>
     <w:basedOn w:val="Normal"/>
     <w:next w:val="Normal"/>
     <w:link w:val="Heading1Char"/>
+    <w:uiPriority w:val="9"/>
     <w:qFormat/>
     <w:rsid w:val="34B7FA16"/>
+    <w:pPr>
+      <w:keepNext/>
+      <w:keepLines/>
+      <w:spacing w:before="360" w:after="80"/>
+      <w:outlineLvl w:val="0"/>
+    </w:pPr>
     <w:rPr>
-      <w:rFonts w:ascii="Aptos Display" w:hAnsi="Aptos Display" w:eastAsia="" w:cs="" w:asciiTheme="majorAscii" w:hAnsiTheme="majorAscii" w:eastAsiaTheme="majorEastAsia" w:cstheme="majorBidi"/>
-      <w:noProof w:val="0"/>
-      <w:color w:val="0F4761" w:themeColor="accent1" w:themeTint="FF" w:themeShade="BF"/>
+      <w:rFonts w:asciiTheme="majorHAnsi" w:eastAsiaTheme="majorEastAsia" w:hAnsiTheme="majorHAnsi" w:cstheme="majorBidi"/>
+      <w:color w:val="0F4761" w:themeColor="accent1" w:themeShade="BF"/>
       <w:sz w:val="40"/>
       <w:szCs w:val="40"/>
       <w:lang w:val="en-US"/>
     </w:rPr>
-    <w:pPr>
-      <w:keepNext w:val="1"/>
-      <w:keepLines w:val="1"/>
-      <w:spacing w:before="360" w:after="80"/>
-      <w:outlineLvl w:val="0"/>
-    </w:pPr>
   </w:style>
   <w:style w:type="paragraph" w:styleId="Heading2">
-    <w:uiPriority w:val="9"/>
     <w:name w:val="heading 2"/>
     <w:basedOn w:val="Normal"/>
     <w:next w:val="Normal"/>
+    <w:link w:val="Heading2Char"/>
+    <w:uiPriority w:val="9"/>
     <w:semiHidden/>
     <w:unhideWhenUsed/>
-    <w:link w:val="Heading2Char"/>
     <w:qFormat/>
     <w:rsid w:val="34B7FA16"/>
+    <w:pPr>
+      <w:keepNext/>
+      <w:keepLines/>
+      <w:spacing w:before="160" w:after="80"/>
+      <w:outlineLvl w:val="1"/>
+    </w:pPr>
     <w:rPr>
-      <w:rFonts w:ascii="Aptos Display" w:hAnsi="Aptos Display" w:eastAsia="" w:cs="" w:asciiTheme="majorAscii" w:hAnsiTheme="majorAscii" w:eastAsiaTheme="majorEastAsia" w:cstheme="majorBidi"/>
-      <w:noProof w:val="0"/>
-      <w:color w:val="0F4761" w:themeColor="accent1" w:themeTint="FF" w:themeShade="BF"/>
+      <w:rFonts w:asciiTheme="majorHAnsi" w:eastAsiaTheme="majorEastAsia" w:hAnsiTheme="majorHAnsi" w:cstheme="majorBidi"/>
+      <w:color w:val="0F4761" w:themeColor="accent1" w:themeShade="BF"/>
       <w:sz w:val="32"/>
       <w:szCs w:val="32"/>
       <w:lang w:val="en-US"/>
     </w:rPr>
-    <w:pPr>
-      <w:keepNext w:val="1"/>
-      <w:keepLines w:val="1"/>
-      <w:spacing w:before="160" w:after="80"/>
-      <w:outlineLvl w:val="1"/>
-    </w:pPr>
   </w:style>
   <w:style w:type="paragraph" w:styleId="Heading3">
-    <w:uiPriority w:val="9"/>
     <w:name w:val="heading 3"/>
     <w:basedOn w:val="Normal"/>
     <w:next w:val="Normal"/>
+    <w:link w:val="Heading3Char"/>
+    <w:uiPriority w:val="9"/>
     <w:semiHidden/>
     <w:unhideWhenUsed/>
-    <w:link w:val="Heading3Char"/>
     <w:qFormat/>
     <w:rsid w:val="34B7FA16"/>
+    <w:pPr>
+      <w:keepNext/>
+      <w:keepLines/>
+      <w:spacing w:before="160" w:after="80"/>
+      <w:outlineLvl w:val="2"/>
+    </w:pPr>
     <w:rPr>
-      <w:rFonts w:ascii="Aptos" w:hAnsi="Aptos" w:eastAsia="" w:cs="" w:asciiTheme="minorAscii" w:hAnsiTheme="minorAscii" w:eastAsiaTheme="majorEastAsia" w:cstheme="majorBidi"/>
-      <w:noProof w:val="0"/>
-      <w:color w:val="0F4761" w:themeColor="accent1" w:themeTint="FF" w:themeShade="BF"/>
+      <w:rFonts w:eastAsiaTheme="majorEastAsia" w:cstheme="majorBidi"/>
+      <w:color w:val="0F4761" w:themeColor="accent1" w:themeShade="BF"/>
       <w:sz w:val="28"/>
       <w:szCs w:val="28"/>
       <w:lang w:val="en-US"/>
     </w:rPr>
-    <w:pPr>
-      <w:keepNext w:val="1"/>
-      <w:keepLines w:val="1"/>
-      <w:spacing w:before="160" w:after="80"/>
-      <w:outlineLvl w:val="2"/>
-    </w:pPr>
   </w:style>
   <w:style w:type="paragraph" w:styleId="Heading4">
-    <w:uiPriority w:val="9"/>
     <w:name w:val="heading 4"/>
     <w:basedOn w:val="Normal"/>
     <w:next w:val="Normal"/>
+    <w:link w:val="Heading4Char"/>
+    <w:uiPriority w:val="9"/>
     <w:semiHidden/>
     <w:unhideWhenUsed/>
-    <w:link w:val="Heading4Char"/>
     <w:qFormat/>
     <w:rsid w:val="34B7FA16"/>
-    <w:rPr>
-      <w:rFonts w:ascii="Aptos" w:hAnsi="Aptos" w:eastAsia="" w:cs="" w:asciiTheme="minorAscii" w:hAnsiTheme="minorAscii" w:eastAsiaTheme="majorEastAsia" w:cstheme="majorBidi"/>
-      <w:i w:val="1"/>
-      <w:iCs w:val="1"/>
-      <w:noProof w:val="0"/>
-      <w:color w:val="0F4761" w:themeColor="accent1" w:themeTint="FF" w:themeShade="BF"/>
-      <w:lang w:val="en-US"/>
-    </w:rPr>
     <w:pPr>
-      <w:keepNext w:val="1"/>
-      <w:keepLines w:val="1"/>
+      <w:keepNext/>
+      <w:keepLines/>
       <w:spacing w:before="80" w:after="40"/>
       <w:outlineLvl w:val="3"/>
     </w:pPr>
+    <w:rPr>
+      <w:rFonts w:eastAsiaTheme="majorEastAsia" w:cstheme="majorBidi"/>
+      <w:i/>
+      <w:iCs/>
+      <w:color w:val="0F4761" w:themeColor="accent1" w:themeShade="BF"/>
+      <w:lang w:val="en-US"/>
+    </w:rPr>
   </w:style>
   <w:style w:type="paragraph" w:styleId="Heading5">
-    <w:uiPriority w:val="9"/>
     <w:name w:val="heading 5"/>
     <w:basedOn w:val="Normal"/>
     <w:next w:val="Normal"/>
+    <w:link w:val="Heading5Char"/>
+    <w:uiPriority w:val="9"/>
     <w:semiHidden/>
     <w:unhideWhenUsed/>
-    <w:link w:val="Heading5Char"/>
     <w:qFormat/>
     <w:rsid w:val="34B7FA16"/>
-    <w:rPr>
-      <w:rFonts w:ascii="Aptos" w:hAnsi="Aptos" w:eastAsia="" w:cs="" w:asciiTheme="minorAscii" w:hAnsiTheme="minorAscii" w:eastAsiaTheme="majorEastAsia" w:cstheme="majorBidi"/>
-      <w:noProof w:val="0"/>
-      <w:color w:val="0F4761" w:themeColor="accent1" w:themeTint="FF" w:themeShade="BF"/>
-      <w:lang w:val="en-US"/>
-    </w:rPr>
     <w:pPr>
-      <w:keepNext w:val="1"/>
-      <w:keepLines w:val="1"/>
+      <w:keepNext/>
+      <w:keepLines/>
       <w:spacing w:before="80" w:after="40"/>
       <w:outlineLvl w:val="4"/>
     </w:pPr>
+    <w:rPr>
+      <w:rFonts w:eastAsiaTheme="majorEastAsia" w:cstheme="majorBidi"/>
+      <w:color w:val="0F4761" w:themeColor="accent1" w:themeShade="BF"/>
+      <w:lang w:val="en-US"/>
+    </w:rPr>
   </w:style>
   <w:style w:type="paragraph" w:styleId="Heading6">
-    <w:uiPriority w:val="9"/>
     <w:name w:val="heading 6"/>
     <w:basedOn w:val="Normal"/>
     <w:next w:val="Normal"/>
+    <w:link w:val="Heading6Char"/>
+    <w:uiPriority w:val="9"/>
     <w:semiHidden/>
     <w:unhideWhenUsed/>
-    <w:link w:val="Heading6Char"/>
     <w:qFormat/>
     <w:rsid w:val="34B7FA16"/>
-    <w:rPr>
-      <w:rFonts w:ascii="Aptos" w:hAnsi="Aptos" w:eastAsia="" w:cs="" w:asciiTheme="minorAscii" w:hAnsiTheme="minorAscii" w:eastAsiaTheme="majorEastAsia" w:cstheme="majorBidi"/>
-      <w:i w:val="1"/>
-      <w:iCs w:val="1"/>
-      <w:noProof w:val="0"/>
-      <w:color w:val="595959" w:themeColor="text1" w:themeTint="A6" w:themeShade="FF"/>
-      <w:lang w:val="en-US"/>
-    </w:rPr>
     <w:pPr>
-      <w:keepNext w:val="1"/>
-      <w:keepLines w:val="1"/>
+      <w:keepNext/>
+      <w:keepLines/>
       <w:spacing w:before="40" w:after="0"/>
       <w:outlineLvl w:val="5"/>
     </w:pPr>
+    <w:rPr>
+      <w:rFonts w:eastAsiaTheme="majorEastAsia" w:cstheme="majorBidi"/>
+      <w:i/>
+      <w:iCs/>
+      <w:color w:val="595959" w:themeColor="text1" w:themeTint="A6"/>
+      <w:lang w:val="en-US"/>
+    </w:rPr>
   </w:style>
   <w:style w:type="paragraph" w:styleId="Heading7">
-    <w:uiPriority w:val="9"/>
     <w:name w:val="heading 7"/>
     <w:basedOn w:val="Normal"/>
     <w:next w:val="Normal"/>
+    <w:link w:val="Heading7Char"/>
+    <w:uiPriority w:val="9"/>
     <w:semiHidden/>
     <w:unhideWhenUsed/>
-    <w:link w:val="Heading7Char"/>
     <w:qFormat/>
     <w:rsid w:val="34B7FA16"/>
-    <w:rPr>
-      <w:rFonts w:ascii="Aptos" w:hAnsi="Aptos" w:eastAsia="" w:cs="" w:asciiTheme="minorAscii" w:hAnsiTheme="minorAscii" w:eastAsiaTheme="majorEastAsia" w:cstheme="majorBidi"/>
-      <w:noProof w:val="0"/>
-      <w:color w:val="595959" w:themeColor="text1" w:themeTint="A6" w:themeShade="FF"/>
-      <w:lang w:val="en-US"/>
-    </w:rPr>
     <w:pPr>
-      <w:keepNext w:val="1"/>
-      <w:keepLines w:val="1"/>
+      <w:keepNext/>
+      <w:keepLines/>
       <w:spacing w:before="40" w:after="0"/>
       <w:outlineLvl w:val="6"/>
     </w:pPr>
+    <w:rPr>
+      <w:rFonts w:eastAsiaTheme="majorEastAsia" w:cstheme="majorBidi"/>
+      <w:color w:val="595959" w:themeColor="text1" w:themeTint="A6"/>
+      <w:lang w:val="en-US"/>
+    </w:rPr>
   </w:style>
   <w:style w:type="paragraph" w:styleId="Heading8">
-    <w:uiPriority w:val="9"/>
     <w:name w:val="heading 8"/>
     <w:basedOn w:val="Normal"/>
     <w:next w:val="Normal"/>
+    <w:link w:val="Heading8Char"/>
+    <w:uiPriority w:val="9"/>
     <w:semiHidden/>
     <w:unhideWhenUsed/>
-    <w:link w:val="Heading8Char"/>
     <w:qFormat/>
     <w:rsid w:val="34B7FA16"/>
+    <w:pPr>
+      <w:keepNext/>
+      <w:keepLines/>
+      <w:spacing w:after="0"/>
+      <w:outlineLvl w:val="7"/>
+    </w:pPr>
     <w:rPr>
-      <w:rFonts w:ascii="Aptos" w:hAnsi="Aptos" w:eastAsia="" w:cs="" w:asciiTheme="minorAscii" w:hAnsiTheme="minorAscii" w:eastAsiaTheme="majorEastAsia" w:cstheme="majorBidi"/>
-      <w:i w:val="1"/>
-      <w:iCs w:val="1"/>
-      <w:noProof w:val="0"/>
+      <w:rFonts w:eastAsiaTheme="majorEastAsia" w:cstheme="majorBidi"/>
+      <w:i/>
+      <w:iCs/>
       <w:color w:val="272727"/>
       <w:lang w:val="en-US"/>
     </w:rPr>
-    <w:pPr>
-      <w:keepNext w:val="1"/>
-      <w:keepLines w:val="1"/>
-      <w:spacing w:after="0"/>
-      <w:outlineLvl w:val="7"/>
-    </w:pPr>
   </w:style>
   <w:style w:type="paragraph" w:styleId="Heading9">
-    <w:uiPriority w:val="9"/>
     <w:name w:val="heading 9"/>
     <w:basedOn w:val="Normal"/>
     <w:next w:val="Normal"/>
+    <w:link w:val="Heading9Char"/>
+    <w:uiPriority w:val="9"/>
     <w:semiHidden/>
     <w:unhideWhenUsed/>
-    <w:link w:val="Heading9Char"/>
     <w:qFormat/>
     <w:rsid w:val="34B7FA16"/>
+    <w:pPr>
+      <w:keepNext/>
+      <w:keepLines/>
+      <w:spacing w:after="0"/>
+      <w:outlineLvl w:val="8"/>
+    </w:pPr>
     <w:rPr>
-      <w:rFonts w:ascii="Aptos" w:hAnsi="Aptos" w:eastAsia="" w:cs="" w:asciiTheme="minorAscii" w:hAnsiTheme="minorAscii" w:eastAsiaTheme="majorEastAsia" w:cstheme="majorBidi"/>
-      <w:noProof w:val="0"/>
+      <w:rFonts w:eastAsiaTheme="majorEastAsia" w:cstheme="majorBidi"/>
       <w:color w:val="272727"/>
       <w:lang w:val="en-US"/>
     </w:rPr>
-    <w:pPr>
-      <w:keepNext w:val="1"/>
-      <w:keepLines w:val="1"/>
-      <w:spacing w:after="0"/>
-      <w:outlineLvl w:val="8"/>
-    </w:pPr>
-  </w:style>
-  <w:style w:type="character" w:styleId="DefaultParagraphFont" w:default="1">
+  </w:style>
+  <w:style w:type="character" w:default="1" w:styleId="DefaultParagraphFont">
     <w:name w:val="Default Paragraph Font"/>
     <w:uiPriority w:val="1"/>
     <w:semiHidden/>
     <w:unhideWhenUsed/>
   </w:style>
-  <w:style w:type="table" w:styleId="TableNormal" w:default="1">
+  <w:style w:type="table" w:default="1" w:styleId="TableNormal">
     <w:name w:val="Normal Table"/>
     <w:uiPriority w:val="99"/>
     <w:semiHidden/>
@@ -2992,246 +3821,243 @@
       </w:tblCellMar>
     </w:tblPr>
   </w:style>
-  <w:style w:type="numbering" w:styleId="NoList" w:default="1">
+  <w:style w:type="numbering" w:default="1" w:styleId="NoList">
     <w:name w:val="No List"/>
     <w:uiPriority w:val="99"/>
     <w:semiHidden/>
     <w:unhideWhenUsed/>
   </w:style>
-  <w:style w:type="character" w:styleId="Heading1Char" w:customStyle="true">
-    <w:uiPriority w:val="9"/>
+  <w:style w:type="character" w:customStyle="1" w:styleId="Heading1Char">
     <w:name w:val="Heading 1 Char"/>
     <w:basedOn w:val="DefaultParagraphFont"/>
     <w:link w:val="Heading1"/>
+    <w:uiPriority w:val="9"/>
     <w:rsid w:val="34B7FA16"/>
     <w:rPr>
-      <w:rFonts w:ascii="Aptos Display" w:hAnsi="Aptos Display" w:eastAsia="" w:cs="" w:asciiTheme="majorAscii" w:hAnsiTheme="majorAscii" w:eastAsiaTheme="majorEastAsia" w:cstheme="majorBidi"/>
+      <w:rFonts w:asciiTheme="majorHAnsi" w:eastAsiaTheme="majorEastAsia" w:hAnsiTheme="majorHAnsi" w:cstheme="majorBidi"/>
       <w:noProof w:val="0"/>
-      <w:color w:val="0F4761" w:themeColor="accent1" w:themeTint="FF" w:themeShade="BF"/>
+      <w:color w:val="0F4761" w:themeColor="accent1" w:themeShade="BF"/>
       <w:sz w:val="40"/>
       <w:szCs w:val="40"/>
       <w:lang w:val="en-US"/>
     </w:rPr>
   </w:style>
-  <w:style w:type="character" w:styleId="Heading2Char" w:customStyle="true">
-    <w:uiPriority w:val="9"/>
+  <w:style w:type="character" w:customStyle="1" w:styleId="Heading2Char">
     <w:name w:val="Heading 2 Char"/>
     <w:basedOn w:val="DefaultParagraphFont"/>
+    <w:link w:val="Heading2"/>
+    <w:uiPriority w:val="9"/>
     <w:semiHidden/>
-    <w:link w:val="Heading2"/>
     <w:rsid w:val="34B7FA16"/>
     <w:rPr>
-      <w:rFonts w:ascii="Aptos Display" w:hAnsi="Aptos Display" w:eastAsia="" w:cs="" w:asciiTheme="majorAscii" w:hAnsiTheme="majorAscii" w:eastAsiaTheme="majorEastAsia" w:cstheme="majorBidi"/>
+      <w:rFonts w:asciiTheme="majorHAnsi" w:eastAsiaTheme="majorEastAsia" w:hAnsiTheme="majorHAnsi" w:cstheme="majorBidi"/>
       <w:noProof w:val="0"/>
-      <w:color w:val="0F4761" w:themeColor="accent1" w:themeTint="FF" w:themeShade="BF"/>
+      <w:color w:val="0F4761" w:themeColor="accent1" w:themeShade="BF"/>
       <w:sz w:val="32"/>
       <w:szCs w:val="32"/>
       <w:lang w:val="en-US"/>
     </w:rPr>
   </w:style>
-  <w:style w:type="character" w:styleId="Heading3Char" w:customStyle="true">
-    <w:uiPriority w:val="9"/>
+  <w:style w:type="character" w:customStyle="1" w:styleId="Heading3Char">
     <w:name w:val="Heading 3 Char"/>
     <w:basedOn w:val="DefaultParagraphFont"/>
+    <w:link w:val="Heading3"/>
+    <w:uiPriority w:val="9"/>
     <w:semiHidden/>
-    <w:link w:val="Heading3"/>
     <w:rsid w:val="34B7FA16"/>
     <w:rPr>
-      <w:rFonts w:ascii="Aptos" w:hAnsi="Aptos" w:eastAsia="" w:cs="" w:asciiTheme="minorAscii" w:hAnsiTheme="minorAscii" w:eastAsiaTheme="majorEastAsia" w:cstheme="majorBidi"/>
+      <w:rFonts w:asciiTheme="minorHAnsi" w:eastAsiaTheme="majorEastAsia" w:hAnsiTheme="minorHAnsi" w:cstheme="majorBidi"/>
       <w:noProof w:val="0"/>
-      <w:color w:val="0F4761" w:themeColor="accent1" w:themeTint="FF" w:themeShade="BF"/>
+      <w:color w:val="0F4761" w:themeColor="accent1" w:themeShade="BF"/>
       <w:sz w:val="28"/>
       <w:szCs w:val="28"/>
       <w:lang w:val="en-US"/>
     </w:rPr>
   </w:style>
-  <w:style w:type="character" w:styleId="Heading4Char" w:customStyle="true">
-    <w:uiPriority w:val="9"/>
+  <w:style w:type="character" w:customStyle="1" w:styleId="Heading4Char">
     <w:name w:val="Heading 4 Char"/>
     <w:basedOn w:val="DefaultParagraphFont"/>
+    <w:link w:val="Heading4"/>
+    <w:uiPriority w:val="9"/>
     <w:semiHidden/>
-    <w:link w:val="Heading4"/>
     <w:rsid w:val="34B7FA16"/>
     <w:rPr>
-      <w:rFonts w:ascii="Aptos" w:hAnsi="Aptos" w:eastAsia="" w:cs="" w:asciiTheme="minorAscii" w:hAnsiTheme="minorAscii" w:eastAsiaTheme="majorEastAsia" w:cstheme="majorBidi"/>
-      <w:i w:val="1"/>
-      <w:iCs w:val="1"/>
+      <w:rFonts w:asciiTheme="minorHAnsi" w:eastAsiaTheme="majorEastAsia" w:hAnsiTheme="minorHAnsi" w:cstheme="majorBidi"/>
+      <w:i/>
+      <w:iCs/>
       <w:noProof w:val="0"/>
-      <w:color w:val="0F4761" w:themeColor="accent1" w:themeTint="FF" w:themeShade="BF"/>
+      <w:color w:val="0F4761" w:themeColor="accent1" w:themeShade="BF"/>
       <w:lang w:val="en-US"/>
     </w:rPr>
   </w:style>
-  <w:style w:type="character" w:styleId="Heading5Char" w:customStyle="true">
-    <w:uiPriority w:val="9"/>
+  <w:style w:type="character" w:customStyle="1" w:styleId="Heading5Char">
     <w:name w:val="Heading 5 Char"/>
     <w:basedOn w:val="DefaultParagraphFont"/>
+    <w:link w:val="Heading5"/>
+    <w:uiPriority w:val="9"/>
     <w:semiHidden/>
-    <w:link w:val="Heading5"/>
     <w:rsid w:val="34B7FA16"/>
     <w:rPr>
-      <w:rFonts w:ascii="Aptos" w:hAnsi="Aptos" w:eastAsia="" w:cs="" w:asciiTheme="minorAscii" w:hAnsiTheme="minorAscii" w:eastAsiaTheme="majorEastAsia" w:cstheme="majorBidi"/>
+      <w:rFonts w:asciiTheme="minorHAnsi" w:eastAsiaTheme="majorEastAsia" w:hAnsiTheme="minorHAnsi" w:cstheme="majorBidi"/>
       <w:noProof w:val="0"/>
-      <w:color w:val="0F4761" w:themeColor="accent1" w:themeTint="FF" w:themeShade="BF"/>
+      <w:color w:val="0F4761" w:themeColor="accent1" w:themeShade="BF"/>
       <w:lang w:val="en-US"/>
     </w:rPr>
   </w:style>
-  <w:style w:type="character" w:styleId="Heading6Char" w:customStyle="true">
-    <w:uiPriority w:val="9"/>
+  <w:style w:type="character" w:customStyle="1" w:styleId="Heading6Char">
     <w:name w:val="Heading 6 Char"/>
     <w:basedOn w:val="DefaultParagraphFont"/>
+    <w:link w:val="Heading6"/>
+    <w:uiPriority w:val="9"/>
     <w:semiHidden/>
-    <w:link w:val="Heading6"/>
     <w:rsid w:val="34B7FA16"/>
     <w:rPr>
-      <w:rFonts w:ascii="Aptos" w:hAnsi="Aptos" w:eastAsia="" w:cs="" w:asciiTheme="minorAscii" w:hAnsiTheme="minorAscii" w:eastAsiaTheme="majorEastAsia" w:cstheme="majorBidi"/>
-      <w:i w:val="1"/>
-      <w:iCs w:val="1"/>
+      <w:rFonts w:asciiTheme="minorHAnsi" w:eastAsiaTheme="majorEastAsia" w:hAnsiTheme="minorHAnsi" w:cstheme="majorBidi"/>
+      <w:i/>
+      <w:iCs/>
       <w:noProof w:val="0"/>
-      <w:color w:val="595959" w:themeColor="text1" w:themeTint="A6" w:themeShade="FF"/>
+      <w:color w:val="595959" w:themeColor="text1" w:themeTint="A6"/>
       <w:lang w:val="en-US"/>
     </w:rPr>
   </w:style>
-  <w:style w:type="character" w:styleId="Heading7Char" w:customStyle="true">
-    <w:uiPriority w:val="9"/>
+  <w:style w:type="character" w:customStyle="1" w:styleId="Heading7Char">
     <w:name w:val="Heading 7 Char"/>
     <w:basedOn w:val="DefaultParagraphFont"/>
+    <w:link w:val="Heading7"/>
+    <w:uiPriority w:val="9"/>
     <w:semiHidden/>
-    <w:link w:val="Heading7"/>
     <w:rsid w:val="34B7FA16"/>
     <w:rPr>
-      <w:rFonts w:ascii="Aptos" w:hAnsi="Aptos" w:eastAsia="" w:cs="" w:asciiTheme="minorAscii" w:hAnsiTheme="minorAscii" w:eastAsiaTheme="majorEastAsia" w:cstheme="majorBidi"/>
+      <w:rFonts w:asciiTheme="minorHAnsi" w:eastAsiaTheme="majorEastAsia" w:hAnsiTheme="minorHAnsi" w:cstheme="majorBidi"/>
       <w:noProof w:val="0"/>
-      <w:color w:val="595959" w:themeColor="text1" w:themeTint="A6" w:themeShade="FF"/>
+      <w:color w:val="595959" w:themeColor="text1" w:themeTint="A6"/>
       <w:lang w:val="en-US"/>
     </w:rPr>
   </w:style>
-  <w:style w:type="character" w:styleId="Heading8Char" w:customStyle="true">
-    <w:uiPriority w:val="9"/>
+  <w:style w:type="character" w:customStyle="1" w:styleId="Heading8Char">
     <w:name w:val="Heading 8 Char"/>
     <w:basedOn w:val="DefaultParagraphFont"/>
+    <w:link w:val="Heading8"/>
+    <w:uiPriority w:val="9"/>
     <w:semiHidden/>
-    <w:link w:val="Heading8"/>
     <w:rsid w:val="34B7FA16"/>
     <w:rPr>
-      <w:rFonts w:ascii="Aptos" w:hAnsi="Aptos" w:eastAsia="" w:cs="" w:asciiTheme="minorAscii" w:hAnsiTheme="minorAscii" w:eastAsiaTheme="majorEastAsia" w:cstheme="majorBidi"/>
-      <w:i w:val="1"/>
-      <w:iCs w:val="1"/>
+      <w:rFonts w:asciiTheme="minorHAnsi" w:eastAsiaTheme="majorEastAsia" w:hAnsiTheme="minorHAnsi" w:cstheme="majorBidi"/>
+      <w:i/>
+      <w:iCs/>
       <w:noProof w:val="0"/>
       <w:color w:val="272727"/>
       <w:lang w:val="en-US"/>
     </w:rPr>
   </w:style>
-  <w:style w:type="character" w:styleId="Heading9Char" w:customStyle="true">
-    <w:uiPriority w:val="9"/>
+  <w:style w:type="character" w:customStyle="1" w:styleId="Heading9Char">
     <w:name w:val="Heading 9 Char"/>
     <w:basedOn w:val="DefaultParagraphFont"/>
+    <w:link w:val="Heading9"/>
+    <w:uiPriority w:val="9"/>
     <w:semiHidden/>
-    <w:link w:val="Heading9"/>
     <w:rsid w:val="34B7FA16"/>
     <w:rPr>
-      <w:rFonts w:ascii="Aptos" w:hAnsi="Aptos" w:eastAsia="" w:cs="" w:asciiTheme="minorAscii" w:hAnsiTheme="minorAscii" w:eastAsiaTheme="majorEastAsia" w:cstheme="majorBidi"/>
+      <w:rFonts w:asciiTheme="minorHAnsi" w:eastAsiaTheme="majorEastAsia" w:hAnsiTheme="minorHAnsi" w:cstheme="majorBidi"/>
       <w:noProof w:val="0"/>
       <w:color w:val="272727"/>
       <w:lang w:val="en-US"/>
     </w:rPr>
   </w:style>
   <w:style w:type="paragraph" w:styleId="Title">
-    <w:uiPriority w:val="10"/>
     <w:name w:val="Title"/>
     <w:basedOn w:val="Normal"/>
     <w:next w:val="Normal"/>
     <w:link w:val="TitleChar"/>
+    <w:uiPriority w:val="10"/>
     <w:qFormat/>
     <w:rsid w:val="34B7FA16"/>
+    <w:pPr>
+      <w:spacing w:after="80"/>
+      <w:contextualSpacing/>
+    </w:pPr>
     <w:rPr>
-      <w:rFonts w:ascii="Aptos Display" w:hAnsi="Aptos Display" w:eastAsia="" w:cs="" w:asciiTheme="majorAscii" w:hAnsiTheme="majorAscii" w:eastAsiaTheme="majorEastAsia" w:cstheme="majorBidi"/>
+      <w:rFonts w:asciiTheme="majorHAnsi" w:eastAsiaTheme="majorEastAsia" w:hAnsiTheme="majorHAnsi" w:cstheme="majorBidi"/>
+      <w:sz w:val="56"/>
+      <w:szCs w:val="56"/>
+      <w:lang w:val="en-US"/>
+    </w:rPr>
+  </w:style>
+  <w:style w:type="character" w:customStyle="1" w:styleId="TitleChar">
+    <w:name w:val="Title Char"/>
+    <w:basedOn w:val="DefaultParagraphFont"/>
+    <w:link w:val="Title"/>
+    <w:uiPriority w:val="10"/>
+    <w:rsid w:val="34B7FA16"/>
+    <w:rPr>
+      <w:rFonts w:asciiTheme="majorHAnsi" w:eastAsiaTheme="majorEastAsia" w:hAnsiTheme="majorHAnsi" w:cstheme="majorBidi"/>
       <w:noProof w:val="0"/>
       <w:sz w:val="56"/>
       <w:szCs w:val="56"/>
       <w:lang w:val="en-US"/>
     </w:rPr>
-    <w:pPr>
-      <w:spacing w:after="80"/>
-      <w:contextualSpacing/>
-    </w:pPr>
-  </w:style>
-  <w:style w:type="character" w:styleId="TitleChar" w:customStyle="true">
-    <w:uiPriority w:val="10"/>
-    <w:name w:val="Title Char"/>
-    <w:basedOn w:val="DefaultParagraphFont"/>
-    <w:link w:val="Title"/>
-    <w:rsid w:val="34B7FA16"/>
-    <w:rPr>
-      <w:rFonts w:ascii="Aptos Display" w:hAnsi="Aptos Display" w:eastAsia="" w:cs="" w:asciiTheme="majorAscii" w:hAnsiTheme="majorAscii" w:eastAsiaTheme="majorEastAsia" w:cstheme="majorBidi"/>
-      <w:noProof w:val="0"/>
-      <w:sz w:val="56"/>
-      <w:szCs w:val="56"/>
-      <w:lang w:val="en-US"/>
-    </w:rPr>
   </w:style>
   <w:style w:type="paragraph" w:styleId="Subtitle">
-    <w:uiPriority w:val="11"/>
     <w:name w:val="Subtitle"/>
     <w:basedOn w:val="Normal"/>
     <w:next w:val="Normal"/>
     <w:link w:val="SubtitleChar"/>
+    <w:uiPriority w:val="11"/>
     <w:qFormat/>
     <w:rsid w:val="34B7FA16"/>
     <w:rPr>
-      <w:rFonts w:ascii="Aptos" w:hAnsi="Aptos" w:eastAsia="" w:cs="" w:asciiTheme="minorAscii" w:hAnsiTheme="minorAscii" w:eastAsiaTheme="majorEastAsia" w:cstheme="majorBidi"/>
-      <w:noProof w:val="0"/>
-      <w:color w:val="595959" w:themeColor="text1" w:themeTint="A6" w:themeShade="FF"/>
+      <w:rFonts w:eastAsiaTheme="majorEastAsia" w:cstheme="majorBidi"/>
+      <w:color w:val="595959" w:themeColor="text1" w:themeTint="A6"/>
       <w:sz w:val="28"/>
       <w:szCs w:val="28"/>
       <w:lang w:val="en-US"/>
     </w:rPr>
   </w:style>
-  <w:style w:type="character" w:styleId="SubtitleChar" w:customStyle="true">
-    <w:uiPriority w:val="11"/>
+  <w:style w:type="character" w:customStyle="1" w:styleId="SubtitleChar">
     <w:name w:val="Subtitle Char"/>
     <w:basedOn w:val="DefaultParagraphFont"/>
     <w:link w:val="Subtitle"/>
+    <w:uiPriority w:val="11"/>
     <w:rsid w:val="34B7FA16"/>
     <w:rPr>
-      <w:rFonts w:ascii="Aptos" w:hAnsi="Aptos" w:eastAsia="" w:cs="" w:asciiTheme="minorAscii" w:hAnsiTheme="minorAscii" w:eastAsiaTheme="majorEastAsia" w:cstheme="majorBidi"/>
+      <w:rFonts w:asciiTheme="minorHAnsi" w:eastAsiaTheme="majorEastAsia" w:hAnsiTheme="minorHAnsi" w:cstheme="majorBidi"/>
       <w:noProof w:val="0"/>
-      <w:color w:val="595959" w:themeColor="text1" w:themeTint="A6" w:themeShade="FF"/>
+      <w:color w:val="595959" w:themeColor="text1" w:themeTint="A6"/>
       <w:sz w:val="28"/>
       <w:szCs w:val="28"/>
       <w:lang w:val="en-US"/>
     </w:rPr>
   </w:style>
   <w:style w:type="paragraph" w:styleId="Quote">
-    <w:uiPriority w:val="29"/>
     <w:name w:val="Quote"/>
     <w:basedOn w:val="Normal"/>
     <w:next w:val="Normal"/>
     <w:link w:val="QuoteChar"/>
+    <w:uiPriority w:val="29"/>
     <w:qFormat/>
     <w:rsid w:val="34B7FA16"/>
-    <w:rPr>
-      <w:i w:val="1"/>
-      <w:iCs w:val="1"/>
-      <w:noProof w:val="0"/>
-      <w:color w:val="404040" w:themeColor="text1" w:themeTint="BF" w:themeShade="FF"/>
-      <w:lang w:val="en-US"/>
-    </w:rPr>
     <w:pPr>
       <w:spacing w:before="160"/>
       <w:jc w:val="center"/>
     </w:pPr>
-  </w:style>
-  <w:style w:type="character" w:styleId="QuoteChar" w:customStyle="true">
-    <w:uiPriority w:val="29"/>
+    <w:rPr>
+      <w:i/>
+      <w:iCs/>
+      <w:color w:val="404040" w:themeColor="text1" w:themeTint="BF"/>
+      <w:lang w:val="en-US"/>
+    </w:rPr>
+  </w:style>
+  <w:style w:type="character" w:customStyle="1" w:styleId="QuoteChar">
     <w:name w:val="Quote Char"/>
     <w:basedOn w:val="DefaultParagraphFont"/>
     <w:link w:val="Quote"/>
+    <w:uiPriority w:val="29"/>
     <w:rsid w:val="34B7FA16"/>
     <w:rPr>
-      <w:i w:val="1"/>
-      <w:iCs w:val="1"/>
+      <w:i/>
+      <w:iCs/>
       <w:noProof w:val="0"/>
-      <w:color w:val="404040" w:themeColor="text1" w:themeTint="BF" w:themeShade="FF"/>
+      <w:color w:val="404040" w:themeColor="text1" w:themeTint="BF"/>
       <w:lang w:val="en-US"/>
     </w:rPr>
   </w:style>
@@ -3259,37 +4085,36 @@
     </w:rPr>
   </w:style>
   <w:style w:type="paragraph" w:styleId="IntenseQuote">
-    <w:uiPriority w:val="30"/>
     <w:name w:val="Intense Quote"/>
     <w:basedOn w:val="Normal"/>
     <w:next w:val="Normal"/>
     <w:link w:val="IntenseQuoteChar"/>
+    <w:uiPriority w:val="30"/>
     <w:qFormat/>
     <w:rsid w:val="34B7FA16"/>
-    <w:rPr>
-      <w:i w:val="1"/>
-      <w:iCs w:val="1"/>
-      <w:noProof w:val="0"/>
-      <w:color w:val="0F4761" w:themeColor="accent1" w:themeTint="FF" w:themeShade="BF"/>
-      <w:lang w:val="en-US"/>
-    </w:rPr>
     <w:pPr>
       <w:spacing w:before="360" w:after="360"/>
       <w:ind w:left="864" w:right="864"/>
       <w:jc w:val="center"/>
     </w:pPr>
-  </w:style>
-  <w:style w:type="character" w:styleId="IntenseQuoteChar" w:customStyle="true">
-    <w:uiPriority w:val="30"/>
+    <w:rPr>
+      <w:i/>
+      <w:iCs/>
+      <w:color w:val="0F4761" w:themeColor="accent1" w:themeShade="BF"/>
+      <w:lang w:val="en-US"/>
+    </w:rPr>
+  </w:style>
+  <w:style w:type="character" w:customStyle="1" w:styleId="IntenseQuoteChar">
     <w:name w:val="Intense Quote Char"/>
     <w:basedOn w:val="DefaultParagraphFont"/>
     <w:link w:val="IntenseQuote"/>
+    <w:uiPriority w:val="30"/>
     <w:rsid w:val="34B7FA16"/>
     <w:rPr>
-      <w:i w:val="1"/>
-      <w:iCs w:val="1"/>
+      <w:i/>
+      <w:iCs/>
       <w:noProof w:val="0"/>
-      <w:color w:val="0F4761" w:themeColor="accent1" w:themeTint="FF" w:themeShade="BF"/>
+      <w:color w:val="0F4761" w:themeColor="accent1" w:themeShade="BF"/>
       <w:lang w:val="en-US"/>
     </w:rPr>
   </w:style>
@@ -3308,59 +4133,57 @@
     </w:rPr>
   </w:style>
   <w:style w:type="paragraph" w:styleId="Header">
-    <w:uiPriority w:val="99"/>
     <w:name w:val="header"/>
     <w:basedOn w:val="Normal"/>
+    <w:link w:val="HeaderChar"/>
+    <w:uiPriority w:val="99"/>
     <w:unhideWhenUsed/>
-    <w:link w:val="HeaderChar"/>
+    <w:rsid w:val="34B7FA16"/>
+    <w:pPr>
+      <w:tabs>
+        <w:tab w:val="center" w:pos="4513"/>
+        <w:tab w:val="right" w:pos="9026"/>
+      </w:tabs>
+      <w:spacing w:after="0"/>
+    </w:pPr>
+    <w:rPr>
+      <w:lang w:val="en-US"/>
+    </w:rPr>
+  </w:style>
+  <w:style w:type="character" w:customStyle="1" w:styleId="HeaderChar">
+    <w:name w:val="Header Char"/>
+    <w:basedOn w:val="DefaultParagraphFont"/>
+    <w:link w:val="Header"/>
+    <w:uiPriority w:val="99"/>
     <w:rsid w:val="34B7FA16"/>
     <w:rPr>
       <w:noProof w:val="0"/>
       <w:lang w:val="en-US"/>
     </w:rPr>
+  </w:style>
+  <w:style w:type="paragraph" w:styleId="Footer">
+    <w:name w:val="footer"/>
+    <w:basedOn w:val="Normal"/>
+    <w:link w:val="FooterChar"/>
+    <w:uiPriority w:val="99"/>
+    <w:unhideWhenUsed/>
+    <w:rsid w:val="34B7FA16"/>
     <w:pPr>
       <w:tabs>
-        <w:tab w:val="center" w:leader="none" w:pos="4513"/>
-        <w:tab w:val="right" w:leader="none" w:pos="9026"/>
+        <w:tab w:val="center" w:pos="4513"/>
+        <w:tab w:val="right" w:pos="9026"/>
       </w:tabs>
       <w:spacing w:after="0"/>
     </w:pPr>
-  </w:style>
-  <w:style w:type="character" w:styleId="HeaderChar" w:customStyle="true">
-    <w:uiPriority w:val="99"/>
-    <w:name w:val="Header Char"/>
-    <w:basedOn w:val="DefaultParagraphFont"/>
-    <w:link w:val="Header"/>
-    <w:rsid w:val="34B7FA16"/>
     <w:rPr>
-      <w:noProof w:val="0"/>
       <w:lang w:val="en-US"/>
     </w:rPr>
   </w:style>
-  <w:style w:type="paragraph" w:styleId="Footer">
-    <w:uiPriority w:val="99"/>
-    <w:name w:val="footer"/>
-    <w:basedOn w:val="Normal"/>
-    <w:unhideWhenUsed/>
-    <w:link w:val="FooterChar"/>
-    <w:rsid w:val="34B7FA16"/>
-    <w:rPr>
-      <w:noProof w:val="0"/>
-      <w:lang w:val="en-US"/>
-    </w:rPr>
-    <w:pPr>
-      <w:tabs>
-        <w:tab w:val="center" w:leader="none" w:pos="4513"/>
-        <w:tab w:val="right" w:leader="none" w:pos="9026"/>
-      </w:tabs>
-      <w:spacing w:after="0"/>
-    </w:pPr>
-  </w:style>
-  <w:style w:type="character" w:styleId="FooterChar" w:customStyle="true">
-    <w:uiPriority w:val="99"/>
+  <w:style w:type="character" w:customStyle="1" w:styleId="FooterChar">
     <w:name w:val="Footer Char"/>
     <w:basedOn w:val="DefaultParagraphFont"/>
     <w:link w:val="Footer"/>
+    <w:uiPriority w:val="99"/>
     <w:rsid w:val="34B7FA16"/>
     <w:rPr>
       <w:noProof w:val="0"/>
@@ -3377,165 +4200,172 @@
     </w:pPr>
     <w:tblPr>
       <w:tblBorders>
-        <w:top w:val="single" w:color="auto" w:sz="4" w:space="0"/>
-        <w:left w:val="single" w:color="auto" w:sz="4" w:space="0"/>
-        <w:bottom w:val="single" w:color="auto" w:sz="4" w:space="0"/>
-        <w:right w:val="single" w:color="auto" w:sz="4" w:space="0"/>
-        <w:insideH w:val="single" w:color="auto" w:sz="4" w:space="0"/>
-        <w:insideV w:val="single" w:color="auto" w:sz="4" w:space="0"/>
+        <w:top w:val="single" w:sz="4" w:space="0" w:color="auto"/>
+        <w:left w:val="single" w:sz="4" w:space="0" w:color="auto"/>
+        <w:bottom w:val="single" w:sz="4" w:space="0" w:color="auto"/>
+        <w:right w:val="single" w:sz="4" w:space="0" w:color="auto"/>
+        <w:insideH w:val="single" w:sz="4" w:space="0" w:color="auto"/>
+        <w:insideV w:val="single" w:sz="4" w:space="0" w:color="auto"/>
       </w:tblBorders>
     </w:tblPr>
   </w:style>
   <w:style w:type="paragraph" w:styleId="TOC1">
-    <w:uiPriority w:val="39"/>
     <w:name w:val="toc 1"/>
     <w:basedOn w:val="Normal"/>
     <w:next w:val="Normal"/>
+    <w:uiPriority w:val="39"/>
     <w:unhideWhenUsed/>
     <w:rsid w:val="34B7FA16"/>
-    <w:rPr>
-      <w:noProof w:val="0"/>
-      <w:lang w:val="en-US"/>
-    </w:rPr>
     <w:pPr>
       <w:spacing w:after="100"/>
     </w:pPr>
+    <w:rPr>
+      <w:lang w:val="en-US"/>
+    </w:rPr>
   </w:style>
   <w:style w:type="paragraph" w:styleId="TOC2">
-    <w:uiPriority w:val="39"/>
     <w:name w:val="toc 2"/>
     <w:basedOn w:val="Normal"/>
     <w:next w:val="Normal"/>
+    <w:uiPriority w:val="39"/>
     <w:unhideWhenUsed/>
     <w:rsid w:val="34B7FA16"/>
-    <w:rPr>
-      <w:noProof w:val="0"/>
-      <w:lang w:val="en-US"/>
-    </w:rPr>
     <w:pPr>
       <w:spacing w:after="100"/>
       <w:ind w:left="220"/>
     </w:pPr>
+    <w:rPr>
+      <w:lang w:val="en-US"/>
+    </w:rPr>
   </w:style>
   <w:style w:type="paragraph" w:styleId="TOC3">
-    <w:uiPriority w:val="39"/>
     <w:name w:val="toc 3"/>
     <w:basedOn w:val="Normal"/>
     <w:next w:val="Normal"/>
+    <w:uiPriority w:val="39"/>
     <w:unhideWhenUsed/>
     <w:rsid w:val="34B7FA16"/>
-    <w:rPr>
-      <w:noProof w:val="0"/>
-      <w:lang w:val="en-US"/>
-    </w:rPr>
     <w:pPr>
       <w:spacing w:after="100"/>
       <w:ind w:left="440"/>
     </w:pPr>
+    <w:rPr>
+      <w:lang w:val="en-US"/>
+    </w:rPr>
   </w:style>
   <w:style w:type="paragraph" w:styleId="TOC4">
-    <w:uiPriority w:val="39"/>
     <w:name w:val="toc 4"/>
     <w:basedOn w:val="Normal"/>
     <w:next w:val="Normal"/>
+    <w:uiPriority w:val="39"/>
     <w:unhideWhenUsed/>
     <w:rsid w:val="34B7FA16"/>
-    <w:rPr>
-      <w:noProof w:val="0"/>
-      <w:lang w:val="en-US"/>
-    </w:rPr>
     <w:pPr>
       <w:spacing w:after="100"/>
       <w:ind w:left="660"/>
     </w:pPr>
+    <w:rPr>
+      <w:lang w:val="en-US"/>
+    </w:rPr>
   </w:style>
   <w:style w:type="paragraph" w:styleId="TOC5">
-    <w:uiPriority w:val="39"/>
     <w:name w:val="toc 5"/>
     <w:basedOn w:val="Normal"/>
     <w:next w:val="Normal"/>
+    <w:uiPriority w:val="39"/>
     <w:unhideWhenUsed/>
     <w:rsid w:val="34B7FA16"/>
-    <w:rPr>
-      <w:noProof w:val="0"/>
-      <w:lang w:val="en-US"/>
-    </w:rPr>
     <w:pPr>
       <w:spacing w:after="100"/>
       <w:ind w:left="880"/>
     </w:pPr>
+    <w:rPr>
+      <w:lang w:val="en-US"/>
+    </w:rPr>
   </w:style>
   <w:style w:type="paragraph" w:styleId="TOC6">
-    <w:uiPriority w:val="39"/>
     <w:name w:val="toc 6"/>
     <w:basedOn w:val="Normal"/>
     <w:next w:val="Normal"/>
+    <w:uiPriority w:val="39"/>
     <w:unhideWhenUsed/>
     <w:rsid w:val="34B7FA16"/>
-    <w:rPr>
-      <w:noProof w:val="0"/>
-      <w:lang w:val="en-US"/>
-    </w:rPr>
     <w:pPr>
       <w:spacing w:after="100"/>
       <w:ind w:left="1100"/>
     </w:pPr>
+    <w:rPr>
+      <w:lang w:val="en-US"/>
+    </w:rPr>
   </w:style>
   <w:style w:type="paragraph" w:styleId="TOC7">
-    <w:uiPriority w:val="39"/>
     <w:name w:val="toc 7"/>
     <w:basedOn w:val="Normal"/>
     <w:next w:val="Normal"/>
+    <w:uiPriority w:val="39"/>
     <w:unhideWhenUsed/>
     <w:rsid w:val="34B7FA16"/>
-    <w:rPr>
-      <w:noProof w:val="0"/>
-      <w:lang w:val="en-US"/>
-    </w:rPr>
     <w:pPr>
       <w:spacing w:after="100"/>
       <w:ind w:left="1320"/>
     </w:pPr>
+    <w:rPr>
+      <w:lang w:val="en-US"/>
+    </w:rPr>
   </w:style>
   <w:style w:type="paragraph" w:styleId="TOC8">
-    <w:uiPriority w:val="39"/>
     <w:name w:val="toc 8"/>
     <w:basedOn w:val="Normal"/>
     <w:next w:val="Normal"/>
+    <w:uiPriority w:val="39"/>
     <w:unhideWhenUsed/>
     <w:rsid w:val="34B7FA16"/>
-    <w:rPr>
-      <w:noProof w:val="0"/>
-      <w:lang w:val="en-US"/>
-    </w:rPr>
     <w:pPr>
       <w:spacing w:after="100"/>
       <w:ind w:left="1540"/>
     </w:pPr>
+    <w:rPr>
+      <w:lang w:val="en-US"/>
+    </w:rPr>
   </w:style>
   <w:style w:type="paragraph" w:styleId="TOC9">
-    <w:uiPriority w:val="39"/>
     <w:name w:val="toc 9"/>
     <w:basedOn w:val="Normal"/>
     <w:next w:val="Normal"/>
+    <w:uiPriority w:val="39"/>
     <w:unhideWhenUsed/>
     <w:rsid w:val="34B7FA16"/>
-    <w:rPr>
-      <w:noProof w:val="0"/>
-      <w:lang w:val="en-US"/>
-    </w:rPr>
     <w:pPr>
       <w:spacing w:after="100"/>
       <w:ind w:left="1760"/>
     </w:pPr>
+    <w:rPr>
+      <w:lang w:val="en-US"/>
+    </w:rPr>
   </w:style>
   <w:style w:type="paragraph" w:styleId="EndnoteText">
-    <w:uiPriority w:val="99"/>
     <w:name w:val="endnote text"/>
     <w:basedOn w:val="Normal"/>
+    <w:link w:val="EndnoteTextChar"/>
+    <w:uiPriority w:val="99"/>
     <w:semiHidden/>
     <w:unhideWhenUsed/>
-    <w:link w:val="EndnoteTextChar"/>
+    <w:rsid w:val="34B7FA16"/>
+    <w:pPr>
+      <w:spacing w:after="0"/>
+    </w:pPr>
+    <w:rPr>
+      <w:sz w:val="20"/>
+      <w:szCs w:val="20"/>
+      <w:lang w:val="en-US"/>
+    </w:rPr>
+  </w:style>
+  <w:style w:type="character" w:customStyle="1" w:styleId="EndnoteTextChar">
+    <w:name w:val="Endnote Text Char"/>
+    <w:basedOn w:val="DefaultParagraphFont"/>
+    <w:link w:val="EndnoteText"/>
+    <w:uiPriority w:val="99"/>
+    <w:semiHidden/>
     <w:rsid w:val="34B7FA16"/>
     <w:rPr>
       <w:noProof w:val="0"/>
@@ -3543,48 +4373,30 @@
       <w:szCs w:val="20"/>
       <w:lang w:val="en-US"/>
     </w:rPr>
+  </w:style>
+  <w:style w:type="paragraph" w:styleId="FootnoteText">
+    <w:name w:val="footnote text"/>
+    <w:basedOn w:val="Normal"/>
+    <w:link w:val="FootnoteTextChar"/>
+    <w:uiPriority w:val="99"/>
+    <w:semiHidden/>
+    <w:unhideWhenUsed/>
+    <w:rsid w:val="34B7FA16"/>
     <w:pPr>
       <w:spacing w:after="0"/>
     </w:pPr>
-  </w:style>
-  <w:style w:type="character" w:styleId="EndnoteTextChar" w:customStyle="true">
-    <w:uiPriority w:val="99"/>
-    <w:name w:val="Endnote Text Char"/>
-    <w:basedOn w:val="DefaultParagraphFont"/>
-    <w:semiHidden/>
-    <w:link w:val="EndnoteText"/>
-    <w:rsid w:val="34B7FA16"/>
     <w:rPr>
-      <w:noProof w:val="0"/>
       <w:sz w:val="20"/>
       <w:szCs w:val="20"/>
       <w:lang w:val="en-US"/>
     </w:rPr>
   </w:style>
-  <w:style w:type="paragraph" w:styleId="FootnoteText">
-    <w:uiPriority w:val="99"/>
-    <w:name w:val="footnote text"/>
-    <w:basedOn w:val="Normal"/>
-    <w:semiHidden/>
-    <w:unhideWhenUsed/>
-    <w:link w:val="FootnoteTextChar"/>
-    <w:rsid w:val="34B7FA16"/>
-    <w:rPr>
-      <w:noProof w:val="0"/>
-      <w:sz w:val="20"/>
-      <w:szCs w:val="20"/>
-      <w:lang w:val="en-US"/>
-    </w:rPr>
-    <w:pPr>
-      <w:spacing w:after="0"/>
-    </w:pPr>
-  </w:style>
-  <w:style w:type="character" w:styleId="FootnoteTextChar" w:customStyle="true">
-    <w:uiPriority w:val="99"/>
+  <w:style w:type="character" w:customStyle="1" w:styleId="FootnoteTextChar">
     <w:name w:val="Footnote Text Char"/>
     <w:basedOn w:val="DefaultParagraphFont"/>
+    <w:link w:val="FootnoteText"/>
+    <w:uiPriority w:val="99"/>
     <w:semiHidden/>
-    <w:link w:val="FootnoteText"/>
     <w:rsid w:val="34B7FA16"/>
     <w:rPr>
       <w:noProof w:val="0"/>
